--- a/Tutorial 2 Exploring with MNIST.docx
+++ b/Tutorial 2 Exploring with MNIST.docx
@@ -12,6 +12,8 @@
           <w:i w:val="0"/>
         </w:rPr>
       </w:pPr>
+      <w:bookmarkStart w:id="0" w:name="_GoBack"/>
+      <w:bookmarkEnd w:id="0"/>
       <w:r>
         <w:rPr>
           <w:rStyle w:val="BookTitle"/>
@@ -19,25 +21,7 @@
           <w:b/>
           <w:i w:val="0"/>
         </w:rPr>
-        <w:t xml:space="preserve">Tutorial </w:t>
-      </w:r>
-      <w:r>
-        <w:rPr>
-          <w:rStyle w:val="BookTitle"/>
-          <w:rFonts w:ascii="Helvetica" w:hAnsi="Helvetica" w:cs="Helvetica"/>
-          <w:b/>
-          <w:i w:val="0"/>
-        </w:rPr>
-        <w:t>2</w:t>
-      </w:r>
-      <w:r>
-        <w:rPr>
-          <w:rStyle w:val="BookTitle"/>
-          <w:rFonts w:ascii="Helvetica" w:hAnsi="Helvetica" w:cs="Helvetica"/>
-          <w:b/>
-          <w:i w:val="0"/>
-        </w:rPr>
-        <w:t xml:space="preserve"> </w:t>
+        <w:t xml:space="preserve">Tutorial 2 </w:t>
       </w:r>
       <w:r>
         <w:rPr>
@@ -68,11 +52,6 @@
       </w:r>
     </w:p>
     <w:p>
-      <w:pPr>
-        <w:rPr>
-          <w:rFonts w:hint="eastAsia"/>
-        </w:rPr>
-      </w:pPr>
       <w:r>
         <w:rPr>
           <w:rFonts w:ascii="Arial" w:hAnsi="Arial" w:cs="Arial"/>
@@ -128,7 +107,7 @@
                     </pic:cNvPicPr>
                   </pic:nvPicPr>
                   <pic:blipFill>
-                    <a:blip r:embed="rId4">
+                    <a:blip r:embed="rId6">
                       <a:extLst>
                         <a:ext uri="{28A0092B-C50C-407E-A947-70E740481C1C}">
                           <a14:useLocalDpi xmlns:a14="http://schemas.microsoft.com/office/drawing/2010/main" val="0"/>
@@ -1801,13 +1780,7 @@
     <w:p/>
     <w:p/>
     <w:p/>
-    <w:p>
-      <w:pPr>
-        <w:rPr>
-          <w:rFonts w:hint="eastAsia"/>
-        </w:rPr>
-      </w:pPr>
-    </w:p>
+    <w:p/>
     <w:p>
       <w:pPr>
         <w:widowControl/>
@@ -9325,18 +9298,27 @@
         </mc:AlternateContent>
       </w:r>
       <w:r>
-        <w:t>Build Neural Network with PyTorch</w:t>
+        <w:t xml:space="preserve">Training with </w:t>
+      </w:r>
+      <w:r>
+        <w:t>PyTorch</w:t>
+      </w:r>
+      <w:r>
+        <w:t> Neural Network</w:t>
+      </w:r>
+      <w:r>
+        <w:t xml:space="preserve"> </w:t>
       </w:r>
     </w:p>
     <w:p>
       <w:pPr>
         <w:pStyle w:val="Heading1"/>
-        <w:rPr>
-          <w:rFonts w:hint="eastAsia"/>
-        </w:rPr>
       </w:pPr>
       <w:r>
         <w:lastRenderedPageBreak/>
+        <w:t xml:space="preserve">Testing </w:t>
+      </w:r>
+      <w:r>
         <w:t>Prediction</w:t>
       </w:r>
     </w:p>
@@ -9347,7 +9329,7 @@
         <w:spacing w:line="285" w:lineRule="atLeast"/>
         <w:jc w:val="left"/>
         <w:rPr>
-          <w:rFonts w:ascii="Courier New" w:hAnsi="Courier New" w:cs="Courier New" w:hint="eastAsia"/>
+          <w:rFonts w:ascii="Courier New" w:hAnsi="Courier New" w:cs="Courier New"/>
           <w:color w:val="000000"/>
           <w:szCs w:val="21"/>
         </w:rPr>
@@ -10768,6 +10750,14 @@
             </w:pict>
           </mc:Fallback>
         </mc:AlternateContent>
+      </w:r>
+    </w:p>
+    <w:p>
+      <w:pPr>
+        <w:pStyle w:val="Heading1"/>
+      </w:pPr>
+      <w:r>
+        <w:t>Convolutional Network</w:t>
       </w:r>
     </w:p>
     <w:p>
@@ -10931,38 +10921,14 @@
         </w:rPr>
         <w:t>* Width</w:t>
       </w:r>
-      <w:bookmarkStart w:id="0" w:name="_GoBack"/>
-      <w:bookmarkEnd w:id="0"/>
     </w:p>
     <w:p/>
-    <w:p>
-      <w:pPr>
-        <w:pStyle w:val="Heading1"/>
-      </w:pPr>
-      <w:r>
-        <w:lastRenderedPageBreak/>
-        <w:t>Convolutional Network</w:t>
-      </w:r>
-    </w:p>
-    <w:p>
-      <w:r>
-        <w:t>As initial batch size the number of examples needs to be provided. MNIST data has only one channel. As stated above, each MNIST vector represents a 28x28 pixel image. Hence, the resulting shape for PyTorch tensor needs to be (x, 1, 28, 28). </w:t>
-      </w:r>
-    </w:p>
-    <w:p>
-      <w:pPr>
-        <w:rPr>
-          <w:rFonts w:hint="eastAsia"/>
-        </w:rPr>
-      </w:pPr>
-    </w:p>
     <w:p>
       <w:pPr>
         <w:widowControl/>
         <w:jc w:val="left"/>
       </w:pPr>
       <w:r>
-        <w:lastRenderedPageBreak/>
         <mc:AlternateContent>
           <mc:Choice Requires="wps">
             <w:drawing>
@@ -11016,17 +10982,15 @@
                               <w:spacing w:line="285" w:lineRule="atLeast"/>
                               <w:jc w:val="left"/>
                               <w:rPr>
-                                <w:rFonts w:ascii="Courier New" w:eastAsia="宋体" w:hAnsi="Courier New" w:cs="Courier New" w:hint="eastAsia"/>
-                                <w:noProof w:val="0"/>
-                                <w:color w:val="000000"/>
-                                <w:kern w:val="0"/>
-                                <w:szCs w:val="21"/>
-                              </w:rPr>
-                            </w:pPr>
-                            <w:r>
-                              <w:rPr>
-                                <w:rFonts w:ascii="Courier New" w:eastAsia="宋体" w:hAnsi="Courier New" w:cs="Courier New"/>
-                                <w:noProof w:val="0"/>
+                                <w:rFonts w:ascii="Courier New" w:eastAsia="宋体" w:hAnsi="Courier New" w:cs="Courier New"/>
+                                <w:color w:val="000000"/>
+                                <w:kern w:val="0"/>
+                                <w:szCs w:val="21"/>
+                              </w:rPr>
+                            </w:pPr>
+                            <w:r>
+                              <w:rPr>
+                                <w:rFonts w:ascii="Courier New" w:eastAsia="宋体" w:hAnsi="Courier New" w:cs="Courier New"/>
                                 <w:color w:val="008000"/>
                                 <w:kern w:val="0"/>
                                 <w:szCs w:val="21"/>
@@ -11037,7 +11001,6 @@
                             <w:r>
                               <w:rPr>
                                 <w:rFonts w:ascii="Courier New" w:eastAsia="宋体" w:hAnsi="Courier New" w:cs="Courier New"/>
-                                <w:noProof w:val="0"/>
                                 <w:color w:val="008000"/>
                                 <w:kern w:val="0"/>
                                 <w:szCs w:val="21"/>
@@ -11053,49 +11016,24 @@
                               <w:spacing w:line="285" w:lineRule="atLeast"/>
                               <w:jc w:val="left"/>
                               <w:rPr>
-                                <w:rFonts w:ascii="Courier New" w:eastAsia="宋体" w:hAnsi="Courier New" w:cs="Courier New" w:hint="eastAsia"/>
-                                <w:noProof w:val="0"/>
-                                <w:color w:val="000000"/>
-                                <w:kern w:val="0"/>
-                                <w:szCs w:val="21"/>
-                              </w:rPr>
-                            </w:pPr>
-                            <w:r>
-                              <w:rPr>
-                                <w:rFonts w:ascii="Courier New" w:eastAsia="宋体" w:hAnsi="Courier New" w:cs="Courier New"/>
-                                <w:noProof w:val="0"/>
-                                <w:color w:val="000000"/>
-                                <w:kern w:val="0"/>
-                                <w:szCs w:val="21"/>
-                              </w:rPr>
-                              <w:t>XCnn = </w:t>
-                            </w:r>
-                            <w:proofErr w:type="gramStart"/>
-                            <w:r>
-                              <w:rPr>
-                                <w:rFonts w:ascii="Courier New" w:eastAsia="宋体" w:hAnsi="Courier New" w:cs="Courier New"/>
-                                <w:noProof w:val="0"/>
-                                <w:color w:val="000000"/>
-                                <w:kern w:val="0"/>
-                                <w:szCs w:val="21"/>
-                              </w:rPr>
-                              <w:t>X.reshape</w:t>
-                            </w:r>
-                            <w:proofErr w:type="gramEnd"/>
-                            <w:r>
-                              <w:rPr>
-                                <w:rFonts w:ascii="Courier New" w:eastAsia="宋体" w:hAnsi="Courier New" w:cs="Courier New"/>
-                                <w:noProof w:val="0"/>
-                                <w:color w:val="000000"/>
-                                <w:kern w:val="0"/>
-                                <w:szCs w:val="21"/>
-                              </w:rPr>
-                              <w:t>(</w:t>
-                            </w:r>
-                            <w:r>
-                              <w:rPr>
-                                <w:rFonts w:ascii="Courier New" w:eastAsia="宋体" w:hAnsi="Courier New" w:cs="Courier New"/>
-                                <w:noProof w:val="0"/>
+                                <w:rFonts w:ascii="Courier New" w:eastAsia="宋体" w:hAnsi="Courier New" w:cs="Courier New"/>
+                                <w:color w:val="000000"/>
+                                <w:kern w:val="0"/>
+                                <w:szCs w:val="21"/>
+                              </w:rPr>
+                            </w:pPr>
+                            <w:r>
+                              <w:rPr>
+                                <w:rFonts w:ascii="Courier New" w:eastAsia="宋体" w:hAnsi="Courier New" w:cs="Courier New"/>
+                                <w:color w:val="000000"/>
+                                <w:kern w:val="0"/>
+                                <w:szCs w:val="21"/>
+                              </w:rPr>
+                              <w:t>XCnn = X.reshape(</w:t>
+                            </w:r>
+                            <w:r>
+                              <w:rPr>
+                                <w:rFonts w:ascii="Courier New" w:eastAsia="宋体" w:hAnsi="Courier New" w:cs="Courier New"/>
                                 <w:color w:val="09885A"/>
                                 <w:kern w:val="0"/>
                                 <w:szCs w:val="21"/>
@@ -11105,7 +11043,6 @@
                             <w:r>
                               <w:rPr>
                                 <w:rFonts w:ascii="Courier New" w:eastAsia="宋体" w:hAnsi="Courier New" w:cs="Courier New"/>
-                                <w:noProof w:val="0"/>
                                 <w:color w:val="000000"/>
                                 <w:kern w:val="0"/>
                                 <w:szCs w:val="21"/>
@@ -11115,7 +11052,6 @@
                             <w:r>
                               <w:rPr>
                                 <w:rFonts w:ascii="Courier New" w:eastAsia="宋体" w:hAnsi="Courier New" w:cs="Courier New"/>
-                                <w:noProof w:val="0"/>
                                 <w:color w:val="09885A"/>
                                 <w:kern w:val="0"/>
                                 <w:szCs w:val="21"/>
@@ -11125,7 +11061,6 @@
                             <w:r>
                               <w:rPr>
                                 <w:rFonts w:ascii="Courier New" w:eastAsia="宋体" w:hAnsi="Courier New" w:cs="Courier New"/>
-                                <w:noProof w:val="0"/>
                                 <w:color w:val="000000"/>
                                 <w:kern w:val="0"/>
                                 <w:szCs w:val="21"/>
@@ -11135,7 +11070,6 @@
                             <w:r>
                               <w:rPr>
                                 <w:rFonts w:ascii="Courier New" w:eastAsia="宋体" w:hAnsi="Courier New" w:cs="Courier New"/>
-                                <w:noProof w:val="0"/>
                                 <w:color w:val="09885A"/>
                                 <w:kern w:val="0"/>
                                 <w:szCs w:val="21"/>
@@ -11145,7 +11079,6 @@
                             <w:r>
                               <w:rPr>
                                 <w:rFonts w:ascii="Courier New" w:eastAsia="宋体" w:hAnsi="Courier New" w:cs="Courier New"/>
-                                <w:noProof w:val="0"/>
                                 <w:color w:val="000000"/>
                                 <w:kern w:val="0"/>
                                 <w:szCs w:val="21"/>
@@ -11155,7 +11088,6 @@
                             <w:r>
                               <w:rPr>
                                 <w:rFonts w:ascii="Courier New" w:eastAsia="宋体" w:hAnsi="Courier New" w:cs="Courier New"/>
-                                <w:noProof w:val="0"/>
                                 <w:color w:val="09885A"/>
                                 <w:kern w:val="0"/>
                                 <w:szCs w:val="21"/>
@@ -11165,7 +11097,6 @@
                             <w:r>
                               <w:rPr>
                                 <w:rFonts w:ascii="Courier New" w:eastAsia="宋体" w:hAnsi="Courier New" w:cs="Courier New"/>
-                                <w:noProof w:val="0"/>
                                 <w:color w:val="000000"/>
                                 <w:kern w:val="0"/>
                                 <w:szCs w:val="21"/>
@@ -11181,16 +11112,14 @@
                               <w:jc w:val="left"/>
                               <w:rPr>
                                 <w:rFonts w:ascii="Courier New" w:eastAsia="宋体" w:hAnsi="Courier New" w:cs="Courier New"/>
-                                <w:noProof w:val="0"/>
-                                <w:color w:val="000000"/>
-                                <w:kern w:val="0"/>
-                                <w:szCs w:val="21"/>
-                              </w:rPr>
-                            </w:pPr>
-                            <w:r>
-                              <w:rPr>
-                                <w:rFonts w:ascii="Courier New" w:eastAsia="宋体" w:hAnsi="Courier New" w:cs="Courier New"/>
-                                <w:noProof w:val="0"/>
+                                <w:color w:val="000000"/>
+                                <w:kern w:val="0"/>
+                                <w:szCs w:val="21"/>
+                              </w:rPr>
+                            </w:pPr>
+                            <w:r>
+                              <w:rPr>
+                                <w:rFonts w:ascii="Courier New" w:eastAsia="宋体" w:hAnsi="Courier New" w:cs="Courier New"/>
                                 <w:color w:val="000000"/>
                                 <w:kern w:val="0"/>
                                 <w:szCs w:val="21"/>
@@ -11205,49 +11134,24 @@
                               <w:spacing w:line="285" w:lineRule="atLeast"/>
                               <w:jc w:val="left"/>
                               <w:rPr>
-                                <w:rFonts w:ascii="Courier New" w:eastAsia="宋体" w:hAnsi="Courier New" w:cs="Courier New" w:hint="eastAsia"/>
-                                <w:noProof w:val="0"/>
-                                <w:color w:val="000000"/>
-                                <w:kern w:val="0"/>
-                                <w:szCs w:val="21"/>
-                              </w:rPr>
-                            </w:pPr>
-                            <w:r>
-                              <w:rPr>
-                                <w:rFonts w:ascii="Courier New" w:eastAsia="宋体" w:hAnsi="Courier New" w:cs="Courier New"/>
-                                <w:noProof w:val="0"/>
-                                <w:color w:val="000000"/>
-                                <w:kern w:val="0"/>
-                                <w:szCs w:val="21"/>
-                              </w:rPr>
-                              <w:t>XCnn_train, XCnn_test, y_train, y_test = train_test_</w:t>
-                            </w:r>
-                            <w:proofErr w:type="gramStart"/>
-                            <w:r>
-                              <w:rPr>
-                                <w:rFonts w:ascii="Courier New" w:eastAsia="宋体" w:hAnsi="Courier New" w:cs="Courier New"/>
-                                <w:noProof w:val="0"/>
-                                <w:color w:val="000000"/>
-                                <w:kern w:val="0"/>
-                                <w:szCs w:val="21"/>
-                              </w:rPr>
-                              <w:t>split(</w:t>
-                            </w:r>
-                            <w:proofErr w:type="gramEnd"/>
-                            <w:r>
-                              <w:rPr>
-                                <w:rFonts w:ascii="Courier New" w:eastAsia="宋体" w:hAnsi="Courier New" w:cs="Courier New"/>
-                                <w:noProof w:val="0"/>
-                                <w:color w:val="000000"/>
-                                <w:kern w:val="0"/>
-                                <w:szCs w:val="21"/>
-                              </w:rPr>
-                              <w:t>XCnn, y, test_size=</w:t>
-                            </w:r>
-                            <w:r>
-                              <w:rPr>
-                                <w:rFonts w:ascii="Courier New" w:eastAsia="宋体" w:hAnsi="Courier New" w:cs="Courier New"/>
-                                <w:noProof w:val="0"/>
+                                <w:rFonts w:ascii="Courier New" w:eastAsia="宋体" w:hAnsi="Courier New" w:cs="Courier New"/>
+                                <w:color w:val="000000"/>
+                                <w:kern w:val="0"/>
+                                <w:szCs w:val="21"/>
+                              </w:rPr>
+                            </w:pPr>
+                            <w:r>
+                              <w:rPr>
+                                <w:rFonts w:ascii="Courier New" w:eastAsia="宋体" w:hAnsi="Courier New" w:cs="Courier New"/>
+                                <w:color w:val="000000"/>
+                                <w:kern w:val="0"/>
+                                <w:szCs w:val="21"/>
+                              </w:rPr>
+                              <w:t>XCnn_train, XCnn_test, y_train, y_test = train_test_split(XCnn, y, test_size=</w:t>
+                            </w:r>
+                            <w:r>
+                              <w:rPr>
+                                <w:rFonts w:ascii="Courier New" w:eastAsia="宋体" w:hAnsi="Courier New" w:cs="Courier New"/>
                                 <w:color w:val="09885A"/>
                                 <w:kern w:val="0"/>
                                 <w:szCs w:val="21"/>
@@ -11257,7 +11161,6 @@
                             <w:r>
                               <w:rPr>
                                 <w:rFonts w:ascii="Courier New" w:eastAsia="宋体" w:hAnsi="Courier New" w:cs="Courier New"/>
-                                <w:noProof w:val="0"/>
                                 <w:color w:val="000000"/>
                                 <w:kern w:val="0"/>
                                 <w:szCs w:val="21"/>
@@ -11267,7 +11170,6 @@
                             <w:r>
                               <w:rPr>
                                 <w:rFonts w:ascii="Courier New" w:eastAsia="宋体" w:hAnsi="Courier New" w:cs="Courier New"/>
-                                <w:noProof w:val="0"/>
                                 <w:color w:val="09885A"/>
                                 <w:kern w:val="0"/>
                                 <w:szCs w:val="21"/>
@@ -11277,7 +11179,6 @@
                             <w:r>
                               <w:rPr>
                                 <w:rFonts w:ascii="Courier New" w:eastAsia="宋体" w:hAnsi="Courier New" w:cs="Courier New"/>
-                                <w:noProof w:val="0"/>
                                 <w:color w:val="000000"/>
                                 <w:kern w:val="0"/>
                                 <w:szCs w:val="21"/>
@@ -11292,44 +11193,20 @@
                               <w:spacing w:line="285" w:lineRule="atLeast"/>
                               <w:jc w:val="left"/>
                               <w:rPr>
-                                <w:rFonts w:ascii="Courier New" w:eastAsia="宋体" w:hAnsi="Courier New" w:cs="Courier New" w:hint="eastAsia"/>
-                                <w:noProof w:val="0"/>
-                                <w:color w:val="000000"/>
-                                <w:kern w:val="0"/>
-                                <w:szCs w:val="21"/>
-                              </w:rPr>
-                            </w:pPr>
-                            <w:r>
-                              <w:rPr>
-                                <w:rFonts w:ascii="Courier New" w:eastAsia="宋体" w:hAnsi="Courier New" w:cs="Courier New"/>
-                                <w:noProof w:val="0"/>
-                                <w:color w:val="000000"/>
-                                <w:kern w:val="0"/>
-                                <w:szCs w:val="21"/>
-                              </w:rPr>
-                              <w:t>XCnn_</w:t>
-                            </w:r>
-                            <w:proofErr w:type="gramStart"/>
-                            <w:r>
-                              <w:rPr>
-                                <w:rFonts w:ascii="Courier New" w:eastAsia="宋体" w:hAnsi="Courier New" w:cs="Courier New"/>
-                                <w:noProof w:val="0"/>
-                                <w:color w:val="000000"/>
-                                <w:kern w:val="0"/>
-                                <w:szCs w:val="21"/>
-                              </w:rPr>
-                              <w:t>train.shape</w:t>
-                            </w:r>
-                            <w:proofErr w:type="gramEnd"/>
-                            <w:r>
-                              <w:rPr>
-                                <w:rFonts w:ascii="Courier New" w:eastAsia="宋体" w:hAnsi="Courier New" w:cs="Courier New"/>
-                                <w:noProof w:val="0"/>
-                                <w:color w:val="000000"/>
-                                <w:kern w:val="0"/>
-                                <w:szCs w:val="21"/>
-                              </w:rPr>
-                              <w:t>, y_train.shape</w:t>
+                                <w:rFonts w:ascii="Courier New" w:eastAsia="宋体" w:hAnsi="Courier New" w:cs="Courier New"/>
+                                <w:color w:val="000000"/>
+                                <w:kern w:val="0"/>
+                                <w:szCs w:val="21"/>
+                              </w:rPr>
+                            </w:pPr>
+                            <w:r>
+                              <w:rPr>
+                                <w:rFonts w:ascii="Courier New" w:eastAsia="宋体" w:hAnsi="Courier New" w:cs="Courier New"/>
+                                <w:color w:val="000000"/>
+                                <w:kern w:val="0"/>
+                                <w:szCs w:val="21"/>
+                              </w:rPr>
+                              <w:t>XCnn_train.shape, y_train.shape</w:t>
                             </w:r>
                           </w:p>
                           <w:p>
@@ -11340,16 +11217,14 @@
                               <w:jc w:val="left"/>
                               <w:rPr>
                                 <w:rFonts w:ascii="Courier New" w:eastAsia="宋体" w:hAnsi="Courier New" w:cs="Courier New"/>
-                                <w:noProof w:val="0"/>
-                                <w:color w:val="000000"/>
-                                <w:kern w:val="0"/>
-                                <w:szCs w:val="21"/>
-                              </w:rPr>
-                            </w:pPr>
-                            <w:r>
-                              <w:rPr>
-                                <w:rFonts w:ascii="Courier New" w:eastAsia="宋体" w:hAnsi="Courier New" w:cs="Courier New"/>
-                                <w:noProof w:val="0"/>
+                                <w:color w:val="000000"/>
+                                <w:kern w:val="0"/>
+                                <w:szCs w:val="21"/>
+                              </w:rPr>
+                            </w:pPr>
+                            <w:r>
+                              <w:rPr>
+                                <w:rFonts w:ascii="Courier New" w:eastAsia="宋体" w:hAnsi="Courier New" w:cs="Courier New"/>
                                 <w:color w:val="0000FF"/>
                                 <w:kern w:val="0"/>
                                 <w:szCs w:val="21"/>
@@ -11359,7 +11234,6 @@
                             <w:r>
                               <w:rPr>
                                 <w:rFonts w:ascii="Courier New" w:eastAsia="宋体" w:hAnsi="Courier New" w:cs="Courier New"/>
-                                <w:noProof w:val="0"/>
                                 <w:color w:val="000000"/>
                                 <w:kern w:val="0"/>
                                 <w:szCs w:val="21"/>
@@ -11369,7 +11243,6 @@
                             <w:r>
                               <w:rPr>
                                 <w:rFonts w:ascii="Courier New" w:eastAsia="宋体" w:hAnsi="Courier New" w:cs="Courier New"/>
-                                <w:noProof w:val="0"/>
                                 <w:color w:val="267F99"/>
                                 <w:kern w:val="0"/>
                                 <w:szCs w:val="21"/>
@@ -11379,18 +11252,15 @@
                             <w:r>
                               <w:rPr>
                                 <w:rFonts w:ascii="Courier New" w:eastAsia="宋体" w:hAnsi="Courier New" w:cs="Courier New"/>
-                                <w:noProof w:val="0"/>
                                 <w:color w:val="000000"/>
                                 <w:kern w:val="0"/>
                                 <w:szCs w:val="21"/>
                               </w:rPr>
                               <w:t>(</w:t>
                             </w:r>
-                            <w:proofErr w:type="gramStart"/>
-                            <w:r>
-                              <w:rPr>
-                                <w:rFonts w:ascii="Courier New" w:eastAsia="宋体" w:hAnsi="Courier New" w:cs="Courier New"/>
-                                <w:noProof w:val="0"/>
+                            <w:r>
+                              <w:rPr>
+                                <w:rFonts w:ascii="Courier New" w:eastAsia="宋体" w:hAnsi="Courier New" w:cs="Courier New"/>
                                 <w:color w:val="267F99"/>
                                 <w:kern w:val="0"/>
                                 <w:szCs w:val="21"/>
@@ -11400,7 +11270,6 @@
                             <w:r>
                               <w:rPr>
                                 <w:rFonts w:ascii="Courier New" w:eastAsia="宋体" w:hAnsi="Courier New" w:cs="Courier New"/>
-                                <w:noProof w:val="0"/>
                                 <w:color w:val="000000"/>
                                 <w:kern w:val="0"/>
                                 <w:szCs w:val="21"/>
@@ -11410,18 +11279,15 @@
                             <w:r>
                               <w:rPr>
                                 <w:rFonts w:ascii="Courier New" w:eastAsia="宋体" w:hAnsi="Courier New" w:cs="Courier New"/>
-                                <w:noProof w:val="0"/>
                                 <w:color w:val="267F99"/>
                                 <w:kern w:val="0"/>
                                 <w:szCs w:val="21"/>
                               </w:rPr>
                               <w:t>Module</w:t>
                             </w:r>
-                            <w:proofErr w:type="gramEnd"/>
-                            <w:r>
-                              <w:rPr>
-                                <w:rFonts w:ascii="Courier New" w:eastAsia="宋体" w:hAnsi="Courier New" w:cs="Courier New"/>
-                                <w:noProof w:val="0"/>
+                            <w:r>
+                              <w:rPr>
+                                <w:rFonts w:ascii="Courier New" w:eastAsia="宋体" w:hAnsi="Courier New" w:cs="Courier New"/>
                                 <w:color w:val="000000"/>
                                 <w:kern w:val="0"/>
                                 <w:szCs w:val="21"/>
@@ -11437,16 +11303,14 @@
                               <w:jc w:val="left"/>
                               <w:rPr>
                                 <w:rFonts w:ascii="Courier New" w:eastAsia="宋体" w:hAnsi="Courier New" w:cs="Courier New"/>
-                                <w:noProof w:val="0"/>
-                                <w:color w:val="000000"/>
-                                <w:kern w:val="0"/>
-                                <w:szCs w:val="21"/>
-                              </w:rPr>
-                            </w:pPr>
-                            <w:r>
-                              <w:rPr>
-                                <w:rFonts w:ascii="Courier New" w:eastAsia="宋体" w:hAnsi="Courier New" w:cs="Courier New"/>
-                                <w:noProof w:val="0"/>
+                                <w:color w:val="000000"/>
+                                <w:kern w:val="0"/>
+                                <w:szCs w:val="21"/>
+                              </w:rPr>
+                            </w:pPr>
+                            <w:r>
+                              <w:rPr>
+                                <w:rFonts w:ascii="Courier New" w:eastAsia="宋体" w:hAnsi="Courier New" w:cs="Courier New"/>
                                 <w:color w:val="000000"/>
                                 <w:kern w:val="0"/>
                                 <w:szCs w:val="21"/>
@@ -11456,7 +11320,6 @@
                             <w:r>
                               <w:rPr>
                                 <w:rFonts w:ascii="Courier New" w:eastAsia="宋体" w:hAnsi="Courier New" w:cs="Courier New"/>
-                                <w:noProof w:val="0"/>
                                 <w:color w:val="0000FF"/>
                                 <w:kern w:val="0"/>
                                 <w:szCs w:val="21"/>
@@ -11466,7 +11329,6 @@
                             <w:r>
                               <w:rPr>
                                 <w:rFonts w:ascii="Courier New" w:eastAsia="宋体" w:hAnsi="Courier New" w:cs="Courier New"/>
-                                <w:noProof w:val="0"/>
                                 <w:color w:val="000000"/>
                                 <w:kern w:val="0"/>
                                 <w:szCs w:val="21"/>
@@ -11476,39 +11338,24 @@
                             <w:r>
                               <w:rPr>
                                 <w:rFonts w:ascii="Courier New" w:eastAsia="宋体" w:hAnsi="Courier New" w:cs="Courier New"/>
-                                <w:noProof w:val="0"/>
                                 <w:color w:val="795E26"/>
                                 <w:kern w:val="0"/>
                                 <w:szCs w:val="21"/>
                               </w:rPr>
-                              <w:t>__init_</w:t>
-                            </w:r>
-                            <w:proofErr w:type="gramStart"/>
-                            <w:r>
-                              <w:rPr>
-                                <w:rFonts w:ascii="Courier New" w:eastAsia="宋体" w:hAnsi="Courier New" w:cs="Courier New"/>
-                                <w:noProof w:val="0"/>
-                                <w:color w:val="795E26"/>
-                                <w:kern w:val="0"/>
-                                <w:szCs w:val="21"/>
-                              </w:rPr>
-                              <w:t>_</w:t>
-                            </w:r>
-                            <w:r>
-                              <w:rPr>
-                                <w:rFonts w:ascii="Courier New" w:eastAsia="宋体" w:hAnsi="Courier New" w:cs="Courier New"/>
-                                <w:noProof w:val="0"/>
+                              <w:t>__init__</w:t>
+                            </w:r>
+                            <w:r>
+                              <w:rPr>
+                                <w:rFonts w:ascii="Courier New" w:eastAsia="宋体" w:hAnsi="Courier New" w:cs="Courier New"/>
                                 <w:color w:val="000000"/>
                                 <w:kern w:val="0"/>
                                 <w:szCs w:val="21"/>
                               </w:rPr>
                               <w:t>(</w:t>
                             </w:r>
-                            <w:proofErr w:type="gramEnd"/>
-                            <w:r>
-                              <w:rPr>
-                                <w:rFonts w:ascii="Courier New" w:eastAsia="宋体" w:hAnsi="Courier New" w:cs="Courier New"/>
-                                <w:noProof w:val="0"/>
+                            <w:r>
+                              <w:rPr>
+                                <w:rFonts w:ascii="Courier New" w:eastAsia="宋体" w:hAnsi="Courier New" w:cs="Courier New"/>
                                 <w:color w:val="001080"/>
                                 <w:kern w:val="0"/>
                                 <w:szCs w:val="21"/>
@@ -11518,7 +11365,6 @@
                             <w:r>
                               <w:rPr>
                                 <w:rFonts w:ascii="Courier New" w:eastAsia="宋体" w:hAnsi="Courier New" w:cs="Courier New"/>
-                                <w:noProof w:val="0"/>
                                 <w:color w:val="000000"/>
                                 <w:kern w:val="0"/>
                                 <w:szCs w:val="21"/>
@@ -11528,7 +11374,6 @@
                             <w:r>
                               <w:rPr>
                                 <w:rFonts w:ascii="Courier New" w:eastAsia="宋体" w:hAnsi="Courier New" w:cs="Courier New"/>
-                                <w:noProof w:val="0"/>
                                 <w:color w:val="001080"/>
                                 <w:kern w:val="0"/>
                                 <w:szCs w:val="21"/>
@@ -11538,7 +11383,6 @@
                             <w:r>
                               <w:rPr>
                                 <w:rFonts w:ascii="Courier New" w:eastAsia="宋体" w:hAnsi="Courier New" w:cs="Courier New"/>
-                                <w:noProof w:val="0"/>
                                 <w:color w:val="000000"/>
                                 <w:kern w:val="0"/>
                                 <w:szCs w:val="21"/>
@@ -11548,7 +11392,6 @@
                             <w:r>
                               <w:rPr>
                                 <w:rFonts w:ascii="Courier New" w:eastAsia="宋体" w:hAnsi="Courier New" w:cs="Courier New"/>
-                                <w:noProof w:val="0"/>
                                 <w:color w:val="09885A"/>
                                 <w:kern w:val="0"/>
                                 <w:szCs w:val="21"/>
@@ -11558,7 +11401,6 @@
                             <w:r>
                               <w:rPr>
                                 <w:rFonts w:ascii="Courier New" w:eastAsia="宋体" w:hAnsi="Courier New" w:cs="Courier New"/>
-                                <w:noProof w:val="0"/>
                                 <w:color w:val="000000"/>
                                 <w:kern w:val="0"/>
                                 <w:szCs w:val="21"/>
@@ -11574,48 +11416,23 @@
                               <w:jc w:val="left"/>
                               <w:rPr>
                                 <w:rFonts w:ascii="Courier New" w:eastAsia="宋体" w:hAnsi="Courier New" w:cs="Courier New"/>
-                                <w:noProof w:val="0"/>
-                                <w:color w:val="000000"/>
-                                <w:kern w:val="0"/>
-                                <w:szCs w:val="21"/>
-                              </w:rPr>
-                            </w:pPr>
-                            <w:r>
-                              <w:rPr>
-                                <w:rFonts w:ascii="Courier New" w:eastAsia="宋体" w:hAnsi="Courier New" w:cs="Courier New"/>
-                                <w:noProof w:val="0"/>
-                                <w:color w:val="000000"/>
-                                <w:kern w:val="0"/>
-                                <w:szCs w:val="21"/>
-                              </w:rPr>
-                              <w:t>        </w:t>
-                            </w:r>
-                            <w:proofErr w:type="gramStart"/>
-                            <w:r>
-                              <w:rPr>
-                                <w:rFonts w:ascii="Courier New" w:eastAsia="宋体" w:hAnsi="Courier New" w:cs="Courier New"/>
-                                <w:noProof w:val="0"/>
-                                <w:color w:val="000000"/>
-                                <w:kern w:val="0"/>
-                                <w:szCs w:val="21"/>
-                              </w:rPr>
-                              <w:t>super(</w:t>
-                            </w:r>
-                            <w:proofErr w:type="gramEnd"/>
-                            <w:r>
-                              <w:rPr>
-                                <w:rFonts w:ascii="Courier New" w:eastAsia="宋体" w:hAnsi="Courier New" w:cs="Courier New"/>
-                                <w:noProof w:val="0"/>
-                                <w:color w:val="000000"/>
-                                <w:kern w:val="0"/>
-                                <w:szCs w:val="21"/>
-                              </w:rPr>
-                              <w:t>Cnn, </w:t>
-                            </w:r>
-                            <w:r>
-                              <w:rPr>
-                                <w:rFonts w:ascii="Courier New" w:eastAsia="宋体" w:hAnsi="Courier New" w:cs="Courier New"/>
-                                <w:noProof w:val="0"/>
+                                <w:color w:val="000000"/>
+                                <w:kern w:val="0"/>
+                                <w:szCs w:val="21"/>
+                              </w:rPr>
+                            </w:pPr>
+                            <w:r>
+                              <w:rPr>
+                                <w:rFonts w:ascii="Courier New" w:eastAsia="宋体" w:hAnsi="Courier New" w:cs="Courier New"/>
+                                <w:color w:val="000000"/>
+                                <w:kern w:val="0"/>
+                                <w:szCs w:val="21"/>
+                              </w:rPr>
+                              <w:t>        super(Cnn, </w:t>
+                            </w:r>
+                            <w:r>
+                              <w:rPr>
+                                <w:rFonts w:ascii="Courier New" w:eastAsia="宋体" w:hAnsi="Courier New" w:cs="Courier New"/>
                                 <w:color w:val="001080"/>
                                 <w:kern w:val="0"/>
                                 <w:szCs w:val="21"/>
@@ -11625,7 +11442,6 @@
                             <w:r>
                               <w:rPr>
                                 <w:rFonts w:ascii="Courier New" w:eastAsia="宋体" w:hAnsi="Courier New" w:cs="Courier New"/>
-                                <w:noProof w:val="0"/>
                                 <w:color w:val="000000"/>
                                 <w:kern w:val="0"/>
                                 <w:szCs w:val="21"/>
@@ -11635,7 +11451,6 @@
                             <w:r>
                               <w:rPr>
                                 <w:rFonts w:ascii="Courier New" w:eastAsia="宋体" w:hAnsi="Courier New" w:cs="Courier New"/>
-                                <w:noProof w:val="0"/>
                                 <w:color w:val="795E26"/>
                                 <w:kern w:val="0"/>
                                 <w:szCs w:val="21"/>
@@ -11645,7 +11460,6 @@
                             <w:r>
                               <w:rPr>
                                 <w:rFonts w:ascii="Courier New" w:eastAsia="宋体" w:hAnsi="Courier New" w:cs="Courier New"/>
-                                <w:noProof w:val="0"/>
                                 <w:color w:val="000000"/>
                                 <w:kern w:val="0"/>
                                 <w:szCs w:val="21"/>
@@ -11661,27 +11475,23 @@
                               <w:jc w:val="left"/>
                               <w:rPr>
                                 <w:rFonts w:ascii="Courier New" w:eastAsia="宋体" w:hAnsi="Courier New" w:cs="Courier New"/>
-                                <w:noProof w:val="0"/>
-                                <w:color w:val="000000"/>
-                                <w:kern w:val="0"/>
-                                <w:szCs w:val="21"/>
-                              </w:rPr>
-                            </w:pPr>
-                            <w:r>
-                              <w:rPr>
-                                <w:rFonts w:ascii="Courier New" w:eastAsia="宋体" w:hAnsi="Courier New" w:cs="Courier New"/>
-                                <w:noProof w:val="0"/>
+                                <w:color w:val="000000"/>
+                                <w:kern w:val="0"/>
+                                <w:szCs w:val="21"/>
+                              </w:rPr>
+                            </w:pPr>
+                            <w:r>
+                              <w:rPr>
+                                <w:rFonts w:ascii="Courier New" w:eastAsia="宋体" w:hAnsi="Courier New" w:cs="Courier New"/>
                                 <w:color w:val="000000"/>
                                 <w:kern w:val="0"/>
                                 <w:szCs w:val="21"/>
                               </w:rPr>
                               <w:t>        </w:t>
                             </w:r>
-                            <w:proofErr w:type="gramStart"/>
-                            <w:r>
-                              <w:rPr>
-                                <w:rFonts w:ascii="Courier New" w:eastAsia="宋体" w:hAnsi="Courier New" w:cs="Courier New"/>
-                                <w:noProof w:val="0"/>
+                            <w:r>
+                              <w:rPr>
+                                <w:rFonts w:ascii="Courier New" w:eastAsia="宋体" w:hAnsi="Courier New" w:cs="Courier New"/>
                                 <w:color w:val="001080"/>
                                 <w:kern w:val="0"/>
                                 <w:szCs w:val="21"/>
@@ -11691,28 +11501,15 @@
                             <w:r>
                               <w:rPr>
                                 <w:rFonts w:ascii="Courier New" w:eastAsia="宋体" w:hAnsi="Courier New" w:cs="Courier New"/>
-                                <w:noProof w:val="0"/>
-                                <w:color w:val="000000"/>
-                                <w:kern w:val="0"/>
-                                <w:szCs w:val="21"/>
-                              </w:rPr>
-                              <w:t>.conv</w:t>
-                            </w:r>
-                            <w:proofErr w:type="gramEnd"/>
-                            <w:r>
-                              <w:rPr>
-                                <w:rFonts w:ascii="Courier New" w:eastAsia="宋体" w:hAnsi="Courier New" w:cs="Courier New"/>
-                                <w:noProof w:val="0"/>
-                                <w:color w:val="000000"/>
-                                <w:kern w:val="0"/>
-                                <w:szCs w:val="21"/>
-                              </w:rPr>
-                              <w:t>1 = nn.Conv2d(</w:t>
-                            </w:r>
-                            <w:r>
-                              <w:rPr>
-                                <w:rFonts w:ascii="Courier New" w:eastAsia="宋体" w:hAnsi="Courier New" w:cs="Courier New"/>
-                                <w:noProof w:val="0"/>
+                                <w:color w:val="000000"/>
+                                <w:kern w:val="0"/>
+                                <w:szCs w:val="21"/>
+                              </w:rPr>
+                              <w:t>.conv1 = nn.Conv2d(</w:t>
+                            </w:r>
+                            <w:r>
+                              <w:rPr>
+                                <w:rFonts w:ascii="Courier New" w:eastAsia="宋体" w:hAnsi="Courier New" w:cs="Courier New"/>
                                 <w:color w:val="09885A"/>
                                 <w:kern w:val="0"/>
                                 <w:szCs w:val="21"/>
@@ -11722,7 +11519,6 @@
                             <w:r>
                               <w:rPr>
                                 <w:rFonts w:ascii="Courier New" w:eastAsia="宋体" w:hAnsi="Courier New" w:cs="Courier New"/>
-                                <w:noProof w:val="0"/>
                                 <w:color w:val="000000"/>
                                 <w:kern w:val="0"/>
                                 <w:szCs w:val="21"/>
@@ -11732,7 +11528,6 @@
                             <w:r>
                               <w:rPr>
                                 <w:rFonts w:ascii="Courier New" w:eastAsia="宋体" w:hAnsi="Courier New" w:cs="Courier New"/>
-                                <w:noProof w:val="0"/>
                                 <w:color w:val="09885A"/>
                                 <w:kern w:val="0"/>
                                 <w:szCs w:val="21"/>
@@ -11742,7 +11537,6 @@
                             <w:r>
                               <w:rPr>
                                 <w:rFonts w:ascii="Courier New" w:eastAsia="宋体" w:hAnsi="Courier New" w:cs="Courier New"/>
-                                <w:noProof w:val="0"/>
                                 <w:color w:val="000000"/>
                                 <w:kern w:val="0"/>
                                 <w:szCs w:val="21"/>
@@ -11752,7 +11546,6 @@
                             <w:r>
                               <w:rPr>
                                 <w:rFonts w:ascii="Courier New" w:eastAsia="宋体" w:hAnsi="Courier New" w:cs="Courier New"/>
-                                <w:noProof w:val="0"/>
                                 <w:color w:val="09885A"/>
                                 <w:kern w:val="0"/>
                                 <w:szCs w:val="21"/>
@@ -11762,7 +11555,6 @@
                             <w:r>
                               <w:rPr>
                                 <w:rFonts w:ascii="Courier New" w:eastAsia="宋体" w:hAnsi="Courier New" w:cs="Courier New"/>
-                                <w:noProof w:val="0"/>
                                 <w:color w:val="000000"/>
                                 <w:kern w:val="0"/>
                                 <w:szCs w:val="21"/>
@@ -11778,27 +11570,23 @@
                               <w:jc w:val="left"/>
                               <w:rPr>
                                 <w:rFonts w:ascii="Courier New" w:eastAsia="宋体" w:hAnsi="Courier New" w:cs="Courier New"/>
-                                <w:noProof w:val="0"/>
-                                <w:color w:val="000000"/>
-                                <w:kern w:val="0"/>
-                                <w:szCs w:val="21"/>
-                              </w:rPr>
-                            </w:pPr>
-                            <w:r>
-                              <w:rPr>
-                                <w:rFonts w:ascii="Courier New" w:eastAsia="宋体" w:hAnsi="Courier New" w:cs="Courier New"/>
-                                <w:noProof w:val="0"/>
+                                <w:color w:val="000000"/>
+                                <w:kern w:val="0"/>
+                                <w:szCs w:val="21"/>
+                              </w:rPr>
+                            </w:pPr>
+                            <w:r>
+                              <w:rPr>
+                                <w:rFonts w:ascii="Courier New" w:eastAsia="宋体" w:hAnsi="Courier New" w:cs="Courier New"/>
                                 <w:color w:val="000000"/>
                                 <w:kern w:val="0"/>
                                 <w:szCs w:val="21"/>
                               </w:rPr>
                               <w:t>        </w:t>
                             </w:r>
-                            <w:proofErr w:type="gramStart"/>
-                            <w:r>
-                              <w:rPr>
-                                <w:rFonts w:ascii="Courier New" w:eastAsia="宋体" w:hAnsi="Courier New" w:cs="Courier New"/>
-                                <w:noProof w:val="0"/>
+                            <w:r>
+                              <w:rPr>
+                                <w:rFonts w:ascii="Courier New" w:eastAsia="宋体" w:hAnsi="Courier New" w:cs="Courier New"/>
                                 <w:color w:val="001080"/>
                                 <w:kern w:val="0"/>
                                 <w:szCs w:val="21"/>
@@ -11808,28 +11596,15 @@
                             <w:r>
                               <w:rPr>
                                 <w:rFonts w:ascii="Courier New" w:eastAsia="宋体" w:hAnsi="Courier New" w:cs="Courier New"/>
-                                <w:noProof w:val="0"/>
-                                <w:color w:val="000000"/>
-                                <w:kern w:val="0"/>
-                                <w:szCs w:val="21"/>
-                              </w:rPr>
-                              <w:t>.conv</w:t>
-                            </w:r>
-                            <w:proofErr w:type="gramEnd"/>
-                            <w:r>
-                              <w:rPr>
-                                <w:rFonts w:ascii="Courier New" w:eastAsia="宋体" w:hAnsi="Courier New" w:cs="Courier New"/>
-                                <w:noProof w:val="0"/>
-                                <w:color w:val="000000"/>
-                                <w:kern w:val="0"/>
-                                <w:szCs w:val="21"/>
-                              </w:rPr>
-                              <w:t>2 = nn.Conv2d(</w:t>
-                            </w:r>
-                            <w:r>
-                              <w:rPr>
-                                <w:rFonts w:ascii="Courier New" w:eastAsia="宋体" w:hAnsi="Courier New" w:cs="Courier New"/>
-                                <w:noProof w:val="0"/>
+                                <w:color w:val="000000"/>
+                                <w:kern w:val="0"/>
+                                <w:szCs w:val="21"/>
+                              </w:rPr>
+                              <w:t>.conv2 = nn.Conv2d(</w:t>
+                            </w:r>
+                            <w:r>
+                              <w:rPr>
+                                <w:rFonts w:ascii="Courier New" w:eastAsia="宋体" w:hAnsi="Courier New" w:cs="Courier New"/>
                                 <w:color w:val="09885A"/>
                                 <w:kern w:val="0"/>
                                 <w:szCs w:val="21"/>
@@ -11839,7 +11614,6 @@
                             <w:r>
                               <w:rPr>
                                 <w:rFonts w:ascii="Courier New" w:eastAsia="宋体" w:hAnsi="Courier New" w:cs="Courier New"/>
-                                <w:noProof w:val="0"/>
                                 <w:color w:val="000000"/>
                                 <w:kern w:val="0"/>
                                 <w:szCs w:val="21"/>
@@ -11849,7 +11623,6 @@
                             <w:r>
                               <w:rPr>
                                 <w:rFonts w:ascii="Courier New" w:eastAsia="宋体" w:hAnsi="Courier New" w:cs="Courier New"/>
-                                <w:noProof w:val="0"/>
                                 <w:color w:val="09885A"/>
                                 <w:kern w:val="0"/>
                                 <w:szCs w:val="21"/>
@@ -11859,7 +11632,6 @@
                             <w:r>
                               <w:rPr>
                                 <w:rFonts w:ascii="Courier New" w:eastAsia="宋体" w:hAnsi="Courier New" w:cs="Courier New"/>
-                                <w:noProof w:val="0"/>
                                 <w:color w:val="000000"/>
                                 <w:kern w:val="0"/>
                                 <w:szCs w:val="21"/>
@@ -11869,7 +11641,6 @@
                             <w:r>
                               <w:rPr>
                                 <w:rFonts w:ascii="Courier New" w:eastAsia="宋体" w:hAnsi="Courier New" w:cs="Courier New"/>
-                                <w:noProof w:val="0"/>
                                 <w:color w:val="09885A"/>
                                 <w:kern w:val="0"/>
                                 <w:szCs w:val="21"/>
@@ -11879,7 +11650,6 @@
                             <w:r>
                               <w:rPr>
                                 <w:rFonts w:ascii="Courier New" w:eastAsia="宋体" w:hAnsi="Courier New" w:cs="Courier New"/>
-                                <w:noProof w:val="0"/>
                                 <w:color w:val="000000"/>
                                 <w:kern w:val="0"/>
                                 <w:szCs w:val="21"/>
@@ -11895,27 +11665,23 @@
                               <w:jc w:val="left"/>
                               <w:rPr>
                                 <w:rFonts w:ascii="Courier New" w:eastAsia="宋体" w:hAnsi="Courier New" w:cs="Courier New"/>
-                                <w:noProof w:val="0"/>
-                                <w:color w:val="000000"/>
-                                <w:kern w:val="0"/>
-                                <w:szCs w:val="21"/>
-                              </w:rPr>
-                            </w:pPr>
-                            <w:r>
-                              <w:rPr>
-                                <w:rFonts w:ascii="Courier New" w:eastAsia="宋体" w:hAnsi="Courier New" w:cs="Courier New"/>
-                                <w:noProof w:val="0"/>
+                                <w:color w:val="000000"/>
+                                <w:kern w:val="0"/>
+                                <w:szCs w:val="21"/>
+                              </w:rPr>
+                            </w:pPr>
+                            <w:r>
+                              <w:rPr>
+                                <w:rFonts w:ascii="Courier New" w:eastAsia="宋体" w:hAnsi="Courier New" w:cs="Courier New"/>
                                 <w:color w:val="000000"/>
                                 <w:kern w:val="0"/>
                                 <w:szCs w:val="21"/>
                               </w:rPr>
                               <w:t>        </w:t>
                             </w:r>
-                            <w:proofErr w:type="gramStart"/>
-                            <w:r>
-                              <w:rPr>
-                                <w:rFonts w:ascii="Courier New" w:eastAsia="宋体" w:hAnsi="Courier New" w:cs="Courier New"/>
-                                <w:noProof w:val="0"/>
+                            <w:r>
+                              <w:rPr>
+                                <w:rFonts w:ascii="Courier New" w:eastAsia="宋体" w:hAnsi="Courier New" w:cs="Courier New"/>
                                 <w:color w:val="001080"/>
                                 <w:kern w:val="0"/>
                                 <w:szCs w:val="21"/>
@@ -11925,23 +11691,11 @@
                             <w:r>
                               <w:rPr>
                                 <w:rFonts w:ascii="Courier New" w:eastAsia="宋体" w:hAnsi="Courier New" w:cs="Courier New"/>
-                                <w:noProof w:val="0"/>
-                                <w:color w:val="000000"/>
-                                <w:kern w:val="0"/>
-                                <w:szCs w:val="21"/>
-                              </w:rPr>
-                              <w:t>.conv</w:t>
-                            </w:r>
-                            <w:proofErr w:type="gramEnd"/>
-                            <w:r>
-                              <w:rPr>
-                                <w:rFonts w:ascii="Courier New" w:eastAsia="宋体" w:hAnsi="Courier New" w:cs="Courier New"/>
-                                <w:noProof w:val="0"/>
-                                <w:color w:val="000000"/>
-                                <w:kern w:val="0"/>
-                                <w:szCs w:val="21"/>
-                              </w:rPr>
-                              <w:t>2_drop = nn.Dropout2d(p=dropout)</w:t>
+                                <w:color w:val="000000"/>
+                                <w:kern w:val="0"/>
+                                <w:szCs w:val="21"/>
+                              </w:rPr>
+                              <w:t>.conv2_drop = nn.Dropout2d(p=dropout)</w:t>
                             </w:r>
                           </w:p>
                           <w:p>
@@ -11952,16 +11706,14 @@
                               <w:jc w:val="left"/>
                               <w:rPr>
                                 <w:rFonts w:ascii="Courier New" w:eastAsia="宋体" w:hAnsi="Courier New" w:cs="Courier New"/>
-                                <w:noProof w:val="0"/>
-                                <w:color w:val="000000"/>
-                                <w:kern w:val="0"/>
-                                <w:szCs w:val="21"/>
-                              </w:rPr>
-                            </w:pPr>
-                            <w:r>
-                              <w:rPr>
-                                <w:rFonts w:ascii="Courier New" w:eastAsia="宋体" w:hAnsi="Courier New" w:cs="Courier New"/>
-                                <w:noProof w:val="0"/>
+                                <w:color w:val="000000"/>
+                                <w:kern w:val="0"/>
+                                <w:szCs w:val="21"/>
+                              </w:rPr>
+                            </w:pPr>
+                            <w:r>
+                              <w:rPr>
+                                <w:rFonts w:ascii="Courier New" w:eastAsia="宋体" w:hAnsi="Courier New" w:cs="Courier New"/>
                                 <w:color w:val="000000"/>
                                 <w:kern w:val="0"/>
                                 <w:szCs w:val="21"/>
@@ -11971,7 +11723,6 @@
                             <w:r>
                               <w:rPr>
                                 <w:rFonts w:ascii="Courier New" w:eastAsia="宋体" w:hAnsi="Courier New" w:cs="Courier New"/>
-                                <w:noProof w:val="0"/>
                                 <w:color w:val="001080"/>
                                 <w:kern w:val="0"/>
                                 <w:szCs w:val="21"/>
@@ -11981,39 +11732,15 @@
                             <w:r>
                               <w:rPr>
                                 <w:rFonts w:ascii="Courier New" w:eastAsia="宋体" w:hAnsi="Courier New" w:cs="Courier New"/>
-                                <w:noProof w:val="0"/>
-                                <w:color w:val="000000"/>
-                                <w:kern w:val="0"/>
-                                <w:szCs w:val="21"/>
-                              </w:rPr>
-                              <w:t>.fc1 = </w:t>
-                            </w:r>
-                            <w:proofErr w:type="gramStart"/>
-                            <w:r>
-                              <w:rPr>
-                                <w:rFonts w:ascii="Courier New" w:eastAsia="宋体" w:hAnsi="Courier New" w:cs="Courier New"/>
-                                <w:noProof w:val="0"/>
-                                <w:color w:val="000000"/>
-                                <w:kern w:val="0"/>
-                                <w:szCs w:val="21"/>
-                              </w:rPr>
-                              <w:t>nn.Linear</w:t>
-                            </w:r>
-                            <w:proofErr w:type="gramEnd"/>
-                            <w:r>
-                              <w:rPr>
-                                <w:rFonts w:ascii="Courier New" w:eastAsia="宋体" w:hAnsi="Courier New" w:cs="Courier New"/>
-                                <w:noProof w:val="0"/>
-                                <w:color w:val="000000"/>
-                                <w:kern w:val="0"/>
-                                <w:szCs w:val="21"/>
-                              </w:rPr>
-                              <w:t>(</w:t>
-                            </w:r>
-                            <w:r>
-                              <w:rPr>
-                                <w:rFonts w:ascii="Courier New" w:eastAsia="宋体" w:hAnsi="Courier New" w:cs="Courier New"/>
-                                <w:noProof w:val="0"/>
+                                <w:color w:val="000000"/>
+                                <w:kern w:val="0"/>
+                                <w:szCs w:val="21"/>
+                              </w:rPr>
+                              <w:t>.fc1 = nn.Linear(</w:t>
+                            </w:r>
+                            <w:r>
+                              <w:rPr>
+                                <w:rFonts w:ascii="Courier New" w:eastAsia="宋体" w:hAnsi="Courier New" w:cs="Courier New"/>
                                 <w:color w:val="09885A"/>
                                 <w:kern w:val="0"/>
                                 <w:szCs w:val="21"/>
@@ -12023,7 +11750,6 @@
                             <w:r>
                               <w:rPr>
                                 <w:rFonts w:ascii="Courier New" w:eastAsia="宋体" w:hAnsi="Courier New" w:cs="Courier New"/>
-                                <w:noProof w:val="0"/>
                                 <w:color w:val="000000"/>
                                 <w:kern w:val="0"/>
                                 <w:szCs w:val="21"/>
@@ -12033,7 +11759,6 @@
                             <w:r>
                               <w:rPr>
                                 <w:rFonts w:ascii="Courier New" w:eastAsia="宋体" w:hAnsi="Courier New" w:cs="Courier New"/>
-                                <w:noProof w:val="0"/>
                                 <w:color w:val="09885A"/>
                                 <w:kern w:val="0"/>
                                 <w:szCs w:val="21"/>
@@ -12043,7 +11768,6 @@
                             <w:r>
                               <w:rPr>
                                 <w:rFonts w:ascii="Courier New" w:eastAsia="宋体" w:hAnsi="Courier New" w:cs="Courier New"/>
-                                <w:noProof w:val="0"/>
                                 <w:color w:val="000000"/>
                                 <w:kern w:val="0"/>
                                 <w:szCs w:val="21"/>
@@ -12053,7 +11777,6 @@
                             <w:r>
                               <w:rPr>
                                 <w:rFonts w:ascii="Courier New" w:eastAsia="宋体" w:hAnsi="Courier New" w:cs="Courier New"/>
-                                <w:noProof w:val="0"/>
                                 <w:color w:val="008000"/>
                                 <w:kern w:val="0"/>
                                 <w:szCs w:val="21"/>
@@ -12069,16 +11792,14 @@
                               <w:jc w:val="left"/>
                               <w:rPr>
                                 <w:rFonts w:ascii="Courier New" w:eastAsia="宋体" w:hAnsi="Courier New" w:cs="Courier New"/>
-                                <w:noProof w:val="0"/>
-                                <w:color w:val="000000"/>
-                                <w:kern w:val="0"/>
-                                <w:szCs w:val="21"/>
-                              </w:rPr>
-                            </w:pPr>
-                            <w:r>
-                              <w:rPr>
-                                <w:rFonts w:ascii="Courier New" w:eastAsia="宋体" w:hAnsi="Courier New" w:cs="Courier New"/>
-                                <w:noProof w:val="0"/>
+                                <w:color w:val="000000"/>
+                                <w:kern w:val="0"/>
+                                <w:szCs w:val="21"/>
+                              </w:rPr>
+                            </w:pPr>
+                            <w:r>
+                              <w:rPr>
+                                <w:rFonts w:ascii="Courier New" w:eastAsia="宋体" w:hAnsi="Courier New" w:cs="Courier New"/>
                                 <w:color w:val="000000"/>
                                 <w:kern w:val="0"/>
                                 <w:szCs w:val="21"/>
@@ -12088,7 +11809,6 @@
                             <w:r>
                               <w:rPr>
                                 <w:rFonts w:ascii="Courier New" w:eastAsia="宋体" w:hAnsi="Courier New" w:cs="Courier New"/>
-                                <w:noProof w:val="0"/>
                                 <w:color w:val="001080"/>
                                 <w:kern w:val="0"/>
                                 <w:szCs w:val="21"/>
@@ -12098,39 +11818,15 @@
                             <w:r>
                               <w:rPr>
                                 <w:rFonts w:ascii="Courier New" w:eastAsia="宋体" w:hAnsi="Courier New" w:cs="Courier New"/>
-                                <w:noProof w:val="0"/>
-                                <w:color w:val="000000"/>
-                                <w:kern w:val="0"/>
-                                <w:szCs w:val="21"/>
-                              </w:rPr>
-                              <w:t>.fc2 = </w:t>
-                            </w:r>
-                            <w:proofErr w:type="gramStart"/>
-                            <w:r>
-                              <w:rPr>
-                                <w:rFonts w:ascii="Courier New" w:eastAsia="宋体" w:hAnsi="Courier New" w:cs="Courier New"/>
-                                <w:noProof w:val="0"/>
-                                <w:color w:val="000000"/>
-                                <w:kern w:val="0"/>
-                                <w:szCs w:val="21"/>
-                              </w:rPr>
-                              <w:t>nn.Linear</w:t>
-                            </w:r>
-                            <w:proofErr w:type="gramEnd"/>
-                            <w:r>
-                              <w:rPr>
-                                <w:rFonts w:ascii="Courier New" w:eastAsia="宋体" w:hAnsi="Courier New" w:cs="Courier New"/>
-                                <w:noProof w:val="0"/>
-                                <w:color w:val="000000"/>
-                                <w:kern w:val="0"/>
-                                <w:szCs w:val="21"/>
-                              </w:rPr>
-                              <w:t>(</w:t>
-                            </w:r>
-                            <w:r>
-                              <w:rPr>
-                                <w:rFonts w:ascii="Courier New" w:eastAsia="宋体" w:hAnsi="Courier New" w:cs="Courier New"/>
-                                <w:noProof w:val="0"/>
+                                <w:color w:val="000000"/>
+                                <w:kern w:val="0"/>
+                                <w:szCs w:val="21"/>
+                              </w:rPr>
+                              <w:t>.fc2 = nn.Linear(</w:t>
+                            </w:r>
+                            <w:r>
+                              <w:rPr>
+                                <w:rFonts w:ascii="Courier New" w:eastAsia="宋体" w:hAnsi="Courier New" w:cs="Courier New"/>
                                 <w:color w:val="09885A"/>
                                 <w:kern w:val="0"/>
                                 <w:szCs w:val="21"/>
@@ -12140,7 +11836,6 @@
                             <w:r>
                               <w:rPr>
                                 <w:rFonts w:ascii="Courier New" w:eastAsia="宋体" w:hAnsi="Courier New" w:cs="Courier New"/>
-                                <w:noProof w:val="0"/>
                                 <w:color w:val="000000"/>
                                 <w:kern w:val="0"/>
                                 <w:szCs w:val="21"/>
@@ -12150,7 +11845,6 @@
                             <w:r>
                               <w:rPr>
                                 <w:rFonts w:ascii="Courier New" w:eastAsia="宋体" w:hAnsi="Courier New" w:cs="Courier New"/>
-                                <w:noProof w:val="0"/>
                                 <w:color w:val="09885A"/>
                                 <w:kern w:val="0"/>
                                 <w:szCs w:val="21"/>
@@ -12160,7 +11854,6 @@
                             <w:r>
                               <w:rPr>
                                 <w:rFonts w:ascii="Courier New" w:eastAsia="宋体" w:hAnsi="Courier New" w:cs="Courier New"/>
-                                <w:noProof w:val="0"/>
                                 <w:color w:val="000000"/>
                                 <w:kern w:val="0"/>
                                 <w:szCs w:val="21"/>
@@ -12176,16 +11869,14 @@
                               <w:jc w:val="left"/>
                               <w:rPr>
                                 <w:rFonts w:ascii="Courier New" w:eastAsia="宋体" w:hAnsi="Courier New" w:cs="Courier New"/>
-                                <w:noProof w:val="0"/>
-                                <w:color w:val="000000"/>
-                                <w:kern w:val="0"/>
-                                <w:szCs w:val="21"/>
-                              </w:rPr>
-                            </w:pPr>
-                            <w:r>
-                              <w:rPr>
-                                <w:rFonts w:ascii="Courier New" w:eastAsia="宋体" w:hAnsi="Courier New" w:cs="Courier New"/>
-                                <w:noProof w:val="0"/>
+                                <w:color w:val="000000"/>
+                                <w:kern w:val="0"/>
+                                <w:szCs w:val="21"/>
+                              </w:rPr>
+                            </w:pPr>
+                            <w:r>
+                              <w:rPr>
+                                <w:rFonts w:ascii="Courier New" w:eastAsia="宋体" w:hAnsi="Courier New" w:cs="Courier New"/>
                                 <w:color w:val="000000"/>
                                 <w:kern w:val="0"/>
                                 <w:szCs w:val="21"/>
@@ -12195,7 +11886,6 @@
                             <w:r>
                               <w:rPr>
                                 <w:rFonts w:ascii="Courier New" w:eastAsia="宋体" w:hAnsi="Courier New" w:cs="Courier New"/>
-                                <w:noProof w:val="0"/>
                                 <w:color w:val="001080"/>
                                 <w:kern w:val="0"/>
                                 <w:szCs w:val="21"/>
@@ -12205,34 +11895,11 @@
                             <w:r>
                               <w:rPr>
                                 <w:rFonts w:ascii="Courier New" w:eastAsia="宋体" w:hAnsi="Courier New" w:cs="Courier New"/>
-                                <w:noProof w:val="0"/>
-                                <w:color w:val="000000"/>
-                                <w:kern w:val="0"/>
-                                <w:szCs w:val="21"/>
-                              </w:rPr>
-                              <w:t>.fc1_drop = </w:t>
-                            </w:r>
-                            <w:proofErr w:type="gramStart"/>
-                            <w:r>
-                              <w:rPr>
-                                <w:rFonts w:ascii="Courier New" w:eastAsia="宋体" w:hAnsi="Courier New" w:cs="Courier New"/>
-                                <w:noProof w:val="0"/>
-                                <w:color w:val="000000"/>
-                                <w:kern w:val="0"/>
-                                <w:szCs w:val="21"/>
-                              </w:rPr>
-                              <w:t>nn.Dropout</w:t>
-                            </w:r>
-                            <w:proofErr w:type="gramEnd"/>
-                            <w:r>
-                              <w:rPr>
-                                <w:rFonts w:ascii="Courier New" w:eastAsia="宋体" w:hAnsi="Courier New" w:cs="Courier New"/>
-                                <w:noProof w:val="0"/>
-                                <w:color w:val="000000"/>
-                                <w:kern w:val="0"/>
-                                <w:szCs w:val="21"/>
-                              </w:rPr>
-                              <w:t>(p=dropout)</w:t>
+                                <w:color w:val="000000"/>
+                                <w:kern w:val="0"/>
+                                <w:szCs w:val="21"/>
+                              </w:rPr>
+                              <w:t>.fc1_drop = nn.Dropout(p=dropout)</w:t>
                             </w:r>
                           </w:p>
                           <w:p>
@@ -12243,12 +11910,92 @@
                               <w:jc w:val="left"/>
                               <w:rPr>
                                 <w:rFonts w:ascii="Courier New" w:eastAsia="宋体" w:hAnsi="Courier New" w:cs="Courier New"/>
-                                <w:noProof w:val="0"/>
-                                <w:color w:val="000000"/>
-                                <w:kern w:val="0"/>
-                                <w:szCs w:val="21"/>
-                              </w:rPr>
-                            </w:pPr>
+                                <w:color w:val="000000"/>
+                                <w:kern w:val="0"/>
+                                <w:szCs w:val="21"/>
+                              </w:rPr>
+                            </w:pPr>
+                            <w:r>
+                              <w:rPr>
+                                <w:rFonts w:ascii="Courier New" w:eastAsia="宋体" w:hAnsi="Courier New" w:cs="Courier New"/>
+                                <w:color w:val="000000"/>
+                                <w:kern w:val="0"/>
+                                <w:szCs w:val="21"/>
+                              </w:rPr>
+                              <w:t>    </w:t>
+                            </w:r>
+                            <w:r>
+                              <w:rPr>
+                                <w:rFonts w:ascii="Courier New" w:eastAsia="宋体" w:hAnsi="Courier New" w:cs="Courier New"/>
+                                <w:color w:val="0000FF"/>
+                                <w:kern w:val="0"/>
+                                <w:szCs w:val="21"/>
+                              </w:rPr>
+                              <w:t>def</w:t>
+                            </w:r>
+                            <w:r>
+                              <w:rPr>
+                                <w:rFonts w:ascii="Courier New" w:eastAsia="宋体" w:hAnsi="Courier New" w:cs="Courier New"/>
+                                <w:color w:val="000000"/>
+                                <w:kern w:val="0"/>
+                                <w:szCs w:val="21"/>
+                              </w:rPr>
+                              <w:t> </w:t>
+                            </w:r>
+                            <w:r>
+                              <w:rPr>
+                                <w:rFonts w:ascii="Courier New" w:eastAsia="宋体" w:hAnsi="Courier New" w:cs="Courier New"/>
+                                <w:color w:val="795E26"/>
+                                <w:kern w:val="0"/>
+                                <w:szCs w:val="21"/>
+                              </w:rPr>
+                              <w:t>forward</w:t>
+                            </w:r>
+                            <w:r>
+                              <w:rPr>
+                                <w:rFonts w:ascii="Courier New" w:eastAsia="宋体" w:hAnsi="Courier New" w:cs="Courier New"/>
+                                <w:color w:val="000000"/>
+                                <w:kern w:val="0"/>
+                                <w:szCs w:val="21"/>
+                              </w:rPr>
+                              <w:t>(</w:t>
+                            </w:r>
+                            <w:r>
+                              <w:rPr>
+                                <w:rFonts w:ascii="Courier New" w:eastAsia="宋体" w:hAnsi="Courier New" w:cs="Courier New"/>
+                                <w:color w:val="001080"/>
+                                <w:kern w:val="0"/>
+                                <w:szCs w:val="21"/>
+                              </w:rPr>
+                              <w:t>self</w:t>
+                            </w:r>
+                            <w:r>
+                              <w:rPr>
+                                <w:rFonts w:ascii="Courier New" w:eastAsia="宋体" w:hAnsi="Courier New" w:cs="Courier New"/>
+                                <w:color w:val="000000"/>
+                                <w:kern w:val="0"/>
+                                <w:szCs w:val="21"/>
+                              </w:rPr>
+                              <w:t>, </w:t>
+                            </w:r>
+                            <w:r>
+                              <w:rPr>
+                                <w:rFonts w:ascii="Courier New" w:eastAsia="宋体" w:hAnsi="Courier New" w:cs="Courier New"/>
+                                <w:color w:val="001080"/>
+                                <w:kern w:val="0"/>
+                                <w:szCs w:val="21"/>
+                              </w:rPr>
+                              <w:t>x</w:t>
+                            </w:r>
+                            <w:r>
+                              <w:rPr>
+                                <w:rFonts w:ascii="Courier New" w:eastAsia="宋体" w:hAnsi="Courier New" w:cs="Courier New"/>
+                                <w:color w:val="000000"/>
+                                <w:kern w:val="0"/>
+                                <w:szCs w:val="21"/>
+                              </w:rPr>
+                              <w:t>):</w:t>
+                            </w:r>
                           </w:p>
                           <w:p>
                             <w:pPr>
@@ -12258,68 +12005,23 @@
                               <w:jc w:val="left"/>
                               <w:rPr>
                                 <w:rFonts w:ascii="Courier New" w:eastAsia="宋体" w:hAnsi="Courier New" w:cs="Courier New"/>
-                                <w:noProof w:val="0"/>
-                                <w:color w:val="000000"/>
-                                <w:kern w:val="0"/>
-                                <w:szCs w:val="21"/>
-                              </w:rPr>
-                            </w:pPr>
-                            <w:r>
-                              <w:rPr>
-                                <w:rFonts w:ascii="Courier New" w:eastAsia="宋体" w:hAnsi="Courier New" w:cs="Courier New"/>
-                                <w:noProof w:val="0"/>
-                                <w:color w:val="000000"/>
-                                <w:kern w:val="0"/>
-                                <w:szCs w:val="21"/>
-                              </w:rPr>
-                              <w:t>    </w:t>
-                            </w:r>
-                            <w:r>
-                              <w:rPr>
-                                <w:rFonts w:ascii="Courier New" w:eastAsia="宋体" w:hAnsi="Courier New" w:cs="Courier New"/>
-                                <w:noProof w:val="0"/>
-                                <w:color w:val="0000FF"/>
-                                <w:kern w:val="0"/>
-                                <w:szCs w:val="21"/>
-                              </w:rPr>
-                              <w:t>def</w:t>
-                            </w:r>
-                            <w:r>
-                              <w:rPr>
-                                <w:rFonts w:ascii="Courier New" w:eastAsia="宋体" w:hAnsi="Courier New" w:cs="Courier New"/>
-                                <w:noProof w:val="0"/>
-                                <w:color w:val="000000"/>
-                                <w:kern w:val="0"/>
-                                <w:szCs w:val="21"/>
-                              </w:rPr>
-                              <w:t> </w:t>
-                            </w:r>
-                            <w:proofErr w:type="gramStart"/>
-                            <w:r>
-                              <w:rPr>
-                                <w:rFonts w:ascii="Courier New" w:eastAsia="宋体" w:hAnsi="Courier New" w:cs="Courier New"/>
-                                <w:noProof w:val="0"/>
-                                <w:color w:val="795E26"/>
-                                <w:kern w:val="0"/>
-                                <w:szCs w:val="21"/>
-                              </w:rPr>
-                              <w:t>forward</w:t>
-                            </w:r>
-                            <w:r>
-                              <w:rPr>
-                                <w:rFonts w:ascii="Courier New" w:eastAsia="宋体" w:hAnsi="Courier New" w:cs="Courier New"/>
-                                <w:noProof w:val="0"/>
-                                <w:color w:val="000000"/>
-                                <w:kern w:val="0"/>
-                                <w:szCs w:val="21"/>
-                              </w:rPr>
-                              <w:t>(</w:t>
-                            </w:r>
-                            <w:proofErr w:type="gramEnd"/>
-                            <w:r>
-                              <w:rPr>
-                                <w:rFonts w:ascii="Courier New" w:eastAsia="宋体" w:hAnsi="Courier New" w:cs="Courier New"/>
-                                <w:noProof w:val="0"/>
+                                <w:color w:val="000000"/>
+                                <w:kern w:val="0"/>
+                                <w:szCs w:val="21"/>
+                              </w:rPr>
+                            </w:pPr>
+                            <w:r>
+                              <w:rPr>
+                                <w:rFonts w:ascii="Courier New" w:eastAsia="宋体" w:hAnsi="Courier New" w:cs="Courier New"/>
+                                <w:color w:val="000000"/>
+                                <w:kern w:val="0"/>
+                                <w:szCs w:val="21"/>
+                              </w:rPr>
+                              <w:t>        x = torch.relu(F.max_pool2d(</w:t>
+                            </w:r>
+                            <w:r>
+                              <w:rPr>
+                                <w:rFonts w:ascii="Courier New" w:eastAsia="宋体" w:hAnsi="Courier New" w:cs="Courier New"/>
                                 <w:color w:val="001080"/>
                                 <w:kern w:val="0"/>
                                 <w:szCs w:val="21"/>
@@ -12329,32 +12031,29 @@
                             <w:r>
                               <w:rPr>
                                 <w:rFonts w:ascii="Courier New" w:eastAsia="宋体" w:hAnsi="Courier New" w:cs="Courier New"/>
-                                <w:noProof w:val="0"/>
-                                <w:color w:val="000000"/>
-                                <w:kern w:val="0"/>
-                                <w:szCs w:val="21"/>
-                              </w:rPr>
-                              <w:t>, </w:t>
-                            </w:r>
-                            <w:r>
-                              <w:rPr>
-                                <w:rFonts w:ascii="Courier New" w:eastAsia="宋体" w:hAnsi="Courier New" w:cs="Courier New"/>
-                                <w:noProof w:val="0"/>
-                                <w:color w:val="001080"/>
-                                <w:kern w:val="0"/>
-                                <w:szCs w:val="21"/>
-                              </w:rPr>
-                              <w:t>x</w:t>
-                            </w:r>
-                            <w:r>
-                              <w:rPr>
-                                <w:rFonts w:ascii="Courier New" w:eastAsia="宋体" w:hAnsi="Courier New" w:cs="Courier New"/>
-                                <w:noProof w:val="0"/>
-                                <w:color w:val="000000"/>
-                                <w:kern w:val="0"/>
-                                <w:szCs w:val="21"/>
-                              </w:rPr>
-                              <w:t>):</w:t>
+                                <w:color w:val="000000"/>
+                                <w:kern w:val="0"/>
+                                <w:szCs w:val="21"/>
+                              </w:rPr>
+                              <w:t>.conv1(x), </w:t>
+                            </w:r>
+                            <w:r>
+                              <w:rPr>
+                                <w:rFonts w:ascii="Courier New" w:eastAsia="宋体" w:hAnsi="Courier New" w:cs="Courier New"/>
+                                <w:color w:val="09885A"/>
+                                <w:kern w:val="0"/>
+                                <w:szCs w:val="21"/>
+                              </w:rPr>
+                              <w:t>2</w:t>
+                            </w:r>
+                            <w:r>
+                              <w:rPr>
+                                <w:rFonts w:ascii="Courier New" w:eastAsia="宋体" w:hAnsi="Courier New" w:cs="Courier New"/>
+                                <w:color w:val="000000"/>
+                                <w:kern w:val="0"/>
+                                <w:szCs w:val="21"/>
+                              </w:rPr>
+                              <w:t>))</w:t>
                             </w:r>
                           </w:p>
                           <w:p>
@@ -12365,48 +12064,23 @@
                               <w:jc w:val="left"/>
                               <w:rPr>
                                 <w:rFonts w:ascii="Courier New" w:eastAsia="宋体" w:hAnsi="Courier New" w:cs="Courier New"/>
-                                <w:noProof w:val="0"/>
-                                <w:color w:val="000000"/>
-                                <w:kern w:val="0"/>
-                                <w:szCs w:val="21"/>
-                              </w:rPr>
-                            </w:pPr>
-                            <w:r>
-                              <w:rPr>
-                                <w:rFonts w:ascii="Courier New" w:eastAsia="宋体" w:hAnsi="Courier New" w:cs="Courier New"/>
-                                <w:noProof w:val="0"/>
-                                <w:color w:val="000000"/>
-                                <w:kern w:val="0"/>
-                                <w:szCs w:val="21"/>
-                              </w:rPr>
-                              <w:t>        x = </w:t>
-                            </w:r>
-                            <w:proofErr w:type="gramStart"/>
-                            <w:r>
-                              <w:rPr>
-                                <w:rFonts w:ascii="Courier New" w:eastAsia="宋体" w:hAnsi="Courier New" w:cs="Courier New"/>
-                                <w:noProof w:val="0"/>
-                                <w:color w:val="000000"/>
-                                <w:kern w:val="0"/>
-                                <w:szCs w:val="21"/>
-                              </w:rPr>
-                              <w:t>torch.relu</w:t>
-                            </w:r>
-                            <w:proofErr w:type="gramEnd"/>
-                            <w:r>
-                              <w:rPr>
-                                <w:rFonts w:ascii="Courier New" w:eastAsia="宋体" w:hAnsi="Courier New" w:cs="Courier New"/>
-                                <w:noProof w:val="0"/>
-                                <w:color w:val="000000"/>
-                                <w:kern w:val="0"/>
-                                <w:szCs w:val="21"/>
-                              </w:rPr>
-                              <w:t>(F.max_pool2d(</w:t>
-                            </w:r>
-                            <w:r>
-                              <w:rPr>
-                                <w:rFonts w:ascii="Courier New" w:eastAsia="宋体" w:hAnsi="Courier New" w:cs="Courier New"/>
-                                <w:noProof w:val="0"/>
+                                <w:color w:val="000000"/>
+                                <w:kern w:val="0"/>
+                                <w:szCs w:val="21"/>
+                              </w:rPr>
+                            </w:pPr>
+                            <w:r>
+                              <w:rPr>
+                                <w:rFonts w:ascii="Courier New" w:eastAsia="宋体" w:hAnsi="Courier New" w:cs="Courier New"/>
+                                <w:color w:val="000000"/>
+                                <w:kern w:val="0"/>
+                                <w:szCs w:val="21"/>
+                              </w:rPr>
+                              <w:t>        x = torch.relu(F.max_pool2d(</w:t>
+                            </w:r>
+                            <w:r>
+                              <w:rPr>
+                                <w:rFonts w:ascii="Courier New" w:eastAsia="宋体" w:hAnsi="Courier New" w:cs="Courier New"/>
                                 <w:color w:val="001080"/>
                                 <w:kern w:val="0"/>
                                 <w:szCs w:val="21"/>
@@ -12416,17 +12090,33 @@
                             <w:r>
                               <w:rPr>
                                 <w:rFonts w:ascii="Courier New" w:eastAsia="宋体" w:hAnsi="Courier New" w:cs="Courier New"/>
-                                <w:noProof w:val="0"/>
-                                <w:color w:val="000000"/>
-                                <w:kern w:val="0"/>
-                                <w:szCs w:val="21"/>
-                              </w:rPr>
-                              <w:t>.conv1(x), </w:t>
-                            </w:r>
-                            <w:r>
-                              <w:rPr>
-                                <w:rFonts w:ascii="Courier New" w:eastAsia="宋体" w:hAnsi="Courier New" w:cs="Courier New"/>
-                                <w:noProof w:val="0"/>
+                                <w:color w:val="000000"/>
+                                <w:kern w:val="0"/>
+                                <w:szCs w:val="21"/>
+                              </w:rPr>
+                              <w:t>.conv2_drop(</w:t>
+                            </w:r>
+                            <w:r>
+                              <w:rPr>
+                                <w:rFonts w:ascii="Courier New" w:eastAsia="宋体" w:hAnsi="Courier New" w:cs="Courier New"/>
+                                <w:color w:val="001080"/>
+                                <w:kern w:val="0"/>
+                                <w:szCs w:val="21"/>
+                              </w:rPr>
+                              <w:t>self</w:t>
+                            </w:r>
+                            <w:r>
+                              <w:rPr>
+                                <w:rFonts w:ascii="Courier New" w:eastAsia="宋体" w:hAnsi="Courier New" w:cs="Courier New"/>
+                                <w:color w:val="000000"/>
+                                <w:kern w:val="0"/>
+                                <w:szCs w:val="21"/>
+                              </w:rPr>
+                              <w:t>.conv2(x)), </w:t>
+                            </w:r>
+                            <w:r>
+                              <w:rPr>
+                                <w:rFonts w:ascii="Courier New" w:eastAsia="宋体" w:hAnsi="Courier New" w:cs="Courier New"/>
                                 <w:color w:val="09885A"/>
                                 <w:kern w:val="0"/>
                                 <w:szCs w:val="21"/>
@@ -12436,7 +12126,6 @@
                             <w:r>
                               <w:rPr>
                                 <w:rFonts w:ascii="Courier New" w:eastAsia="宋体" w:hAnsi="Courier New" w:cs="Courier New"/>
-                                <w:noProof w:val="0"/>
                                 <w:color w:val="000000"/>
                                 <w:kern w:val="0"/>
                                 <w:szCs w:val="21"/>
@@ -12452,103 +12141,28 @@
                               <w:jc w:val="left"/>
                               <w:rPr>
                                 <w:rFonts w:ascii="Courier New" w:eastAsia="宋体" w:hAnsi="Courier New" w:cs="Courier New"/>
-                                <w:noProof w:val="0"/>
-                                <w:color w:val="000000"/>
-                                <w:kern w:val="0"/>
-                                <w:szCs w:val="21"/>
-                              </w:rPr>
-                            </w:pPr>
-                            <w:r>
-                              <w:rPr>
-                                <w:rFonts w:ascii="Courier New" w:eastAsia="宋体" w:hAnsi="Courier New" w:cs="Courier New"/>
-                                <w:noProof w:val="0"/>
-                                <w:color w:val="000000"/>
-                                <w:kern w:val="0"/>
-                                <w:szCs w:val="21"/>
-                              </w:rPr>
-                              <w:t>        x = </w:t>
-                            </w:r>
-                            <w:proofErr w:type="gramStart"/>
-                            <w:r>
-                              <w:rPr>
-                                <w:rFonts w:ascii="Courier New" w:eastAsia="宋体" w:hAnsi="Courier New" w:cs="Courier New"/>
-                                <w:noProof w:val="0"/>
-                                <w:color w:val="000000"/>
-                                <w:kern w:val="0"/>
-                                <w:szCs w:val="21"/>
-                              </w:rPr>
-                              <w:t>torch.relu</w:t>
-                            </w:r>
-                            <w:proofErr w:type="gramEnd"/>
-                            <w:r>
-                              <w:rPr>
-                                <w:rFonts w:ascii="Courier New" w:eastAsia="宋体" w:hAnsi="Courier New" w:cs="Courier New"/>
-                                <w:noProof w:val="0"/>
-                                <w:color w:val="000000"/>
-                                <w:kern w:val="0"/>
-                                <w:szCs w:val="21"/>
-                              </w:rPr>
-                              <w:t>(F.max_pool2d(</w:t>
-                            </w:r>
-                            <w:r>
-                              <w:rPr>
-                                <w:rFonts w:ascii="Courier New" w:eastAsia="宋体" w:hAnsi="Courier New" w:cs="Courier New"/>
-                                <w:noProof w:val="0"/>
-                                <w:color w:val="001080"/>
-                                <w:kern w:val="0"/>
-                                <w:szCs w:val="21"/>
-                              </w:rPr>
-                              <w:t>self</w:t>
-                            </w:r>
-                            <w:r>
-                              <w:rPr>
-                                <w:rFonts w:ascii="Courier New" w:eastAsia="宋体" w:hAnsi="Courier New" w:cs="Courier New"/>
-                                <w:noProof w:val="0"/>
-                                <w:color w:val="000000"/>
-                                <w:kern w:val="0"/>
-                                <w:szCs w:val="21"/>
-                              </w:rPr>
-                              <w:t>.conv2_drop(</w:t>
-                            </w:r>
-                            <w:r>
-                              <w:rPr>
-                                <w:rFonts w:ascii="Courier New" w:eastAsia="宋体" w:hAnsi="Courier New" w:cs="Courier New"/>
-                                <w:noProof w:val="0"/>
-                                <w:color w:val="001080"/>
-                                <w:kern w:val="0"/>
-                                <w:szCs w:val="21"/>
-                              </w:rPr>
-                              <w:t>self</w:t>
-                            </w:r>
-                            <w:r>
-                              <w:rPr>
-                                <w:rFonts w:ascii="Courier New" w:eastAsia="宋体" w:hAnsi="Courier New" w:cs="Courier New"/>
-                                <w:noProof w:val="0"/>
-                                <w:color w:val="000000"/>
-                                <w:kern w:val="0"/>
-                                <w:szCs w:val="21"/>
-                              </w:rPr>
-                              <w:t>.conv2(x)), </w:t>
-                            </w:r>
-                            <w:r>
-                              <w:rPr>
-                                <w:rFonts w:ascii="Courier New" w:eastAsia="宋体" w:hAnsi="Courier New" w:cs="Courier New"/>
-                                <w:noProof w:val="0"/>
-                                <w:color w:val="09885A"/>
-                                <w:kern w:val="0"/>
-                                <w:szCs w:val="21"/>
-                              </w:rPr>
-                              <w:t>2</w:t>
-                            </w:r>
-                            <w:r>
-                              <w:rPr>
-                                <w:rFonts w:ascii="Courier New" w:eastAsia="宋体" w:hAnsi="Courier New" w:cs="Courier New"/>
-                                <w:noProof w:val="0"/>
-                                <w:color w:val="000000"/>
-                                <w:kern w:val="0"/>
-                                <w:szCs w:val="21"/>
-                              </w:rPr>
-                              <w:t>))</w:t>
+                                <w:color w:val="000000"/>
+                                <w:kern w:val="0"/>
+                                <w:szCs w:val="21"/>
+                              </w:rPr>
+                            </w:pPr>
+                            <w:r>
+                              <w:rPr>
+                                <w:rFonts w:ascii="Courier New" w:eastAsia="宋体" w:hAnsi="Courier New" w:cs="Courier New"/>
+                                <w:color w:val="000000"/>
+                                <w:kern w:val="0"/>
+                                <w:szCs w:val="21"/>
+                              </w:rPr>
+                              <w:t>        </w:t>
+                            </w:r>
+                            <w:r>
+                              <w:rPr>
+                                <w:rFonts w:ascii="Courier New" w:eastAsia="宋体" w:hAnsi="Courier New" w:cs="Courier New"/>
+                                <w:color w:val="008000"/>
+                                <w:kern w:val="0"/>
+                                <w:szCs w:val="21"/>
+                              </w:rPr>
+                              <w:t># flatten over channel, height and width = 1600</w:t>
                             </w:r>
                           </w:p>
                           <w:p>
@@ -12559,21 +12173,91 @@
                               <w:jc w:val="left"/>
                               <w:rPr>
                                 <w:rFonts w:ascii="Courier New" w:eastAsia="宋体" w:hAnsi="Courier New" w:cs="Courier New"/>
-                                <w:noProof w:val="0"/>
-                                <w:color w:val="000000"/>
-                                <w:kern w:val="0"/>
-                                <w:szCs w:val="21"/>
-                              </w:rPr>
-                            </w:pPr>
-                            <w:r>
-                              <w:rPr>
-                                <w:rFonts w:ascii="Courier New" w:eastAsia="宋体" w:hAnsi="Courier New" w:cs="Courier New"/>
-                                <w:noProof w:val="0"/>
-                                <w:color w:val="000000"/>
-                                <w:kern w:val="0"/>
-                                <w:szCs w:val="21"/>
-                              </w:rPr>
-                              <w:t>        </w:t>
+                                <w:color w:val="000000"/>
+                                <w:kern w:val="0"/>
+                                <w:szCs w:val="21"/>
+                              </w:rPr>
+                            </w:pPr>
+                            <w:r>
+                              <w:rPr>
+                                <w:rFonts w:ascii="Courier New" w:eastAsia="宋体" w:hAnsi="Courier New" w:cs="Courier New"/>
+                                <w:color w:val="000000"/>
+                                <w:kern w:val="0"/>
+                                <w:szCs w:val="21"/>
+                              </w:rPr>
+                              <w:t>        x = x.view(</w:t>
+                            </w:r>
+                            <w:r>
+                              <w:rPr>
+                                <w:rFonts w:ascii="Courier New" w:eastAsia="宋体" w:hAnsi="Courier New" w:cs="Courier New"/>
+                                <w:color w:val="09885A"/>
+                                <w:kern w:val="0"/>
+                                <w:szCs w:val="21"/>
+                              </w:rPr>
+                              <w:t>-1</w:t>
+                            </w:r>
+                            <w:r>
+                              <w:rPr>
+                                <w:rFonts w:ascii="Courier New" w:eastAsia="宋体" w:hAnsi="Courier New" w:cs="Courier New"/>
+                                <w:color w:val="000000"/>
+                                <w:kern w:val="0"/>
+                                <w:szCs w:val="21"/>
+                              </w:rPr>
+                              <w:t>, x.size(</w:t>
+                            </w:r>
+                            <w:r>
+                              <w:rPr>
+                                <w:rFonts w:ascii="Courier New" w:eastAsia="宋体" w:hAnsi="Courier New" w:cs="Courier New"/>
+                                <w:color w:val="09885A"/>
+                                <w:kern w:val="0"/>
+                                <w:szCs w:val="21"/>
+                              </w:rPr>
+                              <w:t>1</w:t>
+                            </w:r>
+                            <w:r>
+                              <w:rPr>
+                                <w:rFonts w:ascii="Courier New" w:eastAsia="宋体" w:hAnsi="Courier New" w:cs="Courier New"/>
+                                <w:color w:val="000000"/>
+                                <w:kern w:val="0"/>
+                                <w:szCs w:val="21"/>
+                              </w:rPr>
+                              <w:t>) * x.size(</w:t>
+                            </w:r>
+                            <w:r>
+                              <w:rPr>
+                                <w:rFonts w:ascii="Courier New" w:eastAsia="宋体" w:hAnsi="Courier New" w:cs="Courier New"/>
+                                <w:color w:val="09885A"/>
+                                <w:kern w:val="0"/>
+                                <w:szCs w:val="21"/>
+                              </w:rPr>
+                              <w:t>2</w:t>
+                            </w:r>
+                            <w:r>
+                              <w:rPr>
+                                <w:rFonts w:ascii="Courier New" w:eastAsia="宋体" w:hAnsi="Courier New" w:cs="Courier New"/>
+                                <w:color w:val="000000"/>
+                                <w:kern w:val="0"/>
+                                <w:szCs w:val="21"/>
+                              </w:rPr>
+                              <w:t>) * x.size(</w:t>
+                            </w:r>
+                            <w:r>
+                              <w:rPr>
+                                <w:rFonts w:ascii="Courier New" w:eastAsia="宋体" w:hAnsi="Courier New" w:cs="Courier New"/>
+                                <w:color w:val="09885A"/>
+                                <w:kern w:val="0"/>
+                                <w:szCs w:val="21"/>
+                              </w:rPr>
+                              <w:t>3</w:t>
+                            </w:r>
+                            <w:r>
+                              <w:rPr>
+                                <w:rFonts w:ascii="Courier New" w:eastAsia="宋体" w:hAnsi="Courier New" w:cs="Courier New"/>
+                                <w:color w:val="000000"/>
+                                <w:kern w:val="0"/>
+                                <w:szCs w:val="21"/>
+                              </w:rPr>
+                              <w:t>))</w:t>
                             </w:r>
                           </w:p>
                           <w:p>
@@ -12584,31 +12268,19 @@
                               <w:jc w:val="left"/>
                               <w:rPr>
                                 <w:rFonts w:ascii="Courier New" w:eastAsia="宋体" w:hAnsi="Courier New" w:cs="Courier New"/>
-                                <w:noProof w:val="0"/>
-                                <w:color w:val="000000"/>
-                                <w:kern w:val="0"/>
-                                <w:szCs w:val="21"/>
-                              </w:rPr>
-                            </w:pPr>
-                            <w:r>
-                              <w:rPr>
-                                <w:rFonts w:ascii="Courier New" w:eastAsia="宋体" w:hAnsi="Courier New" w:cs="Courier New"/>
-                                <w:noProof w:val="0"/>
+                                <w:color w:val="000000"/>
+                                <w:kern w:val="0"/>
+                                <w:szCs w:val="21"/>
+                              </w:rPr>
+                            </w:pPr>
+                            <w:r>
+                              <w:rPr>
+                                <w:rFonts w:ascii="Courier New" w:eastAsia="宋体" w:hAnsi="Courier New" w:cs="Courier New"/>
                                 <w:color w:val="000000"/>
                                 <w:kern w:val="0"/>
                                 <w:szCs w:val="21"/>
                               </w:rPr>
                               <w:t>        </w:t>
-                            </w:r>
-                            <w:r>
-                              <w:rPr>
-                                <w:rFonts w:ascii="Courier New" w:eastAsia="宋体" w:hAnsi="Courier New" w:cs="Courier New"/>
-                                <w:noProof w:val="0"/>
-                                <w:color w:val="008000"/>
-                                <w:kern w:val="0"/>
-                                <w:szCs w:val="21"/>
-                              </w:rPr>
-                              <w:t># flatten over channel, height and width = 1600</w:t>
                             </w:r>
                           </w:p>
                           <w:p>
@@ -12619,123 +12291,55 @@
                               <w:jc w:val="left"/>
                               <w:rPr>
                                 <w:rFonts w:ascii="Courier New" w:eastAsia="宋体" w:hAnsi="Courier New" w:cs="Courier New"/>
-                                <w:noProof w:val="0"/>
-                                <w:color w:val="000000"/>
-                                <w:kern w:val="0"/>
-                                <w:szCs w:val="21"/>
-                              </w:rPr>
-                            </w:pPr>
-                            <w:r>
-                              <w:rPr>
-                                <w:rFonts w:ascii="Courier New" w:eastAsia="宋体" w:hAnsi="Courier New" w:cs="Courier New"/>
-                                <w:noProof w:val="0"/>
-                                <w:color w:val="000000"/>
-                                <w:kern w:val="0"/>
-                                <w:szCs w:val="21"/>
-                              </w:rPr>
-                              <w:t>        x = </w:t>
-                            </w:r>
-                            <w:proofErr w:type="gramStart"/>
-                            <w:r>
-                              <w:rPr>
-                                <w:rFonts w:ascii="Courier New" w:eastAsia="宋体" w:hAnsi="Courier New" w:cs="Courier New"/>
-                                <w:noProof w:val="0"/>
-                                <w:color w:val="000000"/>
-                                <w:kern w:val="0"/>
-                                <w:szCs w:val="21"/>
-                              </w:rPr>
-                              <w:t>x.view</w:t>
-                            </w:r>
-                            <w:proofErr w:type="gramEnd"/>
-                            <w:r>
-                              <w:rPr>
-                                <w:rFonts w:ascii="Courier New" w:eastAsia="宋体" w:hAnsi="Courier New" w:cs="Courier New"/>
-                                <w:noProof w:val="0"/>
-                                <w:color w:val="000000"/>
-                                <w:kern w:val="0"/>
-                                <w:szCs w:val="21"/>
-                              </w:rPr>
-                              <w:t>(</w:t>
-                            </w:r>
-                            <w:r>
-                              <w:rPr>
-                                <w:rFonts w:ascii="Courier New" w:eastAsia="宋体" w:hAnsi="Courier New" w:cs="Courier New"/>
-                                <w:noProof w:val="0"/>
-                                <w:color w:val="09885A"/>
-                                <w:kern w:val="0"/>
-                                <w:szCs w:val="21"/>
-                              </w:rPr>
-                              <w:t>-1</w:t>
-                            </w:r>
-                            <w:r>
-                              <w:rPr>
-                                <w:rFonts w:ascii="Courier New" w:eastAsia="宋体" w:hAnsi="Courier New" w:cs="Courier New"/>
-                                <w:noProof w:val="0"/>
-                                <w:color w:val="000000"/>
-                                <w:kern w:val="0"/>
-                                <w:szCs w:val="21"/>
-                              </w:rPr>
-                              <w:t>, x.size(</w:t>
-                            </w:r>
-                            <w:r>
-                              <w:rPr>
-                                <w:rFonts w:ascii="Courier New" w:eastAsia="宋体" w:hAnsi="Courier New" w:cs="Courier New"/>
-                                <w:noProof w:val="0"/>
-                                <w:color w:val="09885A"/>
-                                <w:kern w:val="0"/>
-                                <w:szCs w:val="21"/>
-                              </w:rPr>
-                              <w:t>1</w:t>
-                            </w:r>
-                            <w:r>
-                              <w:rPr>
-                                <w:rFonts w:ascii="Courier New" w:eastAsia="宋体" w:hAnsi="Courier New" w:cs="Courier New"/>
-                                <w:noProof w:val="0"/>
-                                <w:color w:val="000000"/>
-                                <w:kern w:val="0"/>
-                                <w:szCs w:val="21"/>
-                              </w:rPr>
-                              <w:t>) * x.size(</w:t>
-                            </w:r>
-                            <w:r>
-                              <w:rPr>
-                                <w:rFonts w:ascii="Courier New" w:eastAsia="宋体" w:hAnsi="Courier New" w:cs="Courier New"/>
-                                <w:noProof w:val="0"/>
-                                <w:color w:val="09885A"/>
-                                <w:kern w:val="0"/>
-                                <w:szCs w:val="21"/>
-                              </w:rPr>
-                              <w:t>2</w:t>
-                            </w:r>
-                            <w:r>
-                              <w:rPr>
-                                <w:rFonts w:ascii="Courier New" w:eastAsia="宋体" w:hAnsi="Courier New" w:cs="Courier New"/>
-                                <w:noProof w:val="0"/>
-                                <w:color w:val="000000"/>
-                                <w:kern w:val="0"/>
-                                <w:szCs w:val="21"/>
-                              </w:rPr>
-                              <w:t>) * x.size(</w:t>
-                            </w:r>
-                            <w:r>
-                              <w:rPr>
-                                <w:rFonts w:ascii="Courier New" w:eastAsia="宋体" w:hAnsi="Courier New" w:cs="Courier New"/>
-                                <w:noProof w:val="0"/>
-                                <w:color w:val="09885A"/>
-                                <w:kern w:val="0"/>
-                                <w:szCs w:val="21"/>
-                              </w:rPr>
-                              <w:t>3</w:t>
-                            </w:r>
-                            <w:r>
-                              <w:rPr>
-                                <w:rFonts w:ascii="Courier New" w:eastAsia="宋体" w:hAnsi="Courier New" w:cs="Courier New"/>
-                                <w:noProof w:val="0"/>
-                                <w:color w:val="000000"/>
-                                <w:kern w:val="0"/>
-                                <w:szCs w:val="21"/>
-                              </w:rPr>
-                              <w:t>))</w:t>
+                                <w:color w:val="000000"/>
+                                <w:kern w:val="0"/>
+                                <w:szCs w:val="21"/>
+                              </w:rPr>
+                            </w:pPr>
+                            <w:r>
+                              <w:rPr>
+                                <w:rFonts w:ascii="Courier New" w:eastAsia="宋体" w:hAnsi="Courier New" w:cs="Courier New"/>
+                                <w:color w:val="000000"/>
+                                <w:kern w:val="0"/>
+                                <w:szCs w:val="21"/>
+                              </w:rPr>
+                              <w:t>        x = torch.relu(</w:t>
+                            </w:r>
+                            <w:r>
+                              <w:rPr>
+                                <w:rFonts w:ascii="Courier New" w:eastAsia="宋体" w:hAnsi="Courier New" w:cs="Courier New"/>
+                                <w:color w:val="001080"/>
+                                <w:kern w:val="0"/>
+                                <w:szCs w:val="21"/>
+                              </w:rPr>
+                              <w:t>self</w:t>
+                            </w:r>
+                            <w:r>
+                              <w:rPr>
+                                <w:rFonts w:ascii="Courier New" w:eastAsia="宋体" w:hAnsi="Courier New" w:cs="Courier New"/>
+                                <w:color w:val="000000"/>
+                                <w:kern w:val="0"/>
+                                <w:szCs w:val="21"/>
+                              </w:rPr>
+                              <w:t>.fc1_drop(</w:t>
+                            </w:r>
+                            <w:r>
+                              <w:rPr>
+                                <w:rFonts w:ascii="Courier New" w:eastAsia="宋体" w:hAnsi="Courier New" w:cs="Courier New"/>
+                                <w:color w:val="001080"/>
+                                <w:kern w:val="0"/>
+                                <w:szCs w:val="21"/>
+                              </w:rPr>
+                              <w:t>self</w:t>
+                            </w:r>
+                            <w:r>
+                              <w:rPr>
+                                <w:rFonts w:ascii="Courier New" w:eastAsia="宋体" w:hAnsi="Courier New" w:cs="Courier New"/>
+                                <w:color w:val="000000"/>
+                                <w:kern w:val="0"/>
+                                <w:szCs w:val="21"/>
+                              </w:rPr>
+                              <w:t>.fc1(x)))</w:t>
                             </w:r>
                           </w:p>
                           <w:p>
@@ -12746,21 +12350,55 @@
                               <w:jc w:val="left"/>
                               <w:rPr>
                                 <w:rFonts w:ascii="Courier New" w:eastAsia="宋体" w:hAnsi="Courier New" w:cs="Courier New"/>
-                                <w:noProof w:val="0"/>
-                                <w:color w:val="000000"/>
-                                <w:kern w:val="0"/>
-                                <w:szCs w:val="21"/>
-                              </w:rPr>
-                            </w:pPr>
-                            <w:r>
-                              <w:rPr>
-                                <w:rFonts w:ascii="Courier New" w:eastAsia="宋体" w:hAnsi="Courier New" w:cs="Courier New"/>
-                                <w:noProof w:val="0"/>
-                                <w:color w:val="000000"/>
-                                <w:kern w:val="0"/>
-                                <w:szCs w:val="21"/>
-                              </w:rPr>
-                              <w:t>        </w:t>
+                                <w:color w:val="000000"/>
+                                <w:kern w:val="0"/>
+                                <w:szCs w:val="21"/>
+                              </w:rPr>
+                            </w:pPr>
+                            <w:r>
+                              <w:rPr>
+                                <w:rFonts w:ascii="Courier New" w:eastAsia="宋体" w:hAnsi="Courier New" w:cs="Courier New"/>
+                                <w:color w:val="000000"/>
+                                <w:kern w:val="0"/>
+                                <w:szCs w:val="21"/>
+                              </w:rPr>
+                              <w:t>        x = torch.softmax(</w:t>
+                            </w:r>
+                            <w:r>
+                              <w:rPr>
+                                <w:rFonts w:ascii="Courier New" w:eastAsia="宋体" w:hAnsi="Courier New" w:cs="Courier New"/>
+                                <w:color w:val="001080"/>
+                                <w:kern w:val="0"/>
+                                <w:szCs w:val="21"/>
+                              </w:rPr>
+                              <w:t>self</w:t>
+                            </w:r>
+                            <w:r>
+                              <w:rPr>
+                                <w:rFonts w:ascii="Courier New" w:eastAsia="宋体" w:hAnsi="Courier New" w:cs="Courier New"/>
+                                <w:color w:val="000000"/>
+                                <w:kern w:val="0"/>
+                                <w:szCs w:val="21"/>
+                              </w:rPr>
+                              <w:t>.fc2(x), dim=</w:t>
+                            </w:r>
+                            <w:r>
+                              <w:rPr>
+                                <w:rFonts w:ascii="Courier New" w:eastAsia="宋体" w:hAnsi="Courier New" w:cs="Courier New"/>
+                                <w:color w:val="09885A"/>
+                                <w:kern w:val="0"/>
+                                <w:szCs w:val="21"/>
+                              </w:rPr>
+                              <w:t>-1</w:t>
+                            </w:r>
+                            <w:r>
+                              <w:rPr>
+                                <w:rFonts w:ascii="Courier New" w:eastAsia="宋体" w:hAnsi="Courier New" w:cs="Courier New"/>
+                                <w:color w:val="000000"/>
+                                <w:kern w:val="0"/>
+                                <w:szCs w:val="21"/>
+                              </w:rPr>
+                              <w:t>)</w:t>
                             </w:r>
                           </w:p>
                           <w:p>
@@ -12771,83 +12409,37 @@
                               <w:jc w:val="left"/>
                               <w:rPr>
                                 <w:rFonts w:ascii="Courier New" w:eastAsia="宋体" w:hAnsi="Courier New" w:cs="Courier New"/>
-                                <w:noProof w:val="0"/>
-                                <w:color w:val="000000"/>
-                                <w:kern w:val="0"/>
-                                <w:szCs w:val="21"/>
-                              </w:rPr>
-                            </w:pPr>
-                            <w:r>
-                              <w:rPr>
-                                <w:rFonts w:ascii="Courier New" w:eastAsia="宋体" w:hAnsi="Courier New" w:cs="Courier New"/>
-                                <w:noProof w:val="0"/>
-                                <w:color w:val="000000"/>
-                                <w:kern w:val="0"/>
-                                <w:szCs w:val="21"/>
-                              </w:rPr>
-                              <w:t>        x = </w:t>
-                            </w:r>
-                            <w:proofErr w:type="gramStart"/>
-                            <w:r>
-                              <w:rPr>
-                                <w:rFonts w:ascii="Courier New" w:eastAsia="宋体" w:hAnsi="Courier New" w:cs="Courier New"/>
-                                <w:noProof w:val="0"/>
-                                <w:color w:val="000000"/>
-                                <w:kern w:val="0"/>
-                                <w:szCs w:val="21"/>
-                              </w:rPr>
-                              <w:t>torch.relu</w:t>
-                            </w:r>
-                            <w:proofErr w:type="gramEnd"/>
-                            <w:r>
-                              <w:rPr>
-                                <w:rFonts w:ascii="Courier New" w:eastAsia="宋体" w:hAnsi="Courier New" w:cs="Courier New"/>
-                                <w:noProof w:val="0"/>
-                                <w:color w:val="000000"/>
-                                <w:kern w:val="0"/>
-                                <w:szCs w:val="21"/>
-                              </w:rPr>
-                              <w:t>(</w:t>
-                            </w:r>
-                            <w:r>
-                              <w:rPr>
-                                <w:rFonts w:ascii="Courier New" w:eastAsia="宋体" w:hAnsi="Courier New" w:cs="Courier New"/>
-                                <w:noProof w:val="0"/>
-                                <w:color w:val="001080"/>
-                                <w:kern w:val="0"/>
-                                <w:szCs w:val="21"/>
-                              </w:rPr>
-                              <w:t>self</w:t>
-                            </w:r>
-                            <w:r>
-                              <w:rPr>
-                                <w:rFonts w:ascii="Courier New" w:eastAsia="宋体" w:hAnsi="Courier New" w:cs="Courier New"/>
-                                <w:noProof w:val="0"/>
-                                <w:color w:val="000000"/>
-                                <w:kern w:val="0"/>
-                                <w:szCs w:val="21"/>
-                              </w:rPr>
-                              <w:t>.fc1_drop(</w:t>
-                            </w:r>
-                            <w:r>
-                              <w:rPr>
-                                <w:rFonts w:ascii="Courier New" w:eastAsia="宋体" w:hAnsi="Courier New" w:cs="Courier New"/>
-                                <w:noProof w:val="0"/>
-                                <w:color w:val="001080"/>
-                                <w:kern w:val="0"/>
-                                <w:szCs w:val="21"/>
-                              </w:rPr>
-                              <w:t>self</w:t>
-                            </w:r>
-                            <w:r>
-                              <w:rPr>
-                                <w:rFonts w:ascii="Courier New" w:eastAsia="宋体" w:hAnsi="Courier New" w:cs="Courier New"/>
-                                <w:noProof w:val="0"/>
-                                <w:color w:val="000000"/>
-                                <w:kern w:val="0"/>
-                                <w:szCs w:val="21"/>
-                              </w:rPr>
-                              <w:t>.fc1(x)))</w:t>
+                                <w:color w:val="000000"/>
+                                <w:kern w:val="0"/>
+                                <w:szCs w:val="21"/>
+                              </w:rPr>
+                            </w:pPr>
+                            <w:r>
+                              <w:rPr>
+                                <w:rFonts w:ascii="Courier New" w:eastAsia="宋体" w:hAnsi="Courier New" w:cs="Courier New"/>
+                                <w:color w:val="000000"/>
+                                <w:kern w:val="0"/>
+                                <w:szCs w:val="21"/>
+                              </w:rPr>
+                              <w:t>        </w:t>
+                            </w:r>
+                            <w:r>
+                              <w:rPr>
+                                <w:rFonts w:ascii="Courier New" w:eastAsia="宋体" w:hAnsi="Courier New" w:cs="Courier New"/>
+                                <w:color w:val="AF00DB"/>
+                                <w:kern w:val="0"/>
+                                <w:szCs w:val="21"/>
+                              </w:rPr>
+                              <w:t>return</w:t>
+                            </w:r>
+                            <w:r>
+                              <w:rPr>
+                                <w:rFonts w:ascii="Courier New" w:eastAsia="宋体" w:hAnsi="Courier New" w:cs="Courier New"/>
+                                <w:color w:val="000000"/>
+                                <w:kern w:val="0"/>
+                                <w:szCs w:val="21"/>
+                              </w:rPr>
+                              <w:t> x</w:t>
                             </w:r>
                           </w:p>
                           <w:p>
@@ -12858,78 +12450,32 @@
                               <w:jc w:val="left"/>
                               <w:rPr>
                                 <w:rFonts w:ascii="Courier New" w:eastAsia="宋体" w:hAnsi="Courier New" w:cs="Courier New"/>
-                                <w:noProof w:val="0"/>
-                                <w:color w:val="000000"/>
-                                <w:kern w:val="0"/>
-                                <w:szCs w:val="21"/>
-                              </w:rPr>
-                            </w:pPr>
-                            <w:r>
-                              <w:rPr>
-                                <w:rFonts w:ascii="Courier New" w:eastAsia="宋体" w:hAnsi="Courier New" w:cs="Courier New"/>
-                                <w:noProof w:val="0"/>
-                                <w:color w:val="000000"/>
-                                <w:kern w:val="0"/>
-                                <w:szCs w:val="21"/>
-                              </w:rPr>
-                              <w:t>        x = </w:t>
-                            </w:r>
-                            <w:proofErr w:type="gramStart"/>
-                            <w:r>
-                              <w:rPr>
-                                <w:rFonts w:ascii="Courier New" w:eastAsia="宋体" w:hAnsi="Courier New" w:cs="Courier New"/>
-                                <w:noProof w:val="0"/>
-                                <w:color w:val="000000"/>
-                                <w:kern w:val="0"/>
-                                <w:szCs w:val="21"/>
-                              </w:rPr>
-                              <w:t>torch.softmax</w:t>
-                            </w:r>
-                            <w:proofErr w:type="gramEnd"/>
-                            <w:r>
-                              <w:rPr>
-                                <w:rFonts w:ascii="Courier New" w:eastAsia="宋体" w:hAnsi="Courier New" w:cs="Courier New"/>
-                                <w:noProof w:val="0"/>
-                                <w:color w:val="000000"/>
-                                <w:kern w:val="0"/>
-                                <w:szCs w:val="21"/>
-                              </w:rPr>
-                              <w:t>(</w:t>
-                            </w:r>
-                            <w:r>
-                              <w:rPr>
-                                <w:rFonts w:ascii="Courier New" w:eastAsia="宋体" w:hAnsi="Courier New" w:cs="Courier New"/>
-                                <w:noProof w:val="0"/>
-                                <w:color w:val="001080"/>
-                                <w:kern w:val="0"/>
-                                <w:szCs w:val="21"/>
-                              </w:rPr>
-                              <w:t>self</w:t>
-                            </w:r>
-                            <w:r>
-                              <w:rPr>
-                                <w:rFonts w:ascii="Courier New" w:eastAsia="宋体" w:hAnsi="Courier New" w:cs="Courier New"/>
-                                <w:noProof w:val="0"/>
-                                <w:color w:val="000000"/>
-                                <w:kern w:val="0"/>
-                                <w:szCs w:val="21"/>
-                              </w:rPr>
-                              <w:t>.fc2(x), dim=</w:t>
-                            </w:r>
-                            <w:r>
-                              <w:rPr>
-                                <w:rFonts w:ascii="Courier New" w:eastAsia="宋体" w:hAnsi="Courier New" w:cs="Courier New"/>
-                                <w:noProof w:val="0"/>
+                                <w:color w:val="000000"/>
+                                <w:kern w:val="0"/>
+                                <w:szCs w:val="21"/>
+                              </w:rPr>
+                            </w:pPr>
+                            <w:r>
+                              <w:rPr>
+                                <w:rFonts w:ascii="Courier New" w:eastAsia="宋体" w:hAnsi="Courier New" w:cs="Courier New"/>
+                                <w:color w:val="000000"/>
+                                <w:kern w:val="0"/>
+                                <w:szCs w:val="21"/>
+                              </w:rPr>
+                              <w:t>torch.manual_seed(</w:t>
+                            </w:r>
+                            <w:r>
+                              <w:rPr>
+                                <w:rFonts w:ascii="Courier New" w:eastAsia="宋体" w:hAnsi="Courier New" w:cs="Courier New"/>
                                 <w:color w:val="09885A"/>
                                 <w:kern w:val="0"/>
                                 <w:szCs w:val="21"/>
                               </w:rPr>
-                              <w:t>-1</w:t>
-                            </w:r>
-                            <w:r>
-                              <w:rPr>
-                                <w:rFonts w:ascii="Courier New" w:eastAsia="宋体" w:hAnsi="Courier New" w:cs="Courier New"/>
-                                <w:noProof w:val="0"/>
+                              <w:t>0</w:t>
+                            </w:r>
+                            <w:r>
+                              <w:rPr>
+                                <w:rFonts w:ascii="Courier New" w:eastAsia="宋体" w:hAnsi="Courier New" w:cs="Courier New"/>
                                 <w:color w:val="000000"/>
                                 <w:kern w:val="0"/>
                                 <w:szCs w:val="21"/>
@@ -12944,42 +12490,20 @@
                               <w:spacing w:line="285" w:lineRule="atLeast"/>
                               <w:jc w:val="left"/>
                               <w:rPr>
-                                <w:rFonts w:ascii="Courier New" w:eastAsia="宋体" w:hAnsi="Courier New" w:cs="Courier New" w:hint="eastAsia"/>
-                                <w:noProof w:val="0"/>
-                                <w:color w:val="000000"/>
-                                <w:kern w:val="0"/>
-                                <w:szCs w:val="21"/>
-                              </w:rPr>
-                            </w:pPr>
-                            <w:r>
-                              <w:rPr>
-                                <w:rFonts w:ascii="Courier New" w:eastAsia="宋体" w:hAnsi="Courier New" w:cs="Courier New"/>
-                                <w:noProof w:val="0"/>
-                                <w:color w:val="000000"/>
-                                <w:kern w:val="0"/>
-                                <w:szCs w:val="21"/>
-                              </w:rPr>
-                              <w:t>        </w:t>
-                            </w:r>
-                            <w:r>
-                              <w:rPr>
-                                <w:rFonts w:ascii="Courier New" w:eastAsia="宋体" w:hAnsi="Courier New" w:cs="Courier New"/>
-                                <w:noProof w:val="0"/>
-                                <w:color w:val="AF00DB"/>
-                                <w:kern w:val="0"/>
-                                <w:szCs w:val="21"/>
-                              </w:rPr>
-                              <w:t>return</w:t>
-                            </w:r>
-                            <w:r>
-                              <w:rPr>
-                                <w:rFonts w:ascii="Courier New" w:eastAsia="宋体" w:hAnsi="Courier New" w:cs="Courier New"/>
-                                <w:noProof w:val="0"/>
-                                <w:color w:val="000000"/>
-                                <w:kern w:val="0"/>
-                                <w:szCs w:val="21"/>
-                              </w:rPr>
-                              <w:t> x</w:t>
+                                <w:rFonts w:ascii="Courier New" w:eastAsia="宋体" w:hAnsi="Courier New" w:cs="Courier New"/>
+                                <w:color w:val="000000"/>
+                                <w:kern w:val="0"/>
+                                <w:szCs w:val="21"/>
+                              </w:rPr>
+                            </w:pPr>
+                            <w:r>
+                              <w:rPr>
+                                <w:rFonts w:ascii="Courier New" w:eastAsia="宋体" w:hAnsi="Courier New" w:cs="Courier New"/>
+                                <w:color w:val="000000"/>
+                                <w:kern w:val="0"/>
+                                <w:szCs w:val="21"/>
+                              </w:rPr>
+                              <w:t>cnn = NeuralNetClassifier(</w:t>
                             </w:r>
                           </w:p>
                           <w:p>
@@ -12989,54 +12513,20 @@
                               <w:spacing w:line="285" w:lineRule="atLeast"/>
                               <w:jc w:val="left"/>
                               <w:rPr>
-                                <w:rFonts w:ascii="Courier New" w:eastAsia="宋体" w:hAnsi="Courier New" w:cs="Courier New" w:hint="eastAsia"/>
-                                <w:noProof w:val="0"/>
-                                <w:color w:val="000000"/>
-                                <w:kern w:val="0"/>
-                                <w:szCs w:val="21"/>
-                              </w:rPr>
-                            </w:pPr>
-                            <w:proofErr w:type="gramStart"/>
-                            <w:r>
-                              <w:rPr>
-                                <w:rFonts w:ascii="Courier New" w:eastAsia="宋体" w:hAnsi="Courier New" w:cs="Courier New"/>
-                                <w:noProof w:val="0"/>
-                                <w:color w:val="000000"/>
-                                <w:kern w:val="0"/>
-                                <w:szCs w:val="21"/>
-                              </w:rPr>
-                              <w:t>torch.manual</w:t>
-                            </w:r>
-                            <w:proofErr w:type="gramEnd"/>
-                            <w:r>
-                              <w:rPr>
-                                <w:rFonts w:ascii="Courier New" w:eastAsia="宋体" w:hAnsi="Courier New" w:cs="Courier New"/>
-                                <w:noProof w:val="0"/>
-                                <w:color w:val="000000"/>
-                                <w:kern w:val="0"/>
-                                <w:szCs w:val="21"/>
-                              </w:rPr>
-                              <w:t>_seed(</w:t>
-                            </w:r>
-                            <w:r>
-                              <w:rPr>
-                                <w:rFonts w:ascii="Courier New" w:eastAsia="宋体" w:hAnsi="Courier New" w:cs="Courier New"/>
-                                <w:noProof w:val="0"/>
-                                <w:color w:val="09885A"/>
-                                <w:kern w:val="0"/>
-                                <w:szCs w:val="21"/>
-                              </w:rPr>
-                              <w:t>0</w:t>
-                            </w:r>
-                            <w:r>
-                              <w:rPr>
-                                <w:rFonts w:ascii="Courier New" w:eastAsia="宋体" w:hAnsi="Courier New" w:cs="Courier New"/>
-                                <w:noProof w:val="0"/>
-                                <w:color w:val="000000"/>
-                                <w:kern w:val="0"/>
-                                <w:szCs w:val="21"/>
-                              </w:rPr>
-                              <w:t>)</w:t>
+                                <w:rFonts w:ascii="Courier New" w:eastAsia="宋体" w:hAnsi="Courier New" w:cs="Courier New"/>
+                                <w:color w:val="000000"/>
+                                <w:kern w:val="0"/>
+                                <w:szCs w:val="21"/>
+                              </w:rPr>
+                            </w:pPr>
+                            <w:r>
+                              <w:rPr>
+                                <w:rFonts w:ascii="Courier New" w:eastAsia="宋体" w:hAnsi="Courier New" w:cs="Courier New"/>
+                                <w:color w:val="000000"/>
+                                <w:kern w:val="0"/>
+                                <w:szCs w:val="21"/>
+                              </w:rPr>
+                              <w:t>    Cnn,</w:t>
                             </w:r>
                           </w:p>
                           <w:p>
@@ -13047,34 +12537,38 @@
                               <w:jc w:val="left"/>
                               <w:rPr>
                                 <w:rFonts w:ascii="Courier New" w:eastAsia="宋体" w:hAnsi="Courier New" w:cs="Courier New"/>
-                                <w:noProof w:val="0"/>
-                                <w:color w:val="000000"/>
-                                <w:kern w:val="0"/>
-                                <w:szCs w:val="21"/>
-                              </w:rPr>
-                            </w:pPr>
-                            <w:r>
-                              <w:rPr>
-                                <w:rFonts w:ascii="Courier New" w:eastAsia="宋体" w:hAnsi="Courier New" w:cs="Courier New"/>
-                                <w:noProof w:val="0"/>
-                                <w:color w:val="000000"/>
-                                <w:kern w:val="0"/>
-                                <w:szCs w:val="21"/>
-                              </w:rPr>
-                              <w:t>cnn = </w:t>
-                            </w:r>
-                            <w:proofErr w:type="gramStart"/>
-                            <w:r>
-                              <w:rPr>
-                                <w:rFonts w:ascii="Courier New" w:eastAsia="宋体" w:hAnsi="Courier New" w:cs="Courier New"/>
-                                <w:noProof w:val="0"/>
-                                <w:color w:val="000000"/>
-                                <w:kern w:val="0"/>
-                                <w:szCs w:val="21"/>
-                              </w:rPr>
-                              <w:t>NeuralNetClassifier(</w:t>
-                            </w:r>
-                            <w:proofErr w:type="gramEnd"/>
+                                <w:color w:val="000000"/>
+                                <w:kern w:val="0"/>
+                                <w:szCs w:val="21"/>
+                              </w:rPr>
+                            </w:pPr>
+                            <w:r>
+                              <w:rPr>
+                                <w:rFonts w:ascii="Courier New" w:eastAsia="宋体" w:hAnsi="Courier New" w:cs="Courier New"/>
+                                <w:color w:val="000000"/>
+                                <w:kern w:val="0"/>
+                                <w:szCs w:val="21"/>
+                              </w:rPr>
+                              <w:t>    max_epochs=</w:t>
+                            </w:r>
+                            <w:r>
+                              <w:rPr>
+                                <w:rFonts w:ascii="Courier New" w:eastAsia="宋体" w:hAnsi="Courier New" w:cs="Courier New"/>
+                                <w:color w:val="09885A"/>
+                                <w:kern w:val="0"/>
+                                <w:szCs w:val="21"/>
+                              </w:rPr>
+                              <w:t>10</w:t>
+                            </w:r>
+                            <w:r>
+                              <w:rPr>
+                                <w:rFonts w:ascii="Courier New" w:eastAsia="宋体" w:hAnsi="Courier New" w:cs="Courier New"/>
+                                <w:color w:val="000000"/>
+                                <w:kern w:val="0"/>
+                                <w:szCs w:val="21"/>
+                              </w:rPr>
+                              <w:t>,</w:t>
+                            </w:r>
                           </w:p>
                           <w:p>
                             <w:pPr>
@@ -13084,21 +12578,37 @@
                               <w:jc w:val="left"/>
                               <w:rPr>
                                 <w:rFonts w:ascii="Courier New" w:eastAsia="宋体" w:hAnsi="Courier New" w:cs="Courier New"/>
-                                <w:noProof w:val="0"/>
-                                <w:color w:val="000000"/>
-                                <w:kern w:val="0"/>
-                                <w:szCs w:val="21"/>
-                              </w:rPr>
-                            </w:pPr>
-                            <w:r>
-                              <w:rPr>
-                                <w:rFonts w:ascii="Courier New" w:eastAsia="宋体" w:hAnsi="Courier New" w:cs="Courier New"/>
-                                <w:noProof w:val="0"/>
-                                <w:color w:val="000000"/>
-                                <w:kern w:val="0"/>
-                                <w:szCs w:val="21"/>
-                              </w:rPr>
-                              <w:t>    Cnn,</w:t>
+                                <w:color w:val="000000"/>
+                                <w:kern w:val="0"/>
+                                <w:szCs w:val="21"/>
+                              </w:rPr>
+                            </w:pPr>
+                            <w:r>
+                              <w:rPr>
+                                <w:rFonts w:ascii="Courier New" w:eastAsia="宋体" w:hAnsi="Courier New" w:cs="Courier New"/>
+                                <w:color w:val="000000"/>
+                                <w:kern w:val="0"/>
+                                <w:szCs w:val="21"/>
+                              </w:rPr>
+                              <w:t>    lr=</w:t>
+                            </w:r>
+                            <w:r>
+                              <w:rPr>
+                                <w:rFonts w:ascii="Courier New" w:eastAsia="宋体" w:hAnsi="Courier New" w:cs="Courier New"/>
+                                <w:color w:val="09885A"/>
+                                <w:kern w:val="0"/>
+                                <w:szCs w:val="21"/>
+                              </w:rPr>
+                              <w:t>0.002</w:t>
+                            </w:r>
+                            <w:r>
+                              <w:rPr>
+                                <w:rFonts w:ascii="Courier New" w:eastAsia="宋体" w:hAnsi="Courier New" w:cs="Courier New"/>
+                                <w:color w:val="000000"/>
+                                <w:kern w:val="0"/>
+                                <w:szCs w:val="21"/>
+                              </w:rPr>
+                              <w:t>,</w:t>
                             </w:r>
                           </w:p>
                           <w:p>
@@ -13109,41 +12619,19 @@
                               <w:jc w:val="left"/>
                               <w:rPr>
                                 <w:rFonts w:ascii="Courier New" w:eastAsia="宋体" w:hAnsi="Courier New" w:cs="Courier New"/>
-                                <w:noProof w:val="0"/>
-                                <w:color w:val="000000"/>
-                                <w:kern w:val="0"/>
-                                <w:szCs w:val="21"/>
-                              </w:rPr>
-                            </w:pPr>
-                            <w:r>
-                              <w:rPr>
-                                <w:rFonts w:ascii="Courier New" w:eastAsia="宋体" w:hAnsi="Courier New" w:cs="Courier New"/>
-                                <w:noProof w:val="0"/>
-                                <w:color w:val="000000"/>
-                                <w:kern w:val="0"/>
-                                <w:szCs w:val="21"/>
-                              </w:rPr>
-                              <w:t>    max_epochs=</w:t>
-                            </w:r>
-                            <w:r>
-                              <w:rPr>
-                                <w:rFonts w:ascii="Courier New" w:eastAsia="宋体" w:hAnsi="Courier New" w:cs="Courier New"/>
-                                <w:noProof w:val="0"/>
-                                <w:color w:val="09885A"/>
-                                <w:kern w:val="0"/>
-                                <w:szCs w:val="21"/>
-                              </w:rPr>
-                              <w:t>10</w:t>
-                            </w:r>
-                            <w:r>
-                              <w:rPr>
-                                <w:rFonts w:ascii="Courier New" w:eastAsia="宋体" w:hAnsi="Courier New" w:cs="Courier New"/>
-                                <w:noProof w:val="0"/>
-                                <w:color w:val="000000"/>
-                                <w:kern w:val="0"/>
-                                <w:szCs w:val="21"/>
-                              </w:rPr>
-                              <w:t>,</w:t>
+                                <w:color w:val="000000"/>
+                                <w:kern w:val="0"/>
+                                <w:szCs w:val="21"/>
+                              </w:rPr>
+                            </w:pPr>
+                            <w:r>
+                              <w:rPr>
+                                <w:rFonts w:ascii="Courier New" w:eastAsia="宋体" w:hAnsi="Courier New" w:cs="Courier New"/>
+                                <w:color w:val="000000"/>
+                                <w:kern w:val="0"/>
+                                <w:szCs w:val="21"/>
+                              </w:rPr>
+                              <w:t>    optimizer=torch.optim.Adam,</w:t>
                             </w:r>
                           </w:p>
                           <w:p>
@@ -13154,41 +12642,19 @@
                               <w:jc w:val="left"/>
                               <w:rPr>
                                 <w:rFonts w:ascii="Courier New" w:eastAsia="宋体" w:hAnsi="Courier New" w:cs="Courier New"/>
-                                <w:noProof w:val="0"/>
-                                <w:color w:val="000000"/>
-                                <w:kern w:val="0"/>
-                                <w:szCs w:val="21"/>
-                              </w:rPr>
-                            </w:pPr>
-                            <w:r>
-                              <w:rPr>
-                                <w:rFonts w:ascii="Courier New" w:eastAsia="宋体" w:hAnsi="Courier New" w:cs="Courier New"/>
-                                <w:noProof w:val="0"/>
-                                <w:color w:val="000000"/>
-                                <w:kern w:val="0"/>
-                                <w:szCs w:val="21"/>
-                              </w:rPr>
-                              <w:t>    lr=</w:t>
-                            </w:r>
-                            <w:r>
-                              <w:rPr>
-                                <w:rFonts w:ascii="Courier New" w:eastAsia="宋体" w:hAnsi="Courier New" w:cs="Courier New"/>
-                                <w:noProof w:val="0"/>
-                                <w:color w:val="09885A"/>
-                                <w:kern w:val="0"/>
-                                <w:szCs w:val="21"/>
-                              </w:rPr>
-                              <w:t>0.002</w:t>
-                            </w:r>
-                            <w:r>
-                              <w:rPr>
-                                <w:rFonts w:ascii="Courier New" w:eastAsia="宋体" w:hAnsi="Courier New" w:cs="Courier New"/>
-                                <w:noProof w:val="0"/>
-                                <w:color w:val="000000"/>
-                                <w:kern w:val="0"/>
-                                <w:szCs w:val="21"/>
-                              </w:rPr>
-                              <w:t>,</w:t>
+                                <w:color w:val="000000"/>
+                                <w:kern w:val="0"/>
+                                <w:szCs w:val="21"/>
+                              </w:rPr>
+                            </w:pPr>
+                            <w:r>
+                              <w:rPr>
+                                <w:rFonts w:ascii="Courier New" w:eastAsia="宋体" w:hAnsi="Courier New" w:cs="Courier New"/>
+                                <w:color w:val="000000"/>
+                                <w:kern w:val="0"/>
+                                <w:szCs w:val="21"/>
+                              </w:rPr>
+                              <w:t>    device=device,</w:t>
                             </w:r>
                           </w:p>
                           <w:p>
@@ -13199,43 +12665,19 @@
                               <w:jc w:val="left"/>
                               <w:rPr>
                                 <w:rFonts w:ascii="Courier New" w:eastAsia="宋体" w:hAnsi="Courier New" w:cs="Courier New"/>
-                                <w:noProof w:val="0"/>
-                                <w:color w:val="000000"/>
-                                <w:kern w:val="0"/>
-                                <w:szCs w:val="21"/>
-                              </w:rPr>
-                            </w:pPr>
-                            <w:r>
-                              <w:rPr>
-                                <w:rFonts w:ascii="Courier New" w:eastAsia="宋体" w:hAnsi="Courier New" w:cs="Courier New"/>
-                                <w:noProof w:val="0"/>
-                                <w:color w:val="000000"/>
-                                <w:kern w:val="0"/>
-                                <w:szCs w:val="21"/>
-                              </w:rPr>
-                              <w:t>    optimizer=</w:t>
-                            </w:r>
-                            <w:proofErr w:type="gramStart"/>
-                            <w:r>
-                              <w:rPr>
-                                <w:rFonts w:ascii="Courier New" w:eastAsia="宋体" w:hAnsi="Courier New" w:cs="Courier New"/>
-                                <w:noProof w:val="0"/>
-                                <w:color w:val="000000"/>
-                                <w:kern w:val="0"/>
-                                <w:szCs w:val="21"/>
-                              </w:rPr>
-                              <w:t>torch.optim</w:t>
-                            </w:r>
-                            <w:proofErr w:type="gramEnd"/>
-                            <w:r>
-                              <w:rPr>
-                                <w:rFonts w:ascii="Courier New" w:eastAsia="宋体" w:hAnsi="Courier New" w:cs="Courier New"/>
-                                <w:noProof w:val="0"/>
-                                <w:color w:val="000000"/>
-                                <w:kern w:val="0"/>
-                                <w:szCs w:val="21"/>
-                              </w:rPr>
-                              <w:t>.Adam,</w:t>
+                                <w:color w:val="000000"/>
+                                <w:kern w:val="0"/>
+                                <w:szCs w:val="21"/>
+                              </w:rPr>
+                            </w:pPr>
+                            <w:r>
+                              <w:rPr>
+                                <w:rFonts w:ascii="Courier New" w:eastAsia="宋体" w:hAnsi="Courier New" w:cs="Courier New"/>
+                                <w:color w:val="000000"/>
+                                <w:kern w:val="0"/>
+                                <w:szCs w:val="21"/>
+                              </w:rPr>
+                              <w:t>)</w:t>
                             </w:r>
                           </w:p>
                           <w:p>
@@ -13246,21 +12688,19 @@
                               <w:jc w:val="left"/>
                               <w:rPr>
                                 <w:rFonts w:ascii="Courier New" w:eastAsia="宋体" w:hAnsi="Courier New" w:cs="Courier New"/>
-                                <w:noProof w:val="0"/>
-                                <w:color w:val="000000"/>
-                                <w:kern w:val="0"/>
-                                <w:szCs w:val="21"/>
-                              </w:rPr>
-                            </w:pPr>
-                            <w:r>
-                              <w:rPr>
-                                <w:rFonts w:ascii="Courier New" w:eastAsia="宋体" w:hAnsi="Courier New" w:cs="Courier New"/>
-                                <w:noProof w:val="0"/>
-                                <w:color w:val="000000"/>
-                                <w:kern w:val="0"/>
-                                <w:szCs w:val="21"/>
-                              </w:rPr>
-                              <w:t>    device=device,</w:t>
+                                <w:color w:val="000000"/>
+                                <w:kern w:val="0"/>
+                                <w:szCs w:val="21"/>
+                              </w:rPr>
+                            </w:pPr>
+                            <w:r>
+                              <w:rPr>
+                                <w:rFonts w:ascii="Courier New" w:eastAsia="宋体" w:hAnsi="Courier New" w:cs="Courier New"/>
+                                <w:color w:val="000000"/>
+                                <w:kern w:val="0"/>
+                                <w:szCs w:val="21"/>
+                              </w:rPr>
+                              <w:t>cnn.fit(XCnn_train, y_train);</w:t>
                             </w:r>
                           </w:p>
                           <w:p>
@@ -13270,22 +12710,20 @@
                               <w:spacing w:line="285" w:lineRule="atLeast"/>
                               <w:jc w:val="left"/>
                               <w:rPr>
-                                <w:rFonts w:ascii="Courier New" w:eastAsia="宋体" w:hAnsi="Courier New" w:cs="Courier New" w:hint="eastAsia"/>
-                                <w:noProof w:val="0"/>
-                                <w:color w:val="000000"/>
-                                <w:kern w:val="0"/>
-                                <w:szCs w:val="21"/>
-                              </w:rPr>
-                            </w:pPr>
-                            <w:r>
-                              <w:rPr>
-                                <w:rFonts w:ascii="Courier New" w:eastAsia="宋体" w:hAnsi="Courier New" w:cs="Courier New"/>
-                                <w:noProof w:val="0"/>
-                                <w:color w:val="000000"/>
-                                <w:kern w:val="0"/>
-                                <w:szCs w:val="21"/>
-                              </w:rPr>
-                              <w:t>)</w:t>
+                                <w:rFonts w:ascii="Courier New" w:eastAsia="宋体" w:hAnsi="Courier New" w:cs="Courier New"/>
+                                <w:color w:val="000000"/>
+                                <w:kern w:val="0"/>
+                                <w:szCs w:val="21"/>
+                              </w:rPr>
+                            </w:pPr>
+                            <w:r>
+                              <w:rPr>
+                                <w:rFonts w:ascii="Courier New" w:eastAsia="宋体" w:hAnsi="Courier New" w:cs="Courier New"/>
+                                <w:color w:val="000000"/>
+                                <w:kern w:val="0"/>
+                                <w:szCs w:val="21"/>
+                              </w:rPr>
+                              <w:t>y_pred_cnn = cnn.predict(XCnn_test)</w:t>
                             </w:r>
                           </w:p>
                           <w:p>
@@ -13295,34 +12733,20 @@
                               <w:spacing w:line="285" w:lineRule="atLeast"/>
                               <w:jc w:val="left"/>
                               <w:rPr>
-                                <w:rFonts w:ascii="Courier New" w:eastAsia="宋体" w:hAnsi="Courier New" w:cs="Courier New" w:hint="eastAsia"/>
-                                <w:noProof w:val="0"/>
-                                <w:color w:val="000000"/>
-                                <w:kern w:val="0"/>
-                                <w:szCs w:val="21"/>
-                              </w:rPr>
-                            </w:pPr>
-                            <w:proofErr w:type="gramStart"/>
-                            <w:r>
-                              <w:rPr>
-                                <w:rFonts w:ascii="Courier New" w:eastAsia="宋体" w:hAnsi="Courier New" w:cs="Courier New"/>
-                                <w:noProof w:val="0"/>
-                                <w:color w:val="000000"/>
-                                <w:kern w:val="0"/>
-                                <w:szCs w:val="21"/>
-                              </w:rPr>
-                              <w:t>cnn.fit(</w:t>
-                            </w:r>
-                            <w:proofErr w:type="gramEnd"/>
-                            <w:r>
-                              <w:rPr>
-                                <w:rFonts w:ascii="Courier New" w:eastAsia="宋体" w:hAnsi="Courier New" w:cs="Courier New"/>
-                                <w:noProof w:val="0"/>
-                                <w:color w:val="000000"/>
-                                <w:kern w:val="0"/>
-                                <w:szCs w:val="21"/>
-                              </w:rPr>
-                              <w:t>XCnn_train, y_train);</w:t>
+                                <w:rFonts w:ascii="Courier New" w:eastAsia="宋体" w:hAnsi="Courier New" w:cs="Courier New"/>
+                                <w:color w:val="000000"/>
+                                <w:kern w:val="0"/>
+                                <w:szCs w:val="21"/>
+                              </w:rPr>
+                            </w:pPr>
+                            <w:r>
+                              <w:rPr>
+                                <w:rFonts w:ascii="Courier New" w:eastAsia="宋体" w:hAnsi="Courier New" w:cs="Courier New"/>
+                                <w:color w:val="000000"/>
+                                <w:kern w:val="0"/>
+                                <w:szCs w:val="21"/>
+                              </w:rPr>
+                              <w:t>accuracy_score(y_test, y_pred_cnn)</w:t>
                             </w:r>
                           </w:p>
                           <w:p>
@@ -13332,44 +12756,20 @@
                               <w:spacing w:line="285" w:lineRule="atLeast"/>
                               <w:jc w:val="left"/>
                               <w:rPr>
-                                <w:rFonts w:ascii="Courier New" w:eastAsia="宋体" w:hAnsi="Courier New" w:cs="Courier New" w:hint="eastAsia"/>
-                                <w:noProof w:val="0"/>
-                                <w:color w:val="000000"/>
-                                <w:kern w:val="0"/>
-                                <w:szCs w:val="21"/>
-                              </w:rPr>
-                            </w:pPr>
-                            <w:r>
-                              <w:rPr>
-                                <w:rFonts w:ascii="Courier New" w:eastAsia="宋体" w:hAnsi="Courier New" w:cs="Courier New"/>
-                                <w:noProof w:val="0"/>
-                                <w:color w:val="000000"/>
-                                <w:kern w:val="0"/>
-                                <w:szCs w:val="21"/>
-                              </w:rPr>
-                              <w:t>y_pred_cnn = </w:t>
-                            </w:r>
-                            <w:proofErr w:type="gramStart"/>
-                            <w:r>
-                              <w:rPr>
-                                <w:rFonts w:ascii="Courier New" w:eastAsia="宋体" w:hAnsi="Courier New" w:cs="Courier New"/>
-                                <w:noProof w:val="0"/>
-                                <w:color w:val="000000"/>
-                                <w:kern w:val="0"/>
-                                <w:szCs w:val="21"/>
-                              </w:rPr>
-                              <w:t>cnn.predict</w:t>
-                            </w:r>
-                            <w:proofErr w:type="gramEnd"/>
-                            <w:r>
-                              <w:rPr>
-                                <w:rFonts w:ascii="Courier New" w:eastAsia="宋体" w:hAnsi="Courier New" w:cs="Courier New"/>
-                                <w:noProof w:val="0"/>
-                                <w:color w:val="000000"/>
-                                <w:kern w:val="0"/>
-                                <w:szCs w:val="21"/>
-                              </w:rPr>
-                              <w:t>(XCnn_test)</w:t>
+                                <w:rFonts w:ascii="Courier New" w:eastAsia="宋体" w:hAnsi="Courier New" w:cs="Courier New"/>
+                                <w:color w:val="000000"/>
+                                <w:kern w:val="0"/>
+                                <w:szCs w:val="21"/>
+                              </w:rPr>
+                            </w:pPr>
+                            <w:r>
+                              <w:rPr>
+                                <w:rFonts w:ascii="Courier New" w:eastAsia="宋体" w:hAnsi="Courier New" w:cs="Courier New"/>
+                                <w:color w:val="008000"/>
+                                <w:kern w:val="0"/>
+                                <w:szCs w:val="21"/>
+                              </w:rPr>
+                              <w:t>## An accuracy of &gt;98% should suffice for this example!</w:t>
                             </w:r>
                           </w:p>
                           <w:p>
@@ -13379,44 +12779,20 @@
                               <w:spacing w:line="285" w:lineRule="atLeast"/>
                               <w:jc w:val="left"/>
                               <w:rPr>
-                                <w:rFonts w:ascii="Courier New" w:eastAsia="宋体" w:hAnsi="Courier New" w:cs="Courier New" w:hint="eastAsia"/>
-                                <w:noProof w:val="0"/>
-                                <w:color w:val="000000"/>
-                                <w:kern w:val="0"/>
-                                <w:szCs w:val="21"/>
-                              </w:rPr>
-                            </w:pPr>
-                            <w:r>
-                              <w:rPr>
-                                <w:rFonts w:ascii="Courier New" w:eastAsia="宋体" w:hAnsi="Courier New" w:cs="Courier New"/>
-                                <w:noProof w:val="0"/>
-                                <w:color w:val="000000"/>
-                                <w:kern w:val="0"/>
-                                <w:szCs w:val="21"/>
-                              </w:rPr>
-                              <w:t>accuracy_</w:t>
-                            </w:r>
-                            <w:proofErr w:type="gramStart"/>
-                            <w:r>
-                              <w:rPr>
-                                <w:rFonts w:ascii="Courier New" w:eastAsia="宋体" w:hAnsi="Courier New" w:cs="Courier New"/>
-                                <w:noProof w:val="0"/>
-                                <w:color w:val="000000"/>
-                                <w:kern w:val="0"/>
-                                <w:szCs w:val="21"/>
-                              </w:rPr>
-                              <w:t>score(</w:t>
-                            </w:r>
-                            <w:proofErr w:type="gramEnd"/>
-                            <w:r>
-                              <w:rPr>
-                                <w:rFonts w:ascii="Courier New" w:eastAsia="宋体" w:hAnsi="Courier New" w:cs="Courier New"/>
-                                <w:noProof w:val="0"/>
-                                <w:color w:val="000000"/>
-                                <w:kern w:val="0"/>
-                                <w:szCs w:val="21"/>
-                              </w:rPr>
-                              <w:t>y_test, y_pred_cnn)</w:t>
+                                <w:rFonts w:ascii="Courier New" w:eastAsia="宋体" w:hAnsi="Courier New" w:cs="Courier New"/>
+                                <w:color w:val="000000"/>
+                                <w:kern w:val="0"/>
+                                <w:szCs w:val="21"/>
+                              </w:rPr>
+                            </w:pPr>
+                            <w:r>
+                              <w:rPr>
+                                <w:rFonts w:ascii="Courier New" w:eastAsia="宋体" w:hAnsi="Courier New" w:cs="Courier New"/>
+                                <w:color w:val="008000"/>
+                                <w:kern w:val="0"/>
+                                <w:szCs w:val="21"/>
+                              </w:rPr>
+                              <w:t>## Let's see how we fare on the examples that went wrong before:</w:t>
                             </w:r>
                           </w:p>
                           <w:p>
@@ -13426,22 +12802,20 @@
                               <w:spacing w:line="285" w:lineRule="atLeast"/>
                               <w:jc w:val="left"/>
                               <w:rPr>
-                                <w:rFonts w:ascii="Courier New" w:eastAsia="宋体" w:hAnsi="Courier New" w:cs="Courier New" w:hint="eastAsia"/>
-                                <w:noProof w:val="0"/>
-                                <w:color w:val="000000"/>
-                                <w:kern w:val="0"/>
-                                <w:szCs w:val="21"/>
-                              </w:rPr>
-                            </w:pPr>
-                            <w:r>
-                              <w:rPr>
-                                <w:rFonts w:ascii="Courier New" w:eastAsia="宋体" w:hAnsi="Courier New" w:cs="Courier New"/>
-                                <w:noProof w:val="0"/>
-                                <w:color w:val="008000"/>
-                                <w:kern w:val="0"/>
-                                <w:szCs w:val="21"/>
-                              </w:rPr>
-                              <w:t>## An accuracy of &gt;98% should suffice for this example!</w:t>
+                                <w:rFonts w:ascii="Courier New" w:eastAsia="宋体" w:hAnsi="Courier New" w:cs="Courier New"/>
+                                <w:color w:val="000000"/>
+                                <w:kern w:val="0"/>
+                                <w:szCs w:val="21"/>
+                              </w:rPr>
+                            </w:pPr>
+                            <w:r>
+                              <w:rPr>
+                                <w:rFonts w:ascii="Courier New" w:eastAsia="宋体" w:hAnsi="Courier New" w:cs="Courier New"/>
+                                <w:color w:val="000000"/>
+                                <w:kern w:val="0"/>
+                                <w:szCs w:val="21"/>
+                              </w:rPr>
+                              <w:t>accuracy_score(y_test[error_mask], y_pred_cnn[error_mask])</w:t>
                             </w:r>
                           </w:p>
                           <w:p>
@@ -13452,21 +12826,19 @@
                               <w:jc w:val="left"/>
                               <w:rPr>
                                 <w:rFonts w:ascii="Courier New" w:eastAsia="宋体" w:hAnsi="Courier New" w:cs="Courier New"/>
-                                <w:noProof w:val="0"/>
-                                <w:color w:val="000000"/>
-                                <w:kern w:val="0"/>
-                                <w:szCs w:val="21"/>
-                              </w:rPr>
-                            </w:pPr>
-                            <w:r>
-                              <w:rPr>
-                                <w:rFonts w:ascii="Courier New" w:eastAsia="宋体" w:hAnsi="Courier New" w:cs="Courier New"/>
-                                <w:noProof w:val="0"/>
+                                <w:color w:val="000000"/>
+                                <w:kern w:val="0"/>
+                                <w:szCs w:val="21"/>
+                              </w:rPr>
+                            </w:pPr>
+                            <w:r>
+                              <w:rPr>
+                                <w:rFonts w:ascii="Courier New" w:eastAsia="宋体" w:hAnsi="Courier New" w:cs="Courier New"/>
                                 <w:color w:val="008000"/>
                                 <w:kern w:val="0"/>
                                 <w:szCs w:val="21"/>
                               </w:rPr>
-                              <w:t>## Let's see how we fare on the examples that went wrong before:</w:t>
+                              <w:t>## Over 70% of the previously misclassified images are now correctly identified.</w:t>
                             </w:r>
                           </w:p>
                           <w:p>
@@ -13476,80 +12848,21 @@
                               <w:spacing w:line="285" w:lineRule="atLeast"/>
                               <w:jc w:val="left"/>
                               <w:rPr>
-                                <w:rFonts w:ascii="Courier New" w:eastAsia="宋体" w:hAnsi="Courier New" w:cs="Courier New" w:hint="eastAsia"/>
-                                <w:noProof w:val="0"/>
-                                <w:color w:val="000000"/>
-                                <w:kern w:val="0"/>
-                                <w:szCs w:val="21"/>
-                              </w:rPr>
-                            </w:pPr>
-                            <w:r>
-                              <w:rPr>
-                                <w:rFonts w:ascii="Courier New" w:eastAsia="宋体" w:hAnsi="Courier New" w:cs="Courier New"/>
-                                <w:noProof w:val="0"/>
-                                <w:color w:val="000000"/>
-                                <w:kern w:val="0"/>
-                                <w:szCs w:val="21"/>
-                              </w:rPr>
-                              <w:t>accuracy_score(y_test[error_mask], y_pred_cnn[error_mask])</w:t>
-                            </w:r>
-                          </w:p>
-                          <w:p>
-                            <w:pPr>
-                              <w:widowControl/>
-                              <w:shd w:val="clear" w:color="auto" w:fill="FFFFFE"/>
-                              <w:spacing w:line="285" w:lineRule="atLeast"/>
-                              <w:jc w:val="left"/>
-                              <w:rPr>
-                                <w:rFonts w:ascii="Courier New" w:eastAsia="宋体" w:hAnsi="Courier New" w:cs="Courier New"/>
-                                <w:noProof w:val="0"/>
-                                <w:color w:val="000000"/>
-                                <w:kern w:val="0"/>
-                                <w:szCs w:val="21"/>
-                              </w:rPr>
-                            </w:pPr>
-                            <w:r>
-                              <w:rPr>
-                                <w:rFonts w:ascii="Courier New" w:eastAsia="宋体" w:hAnsi="Courier New" w:cs="Courier New"/>
-                                <w:noProof w:val="0"/>
-                                <w:color w:val="008000"/>
-                                <w:kern w:val="0"/>
-                                <w:szCs w:val="21"/>
-                              </w:rPr>
-                              <w:t>## Over 70% of the previously misclassified images are now correctly identified.</w:t>
-                            </w:r>
-                          </w:p>
-                          <w:p>
-                            <w:pPr>
-                              <w:widowControl/>
-                              <w:shd w:val="clear" w:color="auto" w:fill="FFFFFE"/>
-                              <w:spacing w:line="285" w:lineRule="atLeast"/>
-                              <w:jc w:val="left"/>
-                              <w:rPr>
-                                <w:rFonts w:ascii="Courier New" w:eastAsia="宋体" w:hAnsi="Courier New" w:cs="Courier New"/>
-                                <w:noProof w:val="0"/>
-                                <w:color w:val="000000"/>
-                                <w:kern w:val="0"/>
-                                <w:szCs w:val="21"/>
-                              </w:rPr>
-                            </w:pPr>
-                            <w:r>
-                              <w:rPr>
-                                <w:rFonts w:ascii="Courier New" w:eastAsia="宋体" w:hAnsi="Courier New" w:cs="Courier New"/>
-                                <w:noProof w:val="0"/>
+                                <w:rFonts w:ascii="Courier New" w:eastAsia="宋体" w:hAnsi="Courier New" w:cs="Courier New"/>
+                                <w:color w:val="000000"/>
+                                <w:kern w:val="0"/>
+                                <w:szCs w:val="21"/>
+                              </w:rPr>
+                            </w:pPr>
+                            <w:r>
+                              <w:rPr>
+                                <w:rFonts w:ascii="Courier New" w:eastAsia="宋体" w:hAnsi="Courier New" w:cs="Courier New"/>
                                 <w:color w:val="000000"/>
                                 <w:kern w:val="0"/>
                                 <w:szCs w:val="21"/>
                               </w:rPr>
                               <w:t>plot_example(X_test[error_mask], y_pred_cnn[error_mask])</w:t>
                             </w:r>
-                          </w:p>
-                          <w:p>
-                            <w:pPr>
-                              <w:rPr>
-                                <w:rFonts w:hint="eastAsia"/>
-                              </w:rPr>
-                            </w:pPr>
                           </w:p>
                         </w:txbxContent>
                       </wps:txbx>
@@ -13580,17 +12893,15 @@
                         <w:spacing w:line="285" w:lineRule="atLeast"/>
                         <w:jc w:val="left"/>
                         <w:rPr>
-                          <w:rFonts w:ascii="Courier New" w:eastAsia="宋体" w:hAnsi="Courier New" w:cs="Courier New" w:hint="eastAsia"/>
-                          <w:noProof w:val="0"/>
-                          <w:color w:val="000000"/>
-                          <w:kern w:val="0"/>
-                          <w:szCs w:val="21"/>
-                        </w:rPr>
-                      </w:pPr>
-                      <w:r>
-                        <w:rPr>
-                          <w:rFonts w:ascii="Courier New" w:eastAsia="宋体" w:hAnsi="Courier New" w:cs="Courier New"/>
-                          <w:noProof w:val="0"/>
+                          <w:rFonts w:ascii="Courier New" w:eastAsia="宋体" w:hAnsi="Courier New" w:cs="Courier New"/>
+                          <w:color w:val="000000"/>
+                          <w:kern w:val="0"/>
+                          <w:szCs w:val="21"/>
+                        </w:rPr>
+                      </w:pPr>
+                      <w:r>
+                        <w:rPr>
+                          <w:rFonts w:ascii="Courier New" w:eastAsia="宋体" w:hAnsi="Courier New" w:cs="Courier New"/>
                           <w:color w:val="008000"/>
                           <w:kern w:val="0"/>
                           <w:szCs w:val="21"/>
@@ -13601,7 +12912,6 @@
                       <w:r>
                         <w:rPr>
                           <w:rFonts w:ascii="Courier New" w:eastAsia="宋体" w:hAnsi="Courier New" w:cs="Courier New"/>
-                          <w:noProof w:val="0"/>
                           <w:color w:val="008000"/>
                           <w:kern w:val="0"/>
                           <w:szCs w:val="21"/>
@@ -13617,49 +12927,24 @@
                         <w:spacing w:line="285" w:lineRule="atLeast"/>
                         <w:jc w:val="left"/>
                         <w:rPr>
-                          <w:rFonts w:ascii="Courier New" w:eastAsia="宋体" w:hAnsi="Courier New" w:cs="Courier New" w:hint="eastAsia"/>
-                          <w:noProof w:val="0"/>
-                          <w:color w:val="000000"/>
-                          <w:kern w:val="0"/>
-                          <w:szCs w:val="21"/>
-                        </w:rPr>
-                      </w:pPr>
-                      <w:r>
-                        <w:rPr>
-                          <w:rFonts w:ascii="Courier New" w:eastAsia="宋体" w:hAnsi="Courier New" w:cs="Courier New"/>
-                          <w:noProof w:val="0"/>
-                          <w:color w:val="000000"/>
-                          <w:kern w:val="0"/>
-                          <w:szCs w:val="21"/>
-                        </w:rPr>
-                        <w:t>XCnn = </w:t>
-                      </w:r>
-                      <w:proofErr w:type="gramStart"/>
-                      <w:r>
-                        <w:rPr>
-                          <w:rFonts w:ascii="Courier New" w:eastAsia="宋体" w:hAnsi="Courier New" w:cs="Courier New"/>
-                          <w:noProof w:val="0"/>
-                          <w:color w:val="000000"/>
-                          <w:kern w:val="0"/>
-                          <w:szCs w:val="21"/>
-                        </w:rPr>
-                        <w:t>X.reshape</w:t>
-                      </w:r>
-                      <w:proofErr w:type="gramEnd"/>
-                      <w:r>
-                        <w:rPr>
-                          <w:rFonts w:ascii="Courier New" w:eastAsia="宋体" w:hAnsi="Courier New" w:cs="Courier New"/>
-                          <w:noProof w:val="0"/>
-                          <w:color w:val="000000"/>
-                          <w:kern w:val="0"/>
-                          <w:szCs w:val="21"/>
-                        </w:rPr>
-                        <w:t>(</w:t>
-                      </w:r>
-                      <w:r>
-                        <w:rPr>
-                          <w:rFonts w:ascii="Courier New" w:eastAsia="宋体" w:hAnsi="Courier New" w:cs="Courier New"/>
-                          <w:noProof w:val="0"/>
+                          <w:rFonts w:ascii="Courier New" w:eastAsia="宋体" w:hAnsi="Courier New" w:cs="Courier New"/>
+                          <w:color w:val="000000"/>
+                          <w:kern w:val="0"/>
+                          <w:szCs w:val="21"/>
+                        </w:rPr>
+                      </w:pPr>
+                      <w:r>
+                        <w:rPr>
+                          <w:rFonts w:ascii="Courier New" w:eastAsia="宋体" w:hAnsi="Courier New" w:cs="Courier New"/>
+                          <w:color w:val="000000"/>
+                          <w:kern w:val="0"/>
+                          <w:szCs w:val="21"/>
+                        </w:rPr>
+                        <w:t>XCnn = X.reshape(</w:t>
+                      </w:r>
+                      <w:r>
+                        <w:rPr>
+                          <w:rFonts w:ascii="Courier New" w:eastAsia="宋体" w:hAnsi="Courier New" w:cs="Courier New"/>
                           <w:color w:val="09885A"/>
                           <w:kern w:val="0"/>
                           <w:szCs w:val="21"/>
@@ -13669,7 +12954,6 @@
                       <w:r>
                         <w:rPr>
                           <w:rFonts w:ascii="Courier New" w:eastAsia="宋体" w:hAnsi="Courier New" w:cs="Courier New"/>
-                          <w:noProof w:val="0"/>
                           <w:color w:val="000000"/>
                           <w:kern w:val="0"/>
                           <w:szCs w:val="21"/>
@@ -13679,7 +12963,6 @@
                       <w:r>
                         <w:rPr>
                           <w:rFonts w:ascii="Courier New" w:eastAsia="宋体" w:hAnsi="Courier New" w:cs="Courier New"/>
-                          <w:noProof w:val="0"/>
                           <w:color w:val="09885A"/>
                           <w:kern w:val="0"/>
                           <w:szCs w:val="21"/>
@@ -13689,7 +12972,6 @@
                       <w:r>
                         <w:rPr>
                           <w:rFonts w:ascii="Courier New" w:eastAsia="宋体" w:hAnsi="Courier New" w:cs="Courier New"/>
-                          <w:noProof w:val="0"/>
                           <w:color w:val="000000"/>
                           <w:kern w:val="0"/>
                           <w:szCs w:val="21"/>
@@ -13699,7 +12981,6 @@
                       <w:r>
                         <w:rPr>
                           <w:rFonts w:ascii="Courier New" w:eastAsia="宋体" w:hAnsi="Courier New" w:cs="Courier New"/>
-                          <w:noProof w:val="0"/>
                           <w:color w:val="09885A"/>
                           <w:kern w:val="0"/>
                           <w:szCs w:val="21"/>
@@ -13709,7 +12990,6 @@
                       <w:r>
                         <w:rPr>
                           <w:rFonts w:ascii="Courier New" w:eastAsia="宋体" w:hAnsi="Courier New" w:cs="Courier New"/>
-                          <w:noProof w:val="0"/>
                           <w:color w:val="000000"/>
                           <w:kern w:val="0"/>
                           <w:szCs w:val="21"/>
@@ -13719,7 +12999,6 @@
                       <w:r>
                         <w:rPr>
                           <w:rFonts w:ascii="Courier New" w:eastAsia="宋体" w:hAnsi="Courier New" w:cs="Courier New"/>
-                          <w:noProof w:val="0"/>
                           <w:color w:val="09885A"/>
                           <w:kern w:val="0"/>
                           <w:szCs w:val="21"/>
@@ -13729,7 +13008,6 @@
                       <w:r>
                         <w:rPr>
                           <w:rFonts w:ascii="Courier New" w:eastAsia="宋体" w:hAnsi="Courier New" w:cs="Courier New"/>
-                          <w:noProof w:val="0"/>
                           <w:color w:val="000000"/>
                           <w:kern w:val="0"/>
                           <w:szCs w:val="21"/>
@@ -13745,16 +13023,14 @@
                         <w:jc w:val="left"/>
                         <w:rPr>
                           <w:rFonts w:ascii="Courier New" w:eastAsia="宋体" w:hAnsi="Courier New" w:cs="Courier New"/>
-                          <w:noProof w:val="0"/>
-                          <w:color w:val="000000"/>
-                          <w:kern w:val="0"/>
-                          <w:szCs w:val="21"/>
-                        </w:rPr>
-                      </w:pPr>
-                      <w:r>
-                        <w:rPr>
-                          <w:rFonts w:ascii="Courier New" w:eastAsia="宋体" w:hAnsi="Courier New" w:cs="Courier New"/>
-                          <w:noProof w:val="0"/>
+                          <w:color w:val="000000"/>
+                          <w:kern w:val="0"/>
+                          <w:szCs w:val="21"/>
+                        </w:rPr>
+                      </w:pPr>
+                      <w:r>
+                        <w:rPr>
+                          <w:rFonts w:ascii="Courier New" w:eastAsia="宋体" w:hAnsi="Courier New" w:cs="Courier New"/>
                           <w:color w:val="000000"/>
                           <w:kern w:val="0"/>
                           <w:szCs w:val="21"/>
@@ -13769,49 +13045,24 @@
                         <w:spacing w:line="285" w:lineRule="atLeast"/>
                         <w:jc w:val="left"/>
                         <w:rPr>
-                          <w:rFonts w:ascii="Courier New" w:eastAsia="宋体" w:hAnsi="Courier New" w:cs="Courier New" w:hint="eastAsia"/>
-                          <w:noProof w:val="0"/>
-                          <w:color w:val="000000"/>
-                          <w:kern w:val="0"/>
-                          <w:szCs w:val="21"/>
-                        </w:rPr>
-                      </w:pPr>
-                      <w:r>
-                        <w:rPr>
-                          <w:rFonts w:ascii="Courier New" w:eastAsia="宋体" w:hAnsi="Courier New" w:cs="Courier New"/>
-                          <w:noProof w:val="0"/>
-                          <w:color w:val="000000"/>
-                          <w:kern w:val="0"/>
-                          <w:szCs w:val="21"/>
-                        </w:rPr>
-                        <w:t>XCnn_train, XCnn_test, y_train, y_test = train_test_</w:t>
-                      </w:r>
-                      <w:proofErr w:type="gramStart"/>
-                      <w:r>
-                        <w:rPr>
-                          <w:rFonts w:ascii="Courier New" w:eastAsia="宋体" w:hAnsi="Courier New" w:cs="Courier New"/>
-                          <w:noProof w:val="0"/>
-                          <w:color w:val="000000"/>
-                          <w:kern w:val="0"/>
-                          <w:szCs w:val="21"/>
-                        </w:rPr>
-                        <w:t>split(</w:t>
-                      </w:r>
-                      <w:proofErr w:type="gramEnd"/>
-                      <w:r>
-                        <w:rPr>
-                          <w:rFonts w:ascii="Courier New" w:eastAsia="宋体" w:hAnsi="Courier New" w:cs="Courier New"/>
-                          <w:noProof w:val="0"/>
-                          <w:color w:val="000000"/>
-                          <w:kern w:val="0"/>
-                          <w:szCs w:val="21"/>
-                        </w:rPr>
-                        <w:t>XCnn, y, test_size=</w:t>
-                      </w:r>
-                      <w:r>
-                        <w:rPr>
-                          <w:rFonts w:ascii="Courier New" w:eastAsia="宋体" w:hAnsi="Courier New" w:cs="Courier New"/>
-                          <w:noProof w:val="0"/>
+                          <w:rFonts w:ascii="Courier New" w:eastAsia="宋体" w:hAnsi="Courier New" w:cs="Courier New"/>
+                          <w:color w:val="000000"/>
+                          <w:kern w:val="0"/>
+                          <w:szCs w:val="21"/>
+                        </w:rPr>
+                      </w:pPr>
+                      <w:r>
+                        <w:rPr>
+                          <w:rFonts w:ascii="Courier New" w:eastAsia="宋体" w:hAnsi="Courier New" w:cs="Courier New"/>
+                          <w:color w:val="000000"/>
+                          <w:kern w:val="0"/>
+                          <w:szCs w:val="21"/>
+                        </w:rPr>
+                        <w:t>XCnn_train, XCnn_test, y_train, y_test = train_test_split(XCnn, y, test_size=</w:t>
+                      </w:r>
+                      <w:r>
+                        <w:rPr>
+                          <w:rFonts w:ascii="Courier New" w:eastAsia="宋体" w:hAnsi="Courier New" w:cs="Courier New"/>
                           <w:color w:val="09885A"/>
                           <w:kern w:val="0"/>
                           <w:szCs w:val="21"/>
@@ -13821,7 +13072,6 @@
                       <w:r>
                         <w:rPr>
                           <w:rFonts w:ascii="Courier New" w:eastAsia="宋体" w:hAnsi="Courier New" w:cs="Courier New"/>
-                          <w:noProof w:val="0"/>
                           <w:color w:val="000000"/>
                           <w:kern w:val="0"/>
                           <w:szCs w:val="21"/>
@@ -13831,7 +13081,6 @@
                       <w:r>
                         <w:rPr>
                           <w:rFonts w:ascii="Courier New" w:eastAsia="宋体" w:hAnsi="Courier New" w:cs="Courier New"/>
-                          <w:noProof w:val="0"/>
                           <w:color w:val="09885A"/>
                           <w:kern w:val="0"/>
                           <w:szCs w:val="21"/>
@@ -13841,7 +13090,6 @@
                       <w:r>
                         <w:rPr>
                           <w:rFonts w:ascii="Courier New" w:eastAsia="宋体" w:hAnsi="Courier New" w:cs="Courier New"/>
-                          <w:noProof w:val="0"/>
                           <w:color w:val="000000"/>
                           <w:kern w:val="0"/>
                           <w:szCs w:val="21"/>
@@ -13856,44 +13104,20 @@
                         <w:spacing w:line="285" w:lineRule="atLeast"/>
                         <w:jc w:val="left"/>
                         <w:rPr>
-                          <w:rFonts w:ascii="Courier New" w:eastAsia="宋体" w:hAnsi="Courier New" w:cs="Courier New" w:hint="eastAsia"/>
-                          <w:noProof w:val="0"/>
-                          <w:color w:val="000000"/>
-                          <w:kern w:val="0"/>
-                          <w:szCs w:val="21"/>
-                        </w:rPr>
-                      </w:pPr>
-                      <w:r>
-                        <w:rPr>
-                          <w:rFonts w:ascii="Courier New" w:eastAsia="宋体" w:hAnsi="Courier New" w:cs="Courier New"/>
-                          <w:noProof w:val="0"/>
-                          <w:color w:val="000000"/>
-                          <w:kern w:val="0"/>
-                          <w:szCs w:val="21"/>
-                        </w:rPr>
-                        <w:t>XCnn_</w:t>
-                      </w:r>
-                      <w:proofErr w:type="gramStart"/>
-                      <w:r>
-                        <w:rPr>
-                          <w:rFonts w:ascii="Courier New" w:eastAsia="宋体" w:hAnsi="Courier New" w:cs="Courier New"/>
-                          <w:noProof w:val="0"/>
-                          <w:color w:val="000000"/>
-                          <w:kern w:val="0"/>
-                          <w:szCs w:val="21"/>
-                        </w:rPr>
-                        <w:t>train.shape</w:t>
-                      </w:r>
-                      <w:proofErr w:type="gramEnd"/>
-                      <w:r>
-                        <w:rPr>
-                          <w:rFonts w:ascii="Courier New" w:eastAsia="宋体" w:hAnsi="Courier New" w:cs="Courier New"/>
-                          <w:noProof w:val="0"/>
-                          <w:color w:val="000000"/>
-                          <w:kern w:val="0"/>
-                          <w:szCs w:val="21"/>
-                        </w:rPr>
-                        <w:t>, y_train.shape</w:t>
+                          <w:rFonts w:ascii="Courier New" w:eastAsia="宋体" w:hAnsi="Courier New" w:cs="Courier New"/>
+                          <w:color w:val="000000"/>
+                          <w:kern w:val="0"/>
+                          <w:szCs w:val="21"/>
+                        </w:rPr>
+                      </w:pPr>
+                      <w:r>
+                        <w:rPr>
+                          <w:rFonts w:ascii="Courier New" w:eastAsia="宋体" w:hAnsi="Courier New" w:cs="Courier New"/>
+                          <w:color w:val="000000"/>
+                          <w:kern w:val="0"/>
+                          <w:szCs w:val="21"/>
+                        </w:rPr>
+                        <w:t>XCnn_train.shape, y_train.shape</w:t>
                       </w:r>
                     </w:p>
                     <w:p>
@@ -13904,16 +13128,14 @@
                         <w:jc w:val="left"/>
                         <w:rPr>
                           <w:rFonts w:ascii="Courier New" w:eastAsia="宋体" w:hAnsi="Courier New" w:cs="Courier New"/>
-                          <w:noProof w:val="0"/>
-                          <w:color w:val="000000"/>
-                          <w:kern w:val="0"/>
-                          <w:szCs w:val="21"/>
-                        </w:rPr>
-                      </w:pPr>
-                      <w:r>
-                        <w:rPr>
-                          <w:rFonts w:ascii="Courier New" w:eastAsia="宋体" w:hAnsi="Courier New" w:cs="Courier New"/>
-                          <w:noProof w:val="0"/>
+                          <w:color w:val="000000"/>
+                          <w:kern w:val="0"/>
+                          <w:szCs w:val="21"/>
+                        </w:rPr>
+                      </w:pPr>
+                      <w:r>
+                        <w:rPr>
+                          <w:rFonts w:ascii="Courier New" w:eastAsia="宋体" w:hAnsi="Courier New" w:cs="Courier New"/>
                           <w:color w:val="0000FF"/>
                           <w:kern w:val="0"/>
                           <w:szCs w:val="21"/>
@@ -13923,7 +13145,6 @@
                       <w:r>
                         <w:rPr>
                           <w:rFonts w:ascii="Courier New" w:eastAsia="宋体" w:hAnsi="Courier New" w:cs="Courier New"/>
-                          <w:noProof w:val="0"/>
                           <w:color w:val="000000"/>
                           <w:kern w:val="0"/>
                           <w:szCs w:val="21"/>
@@ -13933,7 +13154,6 @@
                       <w:r>
                         <w:rPr>
                           <w:rFonts w:ascii="Courier New" w:eastAsia="宋体" w:hAnsi="Courier New" w:cs="Courier New"/>
-                          <w:noProof w:val="0"/>
                           <w:color w:val="267F99"/>
                           <w:kern w:val="0"/>
                           <w:szCs w:val="21"/>
@@ -13943,18 +13163,15 @@
                       <w:r>
                         <w:rPr>
                           <w:rFonts w:ascii="Courier New" w:eastAsia="宋体" w:hAnsi="Courier New" w:cs="Courier New"/>
-                          <w:noProof w:val="0"/>
                           <w:color w:val="000000"/>
                           <w:kern w:val="0"/>
                           <w:szCs w:val="21"/>
                         </w:rPr>
                         <w:t>(</w:t>
                       </w:r>
-                      <w:proofErr w:type="gramStart"/>
-                      <w:r>
-                        <w:rPr>
-                          <w:rFonts w:ascii="Courier New" w:eastAsia="宋体" w:hAnsi="Courier New" w:cs="Courier New"/>
-                          <w:noProof w:val="0"/>
+                      <w:r>
+                        <w:rPr>
+                          <w:rFonts w:ascii="Courier New" w:eastAsia="宋体" w:hAnsi="Courier New" w:cs="Courier New"/>
                           <w:color w:val="267F99"/>
                           <w:kern w:val="0"/>
                           <w:szCs w:val="21"/>
@@ -13964,7 +13181,6 @@
                       <w:r>
                         <w:rPr>
                           <w:rFonts w:ascii="Courier New" w:eastAsia="宋体" w:hAnsi="Courier New" w:cs="Courier New"/>
-                          <w:noProof w:val="0"/>
                           <w:color w:val="000000"/>
                           <w:kern w:val="0"/>
                           <w:szCs w:val="21"/>
@@ -13974,18 +13190,15 @@
                       <w:r>
                         <w:rPr>
                           <w:rFonts w:ascii="Courier New" w:eastAsia="宋体" w:hAnsi="Courier New" w:cs="Courier New"/>
-                          <w:noProof w:val="0"/>
                           <w:color w:val="267F99"/>
                           <w:kern w:val="0"/>
                           <w:szCs w:val="21"/>
                         </w:rPr>
                         <w:t>Module</w:t>
                       </w:r>
-                      <w:proofErr w:type="gramEnd"/>
-                      <w:r>
-                        <w:rPr>
-                          <w:rFonts w:ascii="Courier New" w:eastAsia="宋体" w:hAnsi="Courier New" w:cs="Courier New"/>
-                          <w:noProof w:val="0"/>
+                      <w:r>
+                        <w:rPr>
+                          <w:rFonts w:ascii="Courier New" w:eastAsia="宋体" w:hAnsi="Courier New" w:cs="Courier New"/>
                           <w:color w:val="000000"/>
                           <w:kern w:val="0"/>
                           <w:szCs w:val="21"/>
@@ -14001,16 +13214,14 @@
                         <w:jc w:val="left"/>
                         <w:rPr>
                           <w:rFonts w:ascii="Courier New" w:eastAsia="宋体" w:hAnsi="Courier New" w:cs="Courier New"/>
-                          <w:noProof w:val="0"/>
-                          <w:color w:val="000000"/>
-                          <w:kern w:val="0"/>
-                          <w:szCs w:val="21"/>
-                        </w:rPr>
-                      </w:pPr>
-                      <w:r>
-                        <w:rPr>
-                          <w:rFonts w:ascii="Courier New" w:eastAsia="宋体" w:hAnsi="Courier New" w:cs="Courier New"/>
-                          <w:noProof w:val="0"/>
+                          <w:color w:val="000000"/>
+                          <w:kern w:val="0"/>
+                          <w:szCs w:val="21"/>
+                        </w:rPr>
+                      </w:pPr>
+                      <w:r>
+                        <w:rPr>
+                          <w:rFonts w:ascii="Courier New" w:eastAsia="宋体" w:hAnsi="Courier New" w:cs="Courier New"/>
                           <w:color w:val="000000"/>
                           <w:kern w:val="0"/>
                           <w:szCs w:val="21"/>
@@ -14020,7 +13231,6 @@
                       <w:r>
                         <w:rPr>
                           <w:rFonts w:ascii="Courier New" w:eastAsia="宋体" w:hAnsi="Courier New" w:cs="Courier New"/>
-                          <w:noProof w:val="0"/>
                           <w:color w:val="0000FF"/>
                           <w:kern w:val="0"/>
                           <w:szCs w:val="21"/>
@@ -14030,7 +13240,6 @@
                       <w:r>
                         <w:rPr>
                           <w:rFonts w:ascii="Courier New" w:eastAsia="宋体" w:hAnsi="Courier New" w:cs="Courier New"/>
-                          <w:noProof w:val="0"/>
                           <w:color w:val="000000"/>
                           <w:kern w:val="0"/>
                           <w:szCs w:val="21"/>
@@ -14040,39 +13249,24 @@
                       <w:r>
                         <w:rPr>
                           <w:rFonts w:ascii="Courier New" w:eastAsia="宋体" w:hAnsi="Courier New" w:cs="Courier New"/>
-                          <w:noProof w:val="0"/>
                           <w:color w:val="795E26"/>
                           <w:kern w:val="0"/>
                           <w:szCs w:val="21"/>
                         </w:rPr>
-                        <w:t>__init_</w:t>
-                      </w:r>
-                      <w:proofErr w:type="gramStart"/>
-                      <w:r>
-                        <w:rPr>
-                          <w:rFonts w:ascii="Courier New" w:eastAsia="宋体" w:hAnsi="Courier New" w:cs="Courier New"/>
-                          <w:noProof w:val="0"/>
-                          <w:color w:val="795E26"/>
-                          <w:kern w:val="0"/>
-                          <w:szCs w:val="21"/>
-                        </w:rPr>
-                        <w:t>_</w:t>
-                      </w:r>
-                      <w:r>
-                        <w:rPr>
-                          <w:rFonts w:ascii="Courier New" w:eastAsia="宋体" w:hAnsi="Courier New" w:cs="Courier New"/>
-                          <w:noProof w:val="0"/>
+                        <w:t>__init__</w:t>
+                      </w:r>
+                      <w:r>
+                        <w:rPr>
+                          <w:rFonts w:ascii="Courier New" w:eastAsia="宋体" w:hAnsi="Courier New" w:cs="Courier New"/>
                           <w:color w:val="000000"/>
                           <w:kern w:val="0"/>
                           <w:szCs w:val="21"/>
                         </w:rPr>
                         <w:t>(</w:t>
                       </w:r>
-                      <w:proofErr w:type="gramEnd"/>
-                      <w:r>
-                        <w:rPr>
-                          <w:rFonts w:ascii="Courier New" w:eastAsia="宋体" w:hAnsi="Courier New" w:cs="Courier New"/>
-                          <w:noProof w:val="0"/>
+                      <w:r>
+                        <w:rPr>
+                          <w:rFonts w:ascii="Courier New" w:eastAsia="宋体" w:hAnsi="Courier New" w:cs="Courier New"/>
                           <w:color w:val="001080"/>
                           <w:kern w:val="0"/>
                           <w:szCs w:val="21"/>
@@ -14082,7 +13276,6 @@
                       <w:r>
                         <w:rPr>
                           <w:rFonts w:ascii="Courier New" w:eastAsia="宋体" w:hAnsi="Courier New" w:cs="Courier New"/>
-                          <w:noProof w:val="0"/>
                           <w:color w:val="000000"/>
                           <w:kern w:val="0"/>
                           <w:szCs w:val="21"/>
@@ -14092,7 +13285,6 @@
                       <w:r>
                         <w:rPr>
                           <w:rFonts w:ascii="Courier New" w:eastAsia="宋体" w:hAnsi="Courier New" w:cs="Courier New"/>
-                          <w:noProof w:val="0"/>
                           <w:color w:val="001080"/>
                           <w:kern w:val="0"/>
                           <w:szCs w:val="21"/>
@@ -14102,7 +13294,6 @@
                       <w:r>
                         <w:rPr>
                           <w:rFonts w:ascii="Courier New" w:eastAsia="宋体" w:hAnsi="Courier New" w:cs="Courier New"/>
-                          <w:noProof w:val="0"/>
                           <w:color w:val="000000"/>
                           <w:kern w:val="0"/>
                           <w:szCs w:val="21"/>
@@ -14112,7 +13303,6 @@
                       <w:r>
                         <w:rPr>
                           <w:rFonts w:ascii="Courier New" w:eastAsia="宋体" w:hAnsi="Courier New" w:cs="Courier New"/>
-                          <w:noProof w:val="0"/>
                           <w:color w:val="09885A"/>
                           <w:kern w:val="0"/>
                           <w:szCs w:val="21"/>
@@ -14122,7 +13312,6 @@
                       <w:r>
                         <w:rPr>
                           <w:rFonts w:ascii="Courier New" w:eastAsia="宋体" w:hAnsi="Courier New" w:cs="Courier New"/>
-                          <w:noProof w:val="0"/>
                           <w:color w:val="000000"/>
                           <w:kern w:val="0"/>
                           <w:szCs w:val="21"/>
@@ -14138,48 +13327,23 @@
                         <w:jc w:val="left"/>
                         <w:rPr>
                           <w:rFonts w:ascii="Courier New" w:eastAsia="宋体" w:hAnsi="Courier New" w:cs="Courier New"/>
-                          <w:noProof w:val="0"/>
-                          <w:color w:val="000000"/>
-                          <w:kern w:val="0"/>
-                          <w:szCs w:val="21"/>
-                        </w:rPr>
-                      </w:pPr>
-                      <w:r>
-                        <w:rPr>
-                          <w:rFonts w:ascii="Courier New" w:eastAsia="宋体" w:hAnsi="Courier New" w:cs="Courier New"/>
-                          <w:noProof w:val="0"/>
-                          <w:color w:val="000000"/>
-                          <w:kern w:val="0"/>
-                          <w:szCs w:val="21"/>
-                        </w:rPr>
-                        <w:t>        </w:t>
-                      </w:r>
-                      <w:proofErr w:type="gramStart"/>
-                      <w:r>
-                        <w:rPr>
-                          <w:rFonts w:ascii="Courier New" w:eastAsia="宋体" w:hAnsi="Courier New" w:cs="Courier New"/>
-                          <w:noProof w:val="0"/>
-                          <w:color w:val="000000"/>
-                          <w:kern w:val="0"/>
-                          <w:szCs w:val="21"/>
-                        </w:rPr>
-                        <w:t>super(</w:t>
-                      </w:r>
-                      <w:proofErr w:type="gramEnd"/>
-                      <w:r>
-                        <w:rPr>
-                          <w:rFonts w:ascii="Courier New" w:eastAsia="宋体" w:hAnsi="Courier New" w:cs="Courier New"/>
-                          <w:noProof w:val="0"/>
-                          <w:color w:val="000000"/>
-                          <w:kern w:val="0"/>
-                          <w:szCs w:val="21"/>
-                        </w:rPr>
-                        <w:t>Cnn, </w:t>
-                      </w:r>
-                      <w:r>
-                        <w:rPr>
-                          <w:rFonts w:ascii="Courier New" w:eastAsia="宋体" w:hAnsi="Courier New" w:cs="Courier New"/>
-                          <w:noProof w:val="0"/>
+                          <w:color w:val="000000"/>
+                          <w:kern w:val="0"/>
+                          <w:szCs w:val="21"/>
+                        </w:rPr>
+                      </w:pPr>
+                      <w:r>
+                        <w:rPr>
+                          <w:rFonts w:ascii="Courier New" w:eastAsia="宋体" w:hAnsi="Courier New" w:cs="Courier New"/>
+                          <w:color w:val="000000"/>
+                          <w:kern w:val="0"/>
+                          <w:szCs w:val="21"/>
+                        </w:rPr>
+                        <w:t>        super(Cnn, </w:t>
+                      </w:r>
+                      <w:r>
+                        <w:rPr>
+                          <w:rFonts w:ascii="Courier New" w:eastAsia="宋体" w:hAnsi="Courier New" w:cs="Courier New"/>
                           <w:color w:val="001080"/>
                           <w:kern w:val="0"/>
                           <w:szCs w:val="21"/>
@@ -14189,7 +13353,6 @@
                       <w:r>
                         <w:rPr>
                           <w:rFonts w:ascii="Courier New" w:eastAsia="宋体" w:hAnsi="Courier New" w:cs="Courier New"/>
-                          <w:noProof w:val="0"/>
                           <w:color w:val="000000"/>
                           <w:kern w:val="0"/>
                           <w:szCs w:val="21"/>
@@ -14199,7 +13362,6 @@
                       <w:r>
                         <w:rPr>
                           <w:rFonts w:ascii="Courier New" w:eastAsia="宋体" w:hAnsi="Courier New" w:cs="Courier New"/>
-                          <w:noProof w:val="0"/>
                           <w:color w:val="795E26"/>
                           <w:kern w:val="0"/>
                           <w:szCs w:val="21"/>
@@ -14209,7 +13371,6 @@
                       <w:r>
                         <w:rPr>
                           <w:rFonts w:ascii="Courier New" w:eastAsia="宋体" w:hAnsi="Courier New" w:cs="Courier New"/>
-                          <w:noProof w:val="0"/>
                           <w:color w:val="000000"/>
                           <w:kern w:val="0"/>
                           <w:szCs w:val="21"/>
@@ -14225,27 +13386,23 @@
                         <w:jc w:val="left"/>
                         <w:rPr>
                           <w:rFonts w:ascii="Courier New" w:eastAsia="宋体" w:hAnsi="Courier New" w:cs="Courier New"/>
-                          <w:noProof w:val="0"/>
-                          <w:color w:val="000000"/>
-                          <w:kern w:val="0"/>
-                          <w:szCs w:val="21"/>
-                        </w:rPr>
-                      </w:pPr>
-                      <w:r>
-                        <w:rPr>
-                          <w:rFonts w:ascii="Courier New" w:eastAsia="宋体" w:hAnsi="Courier New" w:cs="Courier New"/>
-                          <w:noProof w:val="0"/>
+                          <w:color w:val="000000"/>
+                          <w:kern w:val="0"/>
+                          <w:szCs w:val="21"/>
+                        </w:rPr>
+                      </w:pPr>
+                      <w:r>
+                        <w:rPr>
+                          <w:rFonts w:ascii="Courier New" w:eastAsia="宋体" w:hAnsi="Courier New" w:cs="Courier New"/>
                           <w:color w:val="000000"/>
                           <w:kern w:val="0"/>
                           <w:szCs w:val="21"/>
                         </w:rPr>
                         <w:t>        </w:t>
                       </w:r>
-                      <w:proofErr w:type="gramStart"/>
-                      <w:r>
-                        <w:rPr>
-                          <w:rFonts w:ascii="Courier New" w:eastAsia="宋体" w:hAnsi="Courier New" w:cs="Courier New"/>
-                          <w:noProof w:val="0"/>
+                      <w:r>
+                        <w:rPr>
+                          <w:rFonts w:ascii="Courier New" w:eastAsia="宋体" w:hAnsi="Courier New" w:cs="Courier New"/>
                           <w:color w:val="001080"/>
                           <w:kern w:val="0"/>
                           <w:szCs w:val="21"/>
@@ -14255,28 +13412,15 @@
                       <w:r>
                         <w:rPr>
                           <w:rFonts w:ascii="Courier New" w:eastAsia="宋体" w:hAnsi="Courier New" w:cs="Courier New"/>
-                          <w:noProof w:val="0"/>
-                          <w:color w:val="000000"/>
-                          <w:kern w:val="0"/>
-                          <w:szCs w:val="21"/>
-                        </w:rPr>
-                        <w:t>.conv</w:t>
-                      </w:r>
-                      <w:proofErr w:type="gramEnd"/>
-                      <w:r>
-                        <w:rPr>
-                          <w:rFonts w:ascii="Courier New" w:eastAsia="宋体" w:hAnsi="Courier New" w:cs="Courier New"/>
-                          <w:noProof w:val="0"/>
-                          <w:color w:val="000000"/>
-                          <w:kern w:val="0"/>
-                          <w:szCs w:val="21"/>
-                        </w:rPr>
-                        <w:t>1 = nn.Conv2d(</w:t>
-                      </w:r>
-                      <w:r>
-                        <w:rPr>
-                          <w:rFonts w:ascii="Courier New" w:eastAsia="宋体" w:hAnsi="Courier New" w:cs="Courier New"/>
-                          <w:noProof w:val="0"/>
+                          <w:color w:val="000000"/>
+                          <w:kern w:val="0"/>
+                          <w:szCs w:val="21"/>
+                        </w:rPr>
+                        <w:t>.conv1 = nn.Conv2d(</w:t>
+                      </w:r>
+                      <w:r>
+                        <w:rPr>
+                          <w:rFonts w:ascii="Courier New" w:eastAsia="宋体" w:hAnsi="Courier New" w:cs="Courier New"/>
                           <w:color w:val="09885A"/>
                           <w:kern w:val="0"/>
                           <w:szCs w:val="21"/>
@@ -14286,7 +13430,6 @@
                       <w:r>
                         <w:rPr>
                           <w:rFonts w:ascii="Courier New" w:eastAsia="宋体" w:hAnsi="Courier New" w:cs="Courier New"/>
-                          <w:noProof w:val="0"/>
                           <w:color w:val="000000"/>
                           <w:kern w:val="0"/>
                           <w:szCs w:val="21"/>
@@ -14296,7 +13439,6 @@
                       <w:r>
                         <w:rPr>
                           <w:rFonts w:ascii="Courier New" w:eastAsia="宋体" w:hAnsi="Courier New" w:cs="Courier New"/>
-                          <w:noProof w:val="0"/>
                           <w:color w:val="09885A"/>
                           <w:kern w:val="0"/>
                           <w:szCs w:val="21"/>
@@ -14306,7 +13448,6 @@
                       <w:r>
                         <w:rPr>
                           <w:rFonts w:ascii="Courier New" w:eastAsia="宋体" w:hAnsi="Courier New" w:cs="Courier New"/>
-                          <w:noProof w:val="0"/>
                           <w:color w:val="000000"/>
                           <w:kern w:val="0"/>
                           <w:szCs w:val="21"/>
@@ -14316,7 +13457,6 @@
                       <w:r>
                         <w:rPr>
                           <w:rFonts w:ascii="Courier New" w:eastAsia="宋体" w:hAnsi="Courier New" w:cs="Courier New"/>
-                          <w:noProof w:val="0"/>
                           <w:color w:val="09885A"/>
                           <w:kern w:val="0"/>
                           <w:szCs w:val="21"/>
@@ -14326,7 +13466,6 @@
                       <w:r>
                         <w:rPr>
                           <w:rFonts w:ascii="Courier New" w:eastAsia="宋体" w:hAnsi="Courier New" w:cs="Courier New"/>
-                          <w:noProof w:val="0"/>
                           <w:color w:val="000000"/>
                           <w:kern w:val="0"/>
                           <w:szCs w:val="21"/>
@@ -14342,27 +13481,23 @@
                         <w:jc w:val="left"/>
                         <w:rPr>
                           <w:rFonts w:ascii="Courier New" w:eastAsia="宋体" w:hAnsi="Courier New" w:cs="Courier New"/>
-                          <w:noProof w:val="0"/>
-                          <w:color w:val="000000"/>
-                          <w:kern w:val="0"/>
-                          <w:szCs w:val="21"/>
-                        </w:rPr>
-                      </w:pPr>
-                      <w:r>
-                        <w:rPr>
-                          <w:rFonts w:ascii="Courier New" w:eastAsia="宋体" w:hAnsi="Courier New" w:cs="Courier New"/>
-                          <w:noProof w:val="0"/>
+                          <w:color w:val="000000"/>
+                          <w:kern w:val="0"/>
+                          <w:szCs w:val="21"/>
+                        </w:rPr>
+                      </w:pPr>
+                      <w:r>
+                        <w:rPr>
+                          <w:rFonts w:ascii="Courier New" w:eastAsia="宋体" w:hAnsi="Courier New" w:cs="Courier New"/>
                           <w:color w:val="000000"/>
                           <w:kern w:val="0"/>
                           <w:szCs w:val="21"/>
                         </w:rPr>
                         <w:t>        </w:t>
                       </w:r>
-                      <w:proofErr w:type="gramStart"/>
-                      <w:r>
-                        <w:rPr>
-                          <w:rFonts w:ascii="Courier New" w:eastAsia="宋体" w:hAnsi="Courier New" w:cs="Courier New"/>
-                          <w:noProof w:val="0"/>
+                      <w:r>
+                        <w:rPr>
+                          <w:rFonts w:ascii="Courier New" w:eastAsia="宋体" w:hAnsi="Courier New" w:cs="Courier New"/>
                           <w:color w:val="001080"/>
                           <w:kern w:val="0"/>
                           <w:szCs w:val="21"/>
@@ -14372,28 +13507,15 @@
                       <w:r>
                         <w:rPr>
                           <w:rFonts w:ascii="Courier New" w:eastAsia="宋体" w:hAnsi="Courier New" w:cs="Courier New"/>
-                          <w:noProof w:val="0"/>
-                          <w:color w:val="000000"/>
-                          <w:kern w:val="0"/>
-                          <w:szCs w:val="21"/>
-                        </w:rPr>
-                        <w:t>.conv</w:t>
-                      </w:r>
-                      <w:proofErr w:type="gramEnd"/>
-                      <w:r>
-                        <w:rPr>
-                          <w:rFonts w:ascii="Courier New" w:eastAsia="宋体" w:hAnsi="Courier New" w:cs="Courier New"/>
-                          <w:noProof w:val="0"/>
-                          <w:color w:val="000000"/>
-                          <w:kern w:val="0"/>
-                          <w:szCs w:val="21"/>
-                        </w:rPr>
-                        <w:t>2 = nn.Conv2d(</w:t>
-                      </w:r>
-                      <w:r>
-                        <w:rPr>
-                          <w:rFonts w:ascii="Courier New" w:eastAsia="宋体" w:hAnsi="Courier New" w:cs="Courier New"/>
-                          <w:noProof w:val="0"/>
+                          <w:color w:val="000000"/>
+                          <w:kern w:val="0"/>
+                          <w:szCs w:val="21"/>
+                        </w:rPr>
+                        <w:t>.conv2 = nn.Conv2d(</w:t>
+                      </w:r>
+                      <w:r>
+                        <w:rPr>
+                          <w:rFonts w:ascii="Courier New" w:eastAsia="宋体" w:hAnsi="Courier New" w:cs="Courier New"/>
                           <w:color w:val="09885A"/>
                           <w:kern w:val="0"/>
                           <w:szCs w:val="21"/>
@@ -14403,7 +13525,6 @@
                       <w:r>
                         <w:rPr>
                           <w:rFonts w:ascii="Courier New" w:eastAsia="宋体" w:hAnsi="Courier New" w:cs="Courier New"/>
-                          <w:noProof w:val="0"/>
                           <w:color w:val="000000"/>
                           <w:kern w:val="0"/>
                           <w:szCs w:val="21"/>
@@ -14413,7 +13534,6 @@
                       <w:r>
                         <w:rPr>
                           <w:rFonts w:ascii="Courier New" w:eastAsia="宋体" w:hAnsi="Courier New" w:cs="Courier New"/>
-                          <w:noProof w:val="0"/>
                           <w:color w:val="09885A"/>
                           <w:kern w:val="0"/>
                           <w:szCs w:val="21"/>
@@ -14423,7 +13543,6 @@
                       <w:r>
                         <w:rPr>
                           <w:rFonts w:ascii="Courier New" w:eastAsia="宋体" w:hAnsi="Courier New" w:cs="Courier New"/>
-                          <w:noProof w:val="0"/>
                           <w:color w:val="000000"/>
                           <w:kern w:val="0"/>
                           <w:szCs w:val="21"/>
@@ -14433,7 +13552,6 @@
                       <w:r>
                         <w:rPr>
                           <w:rFonts w:ascii="Courier New" w:eastAsia="宋体" w:hAnsi="Courier New" w:cs="Courier New"/>
-                          <w:noProof w:val="0"/>
                           <w:color w:val="09885A"/>
                           <w:kern w:val="0"/>
                           <w:szCs w:val="21"/>
@@ -14443,7 +13561,6 @@
                       <w:r>
                         <w:rPr>
                           <w:rFonts w:ascii="Courier New" w:eastAsia="宋体" w:hAnsi="Courier New" w:cs="Courier New"/>
-                          <w:noProof w:val="0"/>
                           <w:color w:val="000000"/>
                           <w:kern w:val="0"/>
                           <w:szCs w:val="21"/>
@@ -14459,27 +13576,23 @@
                         <w:jc w:val="left"/>
                         <w:rPr>
                           <w:rFonts w:ascii="Courier New" w:eastAsia="宋体" w:hAnsi="Courier New" w:cs="Courier New"/>
-                          <w:noProof w:val="0"/>
-                          <w:color w:val="000000"/>
-                          <w:kern w:val="0"/>
-                          <w:szCs w:val="21"/>
-                        </w:rPr>
-                      </w:pPr>
-                      <w:r>
-                        <w:rPr>
-                          <w:rFonts w:ascii="Courier New" w:eastAsia="宋体" w:hAnsi="Courier New" w:cs="Courier New"/>
-                          <w:noProof w:val="0"/>
+                          <w:color w:val="000000"/>
+                          <w:kern w:val="0"/>
+                          <w:szCs w:val="21"/>
+                        </w:rPr>
+                      </w:pPr>
+                      <w:r>
+                        <w:rPr>
+                          <w:rFonts w:ascii="Courier New" w:eastAsia="宋体" w:hAnsi="Courier New" w:cs="Courier New"/>
                           <w:color w:val="000000"/>
                           <w:kern w:val="0"/>
                           <w:szCs w:val="21"/>
                         </w:rPr>
                         <w:t>        </w:t>
                       </w:r>
-                      <w:proofErr w:type="gramStart"/>
-                      <w:r>
-                        <w:rPr>
-                          <w:rFonts w:ascii="Courier New" w:eastAsia="宋体" w:hAnsi="Courier New" w:cs="Courier New"/>
-                          <w:noProof w:val="0"/>
+                      <w:r>
+                        <w:rPr>
+                          <w:rFonts w:ascii="Courier New" w:eastAsia="宋体" w:hAnsi="Courier New" w:cs="Courier New"/>
                           <w:color w:val="001080"/>
                           <w:kern w:val="0"/>
                           <w:szCs w:val="21"/>
@@ -14489,23 +13602,11 @@
                       <w:r>
                         <w:rPr>
                           <w:rFonts w:ascii="Courier New" w:eastAsia="宋体" w:hAnsi="Courier New" w:cs="Courier New"/>
-                          <w:noProof w:val="0"/>
-                          <w:color w:val="000000"/>
-                          <w:kern w:val="0"/>
-                          <w:szCs w:val="21"/>
-                        </w:rPr>
-                        <w:t>.conv</w:t>
-                      </w:r>
-                      <w:proofErr w:type="gramEnd"/>
-                      <w:r>
-                        <w:rPr>
-                          <w:rFonts w:ascii="Courier New" w:eastAsia="宋体" w:hAnsi="Courier New" w:cs="Courier New"/>
-                          <w:noProof w:val="0"/>
-                          <w:color w:val="000000"/>
-                          <w:kern w:val="0"/>
-                          <w:szCs w:val="21"/>
-                        </w:rPr>
-                        <w:t>2_drop = nn.Dropout2d(p=dropout)</w:t>
+                          <w:color w:val="000000"/>
+                          <w:kern w:val="0"/>
+                          <w:szCs w:val="21"/>
+                        </w:rPr>
+                        <w:t>.conv2_drop = nn.Dropout2d(p=dropout)</w:t>
                       </w:r>
                     </w:p>
                     <w:p>
@@ -14516,16 +13617,14 @@
                         <w:jc w:val="left"/>
                         <w:rPr>
                           <w:rFonts w:ascii="Courier New" w:eastAsia="宋体" w:hAnsi="Courier New" w:cs="Courier New"/>
-                          <w:noProof w:val="0"/>
-                          <w:color w:val="000000"/>
-                          <w:kern w:val="0"/>
-                          <w:szCs w:val="21"/>
-                        </w:rPr>
-                      </w:pPr>
-                      <w:r>
-                        <w:rPr>
-                          <w:rFonts w:ascii="Courier New" w:eastAsia="宋体" w:hAnsi="Courier New" w:cs="Courier New"/>
-                          <w:noProof w:val="0"/>
+                          <w:color w:val="000000"/>
+                          <w:kern w:val="0"/>
+                          <w:szCs w:val="21"/>
+                        </w:rPr>
+                      </w:pPr>
+                      <w:r>
+                        <w:rPr>
+                          <w:rFonts w:ascii="Courier New" w:eastAsia="宋体" w:hAnsi="Courier New" w:cs="Courier New"/>
                           <w:color w:val="000000"/>
                           <w:kern w:val="0"/>
                           <w:szCs w:val="21"/>
@@ -14535,7 +13634,6 @@
                       <w:r>
                         <w:rPr>
                           <w:rFonts w:ascii="Courier New" w:eastAsia="宋体" w:hAnsi="Courier New" w:cs="Courier New"/>
-                          <w:noProof w:val="0"/>
                           <w:color w:val="001080"/>
                           <w:kern w:val="0"/>
                           <w:szCs w:val="21"/>
@@ -14545,39 +13643,15 @@
                       <w:r>
                         <w:rPr>
                           <w:rFonts w:ascii="Courier New" w:eastAsia="宋体" w:hAnsi="Courier New" w:cs="Courier New"/>
-                          <w:noProof w:val="0"/>
-                          <w:color w:val="000000"/>
-                          <w:kern w:val="0"/>
-                          <w:szCs w:val="21"/>
-                        </w:rPr>
-                        <w:t>.fc1 = </w:t>
-                      </w:r>
-                      <w:proofErr w:type="gramStart"/>
-                      <w:r>
-                        <w:rPr>
-                          <w:rFonts w:ascii="Courier New" w:eastAsia="宋体" w:hAnsi="Courier New" w:cs="Courier New"/>
-                          <w:noProof w:val="0"/>
-                          <w:color w:val="000000"/>
-                          <w:kern w:val="0"/>
-                          <w:szCs w:val="21"/>
-                        </w:rPr>
-                        <w:t>nn.Linear</w:t>
-                      </w:r>
-                      <w:proofErr w:type="gramEnd"/>
-                      <w:r>
-                        <w:rPr>
-                          <w:rFonts w:ascii="Courier New" w:eastAsia="宋体" w:hAnsi="Courier New" w:cs="Courier New"/>
-                          <w:noProof w:val="0"/>
-                          <w:color w:val="000000"/>
-                          <w:kern w:val="0"/>
-                          <w:szCs w:val="21"/>
-                        </w:rPr>
-                        <w:t>(</w:t>
-                      </w:r>
-                      <w:r>
-                        <w:rPr>
-                          <w:rFonts w:ascii="Courier New" w:eastAsia="宋体" w:hAnsi="Courier New" w:cs="Courier New"/>
-                          <w:noProof w:val="0"/>
+                          <w:color w:val="000000"/>
+                          <w:kern w:val="0"/>
+                          <w:szCs w:val="21"/>
+                        </w:rPr>
+                        <w:t>.fc1 = nn.Linear(</w:t>
+                      </w:r>
+                      <w:r>
+                        <w:rPr>
+                          <w:rFonts w:ascii="Courier New" w:eastAsia="宋体" w:hAnsi="Courier New" w:cs="Courier New"/>
                           <w:color w:val="09885A"/>
                           <w:kern w:val="0"/>
                           <w:szCs w:val="21"/>
@@ -14587,7 +13661,6 @@
                       <w:r>
                         <w:rPr>
                           <w:rFonts w:ascii="Courier New" w:eastAsia="宋体" w:hAnsi="Courier New" w:cs="Courier New"/>
-                          <w:noProof w:val="0"/>
                           <w:color w:val="000000"/>
                           <w:kern w:val="0"/>
                           <w:szCs w:val="21"/>
@@ -14597,7 +13670,6 @@
                       <w:r>
                         <w:rPr>
                           <w:rFonts w:ascii="Courier New" w:eastAsia="宋体" w:hAnsi="Courier New" w:cs="Courier New"/>
-                          <w:noProof w:val="0"/>
                           <w:color w:val="09885A"/>
                           <w:kern w:val="0"/>
                           <w:szCs w:val="21"/>
@@ -14607,7 +13679,6 @@
                       <w:r>
                         <w:rPr>
                           <w:rFonts w:ascii="Courier New" w:eastAsia="宋体" w:hAnsi="Courier New" w:cs="Courier New"/>
-                          <w:noProof w:val="0"/>
                           <w:color w:val="000000"/>
                           <w:kern w:val="0"/>
                           <w:szCs w:val="21"/>
@@ -14617,7 +13688,6 @@
                       <w:r>
                         <w:rPr>
                           <w:rFonts w:ascii="Courier New" w:eastAsia="宋体" w:hAnsi="Courier New" w:cs="Courier New"/>
-                          <w:noProof w:val="0"/>
                           <w:color w:val="008000"/>
                           <w:kern w:val="0"/>
                           <w:szCs w:val="21"/>
@@ -14633,16 +13703,14 @@
                         <w:jc w:val="left"/>
                         <w:rPr>
                           <w:rFonts w:ascii="Courier New" w:eastAsia="宋体" w:hAnsi="Courier New" w:cs="Courier New"/>
-                          <w:noProof w:val="0"/>
-                          <w:color w:val="000000"/>
-                          <w:kern w:val="0"/>
-                          <w:szCs w:val="21"/>
-                        </w:rPr>
-                      </w:pPr>
-                      <w:r>
-                        <w:rPr>
-                          <w:rFonts w:ascii="Courier New" w:eastAsia="宋体" w:hAnsi="Courier New" w:cs="Courier New"/>
-                          <w:noProof w:val="0"/>
+                          <w:color w:val="000000"/>
+                          <w:kern w:val="0"/>
+                          <w:szCs w:val="21"/>
+                        </w:rPr>
+                      </w:pPr>
+                      <w:r>
+                        <w:rPr>
+                          <w:rFonts w:ascii="Courier New" w:eastAsia="宋体" w:hAnsi="Courier New" w:cs="Courier New"/>
                           <w:color w:val="000000"/>
                           <w:kern w:val="0"/>
                           <w:szCs w:val="21"/>
@@ -14652,7 +13720,6 @@
                       <w:r>
                         <w:rPr>
                           <w:rFonts w:ascii="Courier New" w:eastAsia="宋体" w:hAnsi="Courier New" w:cs="Courier New"/>
-                          <w:noProof w:val="0"/>
                           <w:color w:val="001080"/>
                           <w:kern w:val="0"/>
                           <w:szCs w:val="21"/>
@@ -14662,39 +13729,15 @@
                       <w:r>
                         <w:rPr>
                           <w:rFonts w:ascii="Courier New" w:eastAsia="宋体" w:hAnsi="Courier New" w:cs="Courier New"/>
-                          <w:noProof w:val="0"/>
-                          <w:color w:val="000000"/>
-                          <w:kern w:val="0"/>
-                          <w:szCs w:val="21"/>
-                        </w:rPr>
-                        <w:t>.fc2 = </w:t>
-                      </w:r>
-                      <w:proofErr w:type="gramStart"/>
-                      <w:r>
-                        <w:rPr>
-                          <w:rFonts w:ascii="Courier New" w:eastAsia="宋体" w:hAnsi="Courier New" w:cs="Courier New"/>
-                          <w:noProof w:val="0"/>
-                          <w:color w:val="000000"/>
-                          <w:kern w:val="0"/>
-                          <w:szCs w:val="21"/>
-                        </w:rPr>
-                        <w:t>nn.Linear</w:t>
-                      </w:r>
-                      <w:proofErr w:type="gramEnd"/>
-                      <w:r>
-                        <w:rPr>
-                          <w:rFonts w:ascii="Courier New" w:eastAsia="宋体" w:hAnsi="Courier New" w:cs="Courier New"/>
-                          <w:noProof w:val="0"/>
-                          <w:color w:val="000000"/>
-                          <w:kern w:val="0"/>
-                          <w:szCs w:val="21"/>
-                        </w:rPr>
-                        <w:t>(</w:t>
-                      </w:r>
-                      <w:r>
-                        <w:rPr>
-                          <w:rFonts w:ascii="Courier New" w:eastAsia="宋体" w:hAnsi="Courier New" w:cs="Courier New"/>
-                          <w:noProof w:val="0"/>
+                          <w:color w:val="000000"/>
+                          <w:kern w:val="0"/>
+                          <w:szCs w:val="21"/>
+                        </w:rPr>
+                        <w:t>.fc2 = nn.Linear(</w:t>
+                      </w:r>
+                      <w:r>
+                        <w:rPr>
+                          <w:rFonts w:ascii="Courier New" w:eastAsia="宋体" w:hAnsi="Courier New" w:cs="Courier New"/>
                           <w:color w:val="09885A"/>
                           <w:kern w:val="0"/>
                           <w:szCs w:val="21"/>
@@ -14704,7 +13747,6 @@
                       <w:r>
                         <w:rPr>
                           <w:rFonts w:ascii="Courier New" w:eastAsia="宋体" w:hAnsi="Courier New" w:cs="Courier New"/>
-                          <w:noProof w:val="0"/>
                           <w:color w:val="000000"/>
                           <w:kern w:val="0"/>
                           <w:szCs w:val="21"/>
@@ -14714,7 +13756,6 @@
                       <w:r>
                         <w:rPr>
                           <w:rFonts w:ascii="Courier New" w:eastAsia="宋体" w:hAnsi="Courier New" w:cs="Courier New"/>
-                          <w:noProof w:val="0"/>
                           <w:color w:val="09885A"/>
                           <w:kern w:val="0"/>
                           <w:szCs w:val="21"/>
@@ -14724,7 +13765,6 @@
                       <w:r>
                         <w:rPr>
                           <w:rFonts w:ascii="Courier New" w:eastAsia="宋体" w:hAnsi="Courier New" w:cs="Courier New"/>
-                          <w:noProof w:val="0"/>
                           <w:color w:val="000000"/>
                           <w:kern w:val="0"/>
                           <w:szCs w:val="21"/>
@@ -14740,16 +13780,14 @@
                         <w:jc w:val="left"/>
                         <w:rPr>
                           <w:rFonts w:ascii="Courier New" w:eastAsia="宋体" w:hAnsi="Courier New" w:cs="Courier New"/>
-                          <w:noProof w:val="0"/>
-                          <w:color w:val="000000"/>
-                          <w:kern w:val="0"/>
-                          <w:szCs w:val="21"/>
-                        </w:rPr>
-                      </w:pPr>
-                      <w:r>
-                        <w:rPr>
-                          <w:rFonts w:ascii="Courier New" w:eastAsia="宋体" w:hAnsi="Courier New" w:cs="Courier New"/>
-                          <w:noProof w:val="0"/>
+                          <w:color w:val="000000"/>
+                          <w:kern w:val="0"/>
+                          <w:szCs w:val="21"/>
+                        </w:rPr>
+                      </w:pPr>
+                      <w:r>
+                        <w:rPr>
+                          <w:rFonts w:ascii="Courier New" w:eastAsia="宋体" w:hAnsi="Courier New" w:cs="Courier New"/>
                           <w:color w:val="000000"/>
                           <w:kern w:val="0"/>
                           <w:szCs w:val="21"/>
@@ -14759,7 +13797,6 @@
                       <w:r>
                         <w:rPr>
                           <w:rFonts w:ascii="Courier New" w:eastAsia="宋体" w:hAnsi="Courier New" w:cs="Courier New"/>
-                          <w:noProof w:val="0"/>
                           <w:color w:val="001080"/>
                           <w:kern w:val="0"/>
                           <w:szCs w:val="21"/>
@@ -14769,34 +13806,11 @@
                       <w:r>
                         <w:rPr>
                           <w:rFonts w:ascii="Courier New" w:eastAsia="宋体" w:hAnsi="Courier New" w:cs="Courier New"/>
-                          <w:noProof w:val="0"/>
-                          <w:color w:val="000000"/>
-                          <w:kern w:val="0"/>
-                          <w:szCs w:val="21"/>
-                        </w:rPr>
-                        <w:t>.fc1_drop = </w:t>
-                      </w:r>
-                      <w:proofErr w:type="gramStart"/>
-                      <w:r>
-                        <w:rPr>
-                          <w:rFonts w:ascii="Courier New" w:eastAsia="宋体" w:hAnsi="Courier New" w:cs="Courier New"/>
-                          <w:noProof w:val="0"/>
-                          <w:color w:val="000000"/>
-                          <w:kern w:val="0"/>
-                          <w:szCs w:val="21"/>
-                        </w:rPr>
-                        <w:t>nn.Dropout</w:t>
-                      </w:r>
-                      <w:proofErr w:type="gramEnd"/>
-                      <w:r>
-                        <w:rPr>
-                          <w:rFonts w:ascii="Courier New" w:eastAsia="宋体" w:hAnsi="Courier New" w:cs="Courier New"/>
-                          <w:noProof w:val="0"/>
-                          <w:color w:val="000000"/>
-                          <w:kern w:val="0"/>
-                          <w:szCs w:val="21"/>
-                        </w:rPr>
-                        <w:t>(p=dropout)</w:t>
+                          <w:color w:val="000000"/>
+                          <w:kern w:val="0"/>
+                          <w:szCs w:val="21"/>
+                        </w:rPr>
+                        <w:t>.fc1_drop = nn.Dropout(p=dropout)</w:t>
                       </w:r>
                     </w:p>
                     <w:p>
@@ -14807,12 +13821,92 @@
                         <w:jc w:val="left"/>
                         <w:rPr>
                           <w:rFonts w:ascii="Courier New" w:eastAsia="宋体" w:hAnsi="Courier New" w:cs="Courier New"/>
-                          <w:noProof w:val="0"/>
-                          <w:color w:val="000000"/>
-                          <w:kern w:val="0"/>
-                          <w:szCs w:val="21"/>
-                        </w:rPr>
-                      </w:pPr>
+                          <w:color w:val="000000"/>
+                          <w:kern w:val="0"/>
+                          <w:szCs w:val="21"/>
+                        </w:rPr>
+                      </w:pPr>
+                      <w:r>
+                        <w:rPr>
+                          <w:rFonts w:ascii="Courier New" w:eastAsia="宋体" w:hAnsi="Courier New" w:cs="Courier New"/>
+                          <w:color w:val="000000"/>
+                          <w:kern w:val="0"/>
+                          <w:szCs w:val="21"/>
+                        </w:rPr>
+                        <w:t>    </w:t>
+                      </w:r>
+                      <w:r>
+                        <w:rPr>
+                          <w:rFonts w:ascii="Courier New" w:eastAsia="宋体" w:hAnsi="Courier New" w:cs="Courier New"/>
+                          <w:color w:val="0000FF"/>
+                          <w:kern w:val="0"/>
+                          <w:szCs w:val="21"/>
+                        </w:rPr>
+                        <w:t>def</w:t>
+                      </w:r>
+                      <w:r>
+                        <w:rPr>
+                          <w:rFonts w:ascii="Courier New" w:eastAsia="宋体" w:hAnsi="Courier New" w:cs="Courier New"/>
+                          <w:color w:val="000000"/>
+                          <w:kern w:val="0"/>
+                          <w:szCs w:val="21"/>
+                        </w:rPr>
+                        <w:t> </w:t>
+                      </w:r>
+                      <w:r>
+                        <w:rPr>
+                          <w:rFonts w:ascii="Courier New" w:eastAsia="宋体" w:hAnsi="Courier New" w:cs="Courier New"/>
+                          <w:color w:val="795E26"/>
+                          <w:kern w:val="0"/>
+                          <w:szCs w:val="21"/>
+                        </w:rPr>
+                        <w:t>forward</w:t>
+                      </w:r>
+                      <w:r>
+                        <w:rPr>
+                          <w:rFonts w:ascii="Courier New" w:eastAsia="宋体" w:hAnsi="Courier New" w:cs="Courier New"/>
+                          <w:color w:val="000000"/>
+                          <w:kern w:val="0"/>
+                          <w:szCs w:val="21"/>
+                        </w:rPr>
+                        <w:t>(</w:t>
+                      </w:r>
+                      <w:r>
+                        <w:rPr>
+                          <w:rFonts w:ascii="Courier New" w:eastAsia="宋体" w:hAnsi="Courier New" w:cs="Courier New"/>
+                          <w:color w:val="001080"/>
+                          <w:kern w:val="0"/>
+                          <w:szCs w:val="21"/>
+                        </w:rPr>
+                        <w:t>self</w:t>
+                      </w:r>
+                      <w:r>
+                        <w:rPr>
+                          <w:rFonts w:ascii="Courier New" w:eastAsia="宋体" w:hAnsi="Courier New" w:cs="Courier New"/>
+                          <w:color w:val="000000"/>
+                          <w:kern w:val="0"/>
+                          <w:szCs w:val="21"/>
+                        </w:rPr>
+                        <w:t>, </w:t>
+                      </w:r>
+                      <w:r>
+                        <w:rPr>
+                          <w:rFonts w:ascii="Courier New" w:eastAsia="宋体" w:hAnsi="Courier New" w:cs="Courier New"/>
+                          <w:color w:val="001080"/>
+                          <w:kern w:val="0"/>
+                          <w:szCs w:val="21"/>
+                        </w:rPr>
+                        <w:t>x</w:t>
+                      </w:r>
+                      <w:r>
+                        <w:rPr>
+                          <w:rFonts w:ascii="Courier New" w:eastAsia="宋体" w:hAnsi="Courier New" w:cs="Courier New"/>
+                          <w:color w:val="000000"/>
+                          <w:kern w:val="0"/>
+                          <w:szCs w:val="21"/>
+                        </w:rPr>
+                        <w:t>):</w:t>
+                      </w:r>
                     </w:p>
                     <w:p>
                       <w:pPr>
@@ -14822,68 +13916,23 @@
                         <w:jc w:val="left"/>
                         <w:rPr>
                           <w:rFonts w:ascii="Courier New" w:eastAsia="宋体" w:hAnsi="Courier New" w:cs="Courier New"/>
-                          <w:noProof w:val="0"/>
-                          <w:color w:val="000000"/>
-                          <w:kern w:val="0"/>
-                          <w:szCs w:val="21"/>
-                        </w:rPr>
-                      </w:pPr>
-                      <w:r>
-                        <w:rPr>
-                          <w:rFonts w:ascii="Courier New" w:eastAsia="宋体" w:hAnsi="Courier New" w:cs="Courier New"/>
-                          <w:noProof w:val="0"/>
-                          <w:color w:val="000000"/>
-                          <w:kern w:val="0"/>
-                          <w:szCs w:val="21"/>
-                        </w:rPr>
-                        <w:t>    </w:t>
-                      </w:r>
-                      <w:r>
-                        <w:rPr>
-                          <w:rFonts w:ascii="Courier New" w:eastAsia="宋体" w:hAnsi="Courier New" w:cs="Courier New"/>
-                          <w:noProof w:val="0"/>
-                          <w:color w:val="0000FF"/>
-                          <w:kern w:val="0"/>
-                          <w:szCs w:val="21"/>
-                        </w:rPr>
-                        <w:t>def</w:t>
-                      </w:r>
-                      <w:r>
-                        <w:rPr>
-                          <w:rFonts w:ascii="Courier New" w:eastAsia="宋体" w:hAnsi="Courier New" w:cs="Courier New"/>
-                          <w:noProof w:val="0"/>
-                          <w:color w:val="000000"/>
-                          <w:kern w:val="0"/>
-                          <w:szCs w:val="21"/>
-                        </w:rPr>
-                        <w:t> </w:t>
-                      </w:r>
-                      <w:proofErr w:type="gramStart"/>
-                      <w:r>
-                        <w:rPr>
-                          <w:rFonts w:ascii="Courier New" w:eastAsia="宋体" w:hAnsi="Courier New" w:cs="Courier New"/>
-                          <w:noProof w:val="0"/>
-                          <w:color w:val="795E26"/>
-                          <w:kern w:val="0"/>
-                          <w:szCs w:val="21"/>
-                        </w:rPr>
-                        <w:t>forward</w:t>
-                      </w:r>
-                      <w:r>
-                        <w:rPr>
-                          <w:rFonts w:ascii="Courier New" w:eastAsia="宋体" w:hAnsi="Courier New" w:cs="Courier New"/>
-                          <w:noProof w:val="0"/>
-                          <w:color w:val="000000"/>
-                          <w:kern w:val="0"/>
-                          <w:szCs w:val="21"/>
-                        </w:rPr>
-                        <w:t>(</w:t>
-                      </w:r>
-                      <w:proofErr w:type="gramEnd"/>
-                      <w:r>
-                        <w:rPr>
-                          <w:rFonts w:ascii="Courier New" w:eastAsia="宋体" w:hAnsi="Courier New" w:cs="Courier New"/>
-                          <w:noProof w:val="0"/>
+                          <w:color w:val="000000"/>
+                          <w:kern w:val="0"/>
+                          <w:szCs w:val="21"/>
+                        </w:rPr>
+                      </w:pPr>
+                      <w:r>
+                        <w:rPr>
+                          <w:rFonts w:ascii="Courier New" w:eastAsia="宋体" w:hAnsi="Courier New" w:cs="Courier New"/>
+                          <w:color w:val="000000"/>
+                          <w:kern w:val="0"/>
+                          <w:szCs w:val="21"/>
+                        </w:rPr>
+                        <w:t>        x = torch.relu(F.max_pool2d(</w:t>
+                      </w:r>
+                      <w:r>
+                        <w:rPr>
+                          <w:rFonts w:ascii="Courier New" w:eastAsia="宋体" w:hAnsi="Courier New" w:cs="Courier New"/>
                           <w:color w:val="001080"/>
                           <w:kern w:val="0"/>
                           <w:szCs w:val="21"/>
@@ -14893,32 +13942,29 @@
                       <w:r>
                         <w:rPr>
                           <w:rFonts w:ascii="Courier New" w:eastAsia="宋体" w:hAnsi="Courier New" w:cs="Courier New"/>
-                          <w:noProof w:val="0"/>
-                          <w:color w:val="000000"/>
-                          <w:kern w:val="0"/>
-                          <w:szCs w:val="21"/>
-                        </w:rPr>
-                        <w:t>, </w:t>
-                      </w:r>
-                      <w:r>
-                        <w:rPr>
-                          <w:rFonts w:ascii="Courier New" w:eastAsia="宋体" w:hAnsi="Courier New" w:cs="Courier New"/>
-                          <w:noProof w:val="0"/>
-                          <w:color w:val="001080"/>
-                          <w:kern w:val="0"/>
-                          <w:szCs w:val="21"/>
-                        </w:rPr>
-                        <w:t>x</w:t>
-                      </w:r>
-                      <w:r>
-                        <w:rPr>
-                          <w:rFonts w:ascii="Courier New" w:eastAsia="宋体" w:hAnsi="Courier New" w:cs="Courier New"/>
-                          <w:noProof w:val="0"/>
-                          <w:color w:val="000000"/>
-                          <w:kern w:val="0"/>
-                          <w:szCs w:val="21"/>
-                        </w:rPr>
-                        <w:t>):</w:t>
+                          <w:color w:val="000000"/>
+                          <w:kern w:val="0"/>
+                          <w:szCs w:val="21"/>
+                        </w:rPr>
+                        <w:t>.conv1(x), </w:t>
+                      </w:r>
+                      <w:r>
+                        <w:rPr>
+                          <w:rFonts w:ascii="Courier New" w:eastAsia="宋体" w:hAnsi="Courier New" w:cs="Courier New"/>
+                          <w:color w:val="09885A"/>
+                          <w:kern w:val="0"/>
+                          <w:szCs w:val="21"/>
+                        </w:rPr>
+                        <w:t>2</w:t>
+                      </w:r>
+                      <w:r>
+                        <w:rPr>
+                          <w:rFonts w:ascii="Courier New" w:eastAsia="宋体" w:hAnsi="Courier New" w:cs="Courier New"/>
+                          <w:color w:val="000000"/>
+                          <w:kern w:val="0"/>
+                          <w:szCs w:val="21"/>
+                        </w:rPr>
+                        <w:t>))</w:t>
                       </w:r>
                     </w:p>
                     <w:p>
@@ -14929,48 +13975,23 @@
                         <w:jc w:val="left"/>
                         <w:rPr>
                           <w:rFonts w:ascii="Courier New" w:eastAsia="宋体" w:hAnsi="Courier New" w:cs="Courier New"/>
-                          <w:noProof w:val="0"/>
-                          <w:color w:val="000000"/>
-                          <w:kern w:val="0"/>
-                          <w:szCs w:val="21"/>
-                        </w:rPr>
-                      </w:pPr>
-                      <w:r>
-                        <w:rPr>
-                          <w:rFonts w:ascii="Courier New" w:eastAsia="宋体" w:hAnsi="Courier New" w:cs="Courier New"/>
-                          <w:noProof w:val="0"/>
-                          <w:color w:val="000000"/>
-                          <w:kern w:val="0"/>
-                          <w:szCs w:val="21"/>
-                        </w:rPr>
-                        <w:t>        x = </w:t>
-                      </w:r>
-                      <w:proofErr w:type="gramStart"/>
-                      <w:r>
-                        <w:rPr>
-                          <w:rFonts w:ascii="Courier New" w:eastAsia="宋体" w:hAnsi="Courier New" w:cs="Courier New"/>
-                          <w:noProof w:val="0"/>
-                          <w:color w:val="000000"/>
-                          <w:kern w:val="0"/>
-                          <w:szCs w:val="21"/>
-                        </w:rPr>
-                        <w:t>torch.relu</w:t>
-                      </w:r>
-                      <w:proofErr w:type="gramEnd"/>
-                      <w:r>
-                        <w:rPr>
-                          <w:rFonts w:ascii="Courier New" w:eastAsia="宋体" w:hAnsi="Courier New" w:cs="Courier New"/>
-                          <w:noProof w:val="0"/>
-                          <w:color w:val="000000"/>
-                          <w:kern w:val="0"/>
-                          <w:szCs w:val="21"/>
-                        </w:rPr>
-                        <w:t>(F.max_pool2d(</w:t>
-                      </w:r>
-                      <w:r>
-                        <w:rPr>
-                          <w:rFonts w:ascii="Courier New" w:eastAsia="宋体" w:hAnsi="Courier New" w:cs="Courier New"/>
-                          <w:noProof w:val="0"/>
+                          <w:color w:val="000000"/>
+                          <w:kern w:val="0"/>
+                          <w:szCs w:val="21"/>
+                        </w:rPr>
+                      </w:pPr>
+                      <w:r>
+                        <w:rPr>
+                          <w:rFonts w:ascii="Courier New" w:eastAsia="宋体" w:hAnsi="Courier New" w:cs="Courier New"/>
+                          <w:color w:val="000000"/>
+                          <w:kern w:val="0"/>
+                          <w:szCs w:val="21"/>
+                        </w:rPr>
+                        <w:t>        x = torch.relu(F.max_pool2d(</w:t>
+                      </w:r>
+                      <w:r>
+                        <w:rPr>
+                          <w:rFonts w:ascii="Courier New" w:eastAsia="宋体" w:hAnsi="Courier New" w:cs="Courier New"/>
                           <w:color w:val="001080"/>
                           <w:kern w:val="0"/>
                           <w:szCs w:val="21"/>
@@ -14980,17 +14001,33 @@
                       <w:r>
                         <w:rPr>
                           <w:rFonts w:ascii="Courier New" w:eastAsia="宋体" w:hAnsi="Courier New" w:cs="Courier New"/>
-                          <w:noProof w:val="0"/>
-                          <w:color w:val="000000"/>
-                          <w:kern w:val="0"/>
-                          <w:szCs w:val="21"/>
-                        </w:rPr>
-                        <w:t>.conv1(x), </w:t>
-                      </w:r>
-                      <w:r>
-                        <w:rPr>
-                          <w:rFonts w:ascii="Courier New" w:eastAsia="宋体" w:hAnsi="Courier New" w:cs="Courier New"/>
-                          <w:noProof w:val="0"/>
+                          <w:color w:val="000000"/>
+                          <w:kern w:val="0"/>
+                          <w:szCs w:val="21"/>
+                        </w:rPr>
+                        <w:t>.conv2_drop(</w:t>
+                      </w:r>
+                      <w:r>
+                        <w:rPr>
+                          <w:rFonts w:ascii="Courier New" w:eastAsia="宋体" w:hAnsi="Courier New" w:cs="Courier New"/>
+                          <w:color w:val="001080"/>
+                          <w:kern w:val="0"/>
+                          <w:szCs w:val="21"/>
+                        </w:rPr>
+                        <w:t>self</w:t>
+                      </w:r>
+                      <w:r>
+                        <w:rPr>
+                          <w:rFonts w:ascii="Courier New" w:eastAsia="宋体" w:hAnsi="Courier New" w:cs="Courier New"/>
+                          <w:color w:val="000000"/>
+                          <w:kern w:val="0"/>
+                          <w:szCs w:val="21"/>
+                        </w:rPr>
+                        <w:t>.conv2(x)), </w:t>
+                      </w:r>
+                      <w:r>
+                        <w:rPr>
+                          <w:rFonts w:ascii="Courier New" w:eastAsia="宋体" w:hAnsi="Courier New" w:cs="Courier New"/>
                           <w:color w:val="09885A"/>
                           <w:kern w:val="0"/>
                           <w:szCs w:val="21"/>
@@ -15000,7 +14037,6 @@
                       <w:r>
                         <w:rPr>
                           <w:rFonts w:ascii="Courier New" w:eastAsia="宋体" w:hAnsi="Courier New" w:cs="Courier New"/>
-                          <w:noProof w:val="0"/>
                           <w:color w:val="000000"/>
                           <w:kern w:val="0"/>
                           <w:szCs w:val="21"/>
@@ -15016,103 +14052,28 @@
                         <w:jc w:val="left"/>
                         <w:rPr>
                           <w:rFonts w:ascii="Courier New" w:eastAsia="宋体" w:hAnsi="Courier New" w:cs="Courier New"/>
-                          <w:noProof w:val="0"/>
-                          <w:color w:val="000000"/>
-                          <w:kern w:val="0"/>
-                          <w:szCs w:val="21"/>
-                        </w:rPr>
-                      </w:pPr>
-                      <w:r>
-                        <w:rPr>
-                          <w:rFonts w:ascii="Courier New" w:eastAsia="宋体" w:hAnsi="Courier New" w:cs="Courier New"/>
-                          <w:noProof w:val="0"/>
-                          <w:color w:val="000000"/>
-                          <w:kern w:val="0"/>
-                          <w:szCs w:val="21"/>
-                        </w:rPr>
-                        <w:t>        x = </w:t>
-                      </w:r>
-                      <w:proofErr w:type="gramStart"/>
-                      <w:r>
-                        <w:rPr>
-                          <w:rFonts w:ascii="Courier New" w:eastAsia="宋体" w:hAnsi="Courier New" w:cs="Courier New"/>
-                          <w:noProof w:val="0"/>
-                          <w:color w:val="000000"/>
-                          <w:kern w:val="0"/>
-                          <w:szCs w:val="21"/>
-                        </w:rPr>
-                        <w:t>torch.relu</w:t>
-                      </w:r>
-                      <w:proofErr w:type="gramEnd"/>
-                      <w:r>
-                        <w:rPr>
-                          <w:rFonts w:ascii="Courier New" w:eastAsia="宋体" w:hAnsi="Courier New" w:cs="Courier New"/>
-                          <w:noProof w:val="0"/>
-                          <w:color w:val="000000"/>
-                          <w:kern w:val="0"/>
-                          <w:szCs w:val="21"/>
-                        </w:rPr>
-                        <w:t>(F.max_pool2d(</w:t>
-                      </w:r>
-                      <w:r>
-                        <w:rPr>
-                          <w:rFonts w:ascii="Courier New" w:eastAsia="宋体" w:hAnsi="Courier New" w:cs="Courier New"/>
-                          <w:noProof w:val="0"/>
-                          <w:color w:val="001080"/>
-                          <w:kern w:val="0"/>
-                          <w:szCs w:val="21"/>
-                        </w:rPr>
-                        <w:t>self</w:t>
-                      </w:r>
-                      <w:r>
-                        <w:rPr>
-                          <w:rFonts w:ascii="Courier New" w:eastAsia="宋体" w:hAnsi="Courier New" w:cs="Courier New"/>
-                          <w:noProof w:val="0"/>
-                          <w:color w:val="000000"/>
-                          <w:kern w:val="0"/>
-                          <w:szCs w:val="21"/>
-                        </w:rPr>
-                        <w:t>.conv2_drop(</w:t>
-                      </w:r>
-                      <w:r>
-                        <w:rPr>
-                          <w:rFonts w:ascii="Courier New" w:eastAsia="宋体" w:hAnsi="Courier New" w:cs="Courier New"/>
-                          <w:noProof w:val="0"/>
-                          <w:color w:val="001080"/>
-                          <w:kern w:val="0"/>
-                          <w:szCs w:val="21"/>
-                        </w:rPr>
-                        <w:t>self</w:t>
-                      </w:r>
-                      <w:r>
-                        <w:rPr>
-                          <w:rFonts w:ascii="Courier New" w:eastAsia="宋体" w:hAnsi="Courier New" w:cs="Courier New"/>
-                          <w:noProof w:val="0"/>
-                          <w:color w:val="000000"/>
-                          <w:kern w:val="0"/>
-                          <w:szCs w:val="21"/>
-                        </w:rPr>
-                        <w:t>.conv2(x)), </w:t>
-                      </w:r>
-                      <w:r>
-                        <w:rPr>
-                          <w:rFonts w:ascii="Courier New" w:eastAsia="宋体" w:hAnsi="Courier New" w:cs="Courier New"/>
-                          <w:noProof w:val="0"/>
-                          <w:color w:val="09885A"/>
-                          <w:kern w:val="0"/>
-                          <w:szCs w:val="21"/>
-                        </w:rPr>
-                        <w:t>2</w:t>
-                      </w:r>
-                      <w:r>
-                        <w:rPr>
-                          <w:rFonts w:ascii="Courier New" w:eastAsia="宋体" w:hAnsi="Courier New" w:cs="Courier New"/>
-                          <w:noProof w:val="0"/>
-                          <w:color w:val="000000"/>
-                          <w:kern w:val="0"/>
-                          <w:szCs w:val="21"/>
-                        </w:rPr>
-                        <w:t>))</w:t>
+                          <w:color w:val="000000"/>
+                          <w:kern w:val="0"/>
+                          <w:szCs w:val="21"/>
+                        </w:rPr>
+                      </w:pPr>
+                      <w:r>
+                        <w:rPr>
+                          <w:rFonts w:ascii="Courier New" w:eastAsia="宋体" w:hAnsi="Courier New" w:cs="Courier New"/>
+                          <w:color w:val="000000"/>
+                          <w:kern w:val="0"/>
+                          <w:szCs w:val="21"/>
+                        </w:rPr>
+                        <w:t>        </w:t>
+                      </w:r>
+                      <w:r>
+                        <w:rPr>
+                          <w:rFonts w:ascii="Courier New" w:eastAsia="宋体" w:hAnsi="Courier New" w:cs="Courier New"/>
+                          <w:color w:val="008000"/>
+                          <w:kern w:val="0"/>
+                          <w:szCs w:val="21"/>
+                        </w:rPr>
+                        <w:t># flatten over channel, height and width = 1600</w:t>
                       </w:r>
                     </w:p>
                     <w:p>
@@ -15123,21 +14084,91 @@
                         <w:jc w:val="left"/>
                         <w:rPr>
                           <w:rFonts w:ascii="Courier New" w:eastAsia="宋体" w:hAnsi="Courier New" w:cs="Courier New"/>
-                          <w:noProof w:val="0"/>
-                          <w:color w:val="000000"/>
-                          <w:kern w:val="0"/>
-                          <w:szCs w:val="21"/>
-                        </w:rPr>
-                      </w:pPr>
-                      <w:r>
-                        <w:rPr>
-                          <w:rFonts w:ascii="Courier New" w:eastAsia="宋体" w:hAnsi="Courier New" w:cs="Courier New"/>
-                          <w:noProof w:val="0"/>
-                          <w:color w:val="000000"/>
-                          <w:kern w:val="0"/>
-                          <w:szCs w:val="21"/>
-                        </w:rPr>
-                        <w:t>        </w:t>
+                          <w:color w:val="000000"/>
+                          <w:kern w:val="0"/>
+                          <w:szCs w:val="21"/>
+                        </w:rPr>
+                      </w:pPr>
+                      <w:r>
+                        <w:rPr>
+                          <w:rFonts w:ascii="Courier New" w:eastAsia="宋体" w:hAnsi="Courier New" w:cs="Courier New"/>
+                          <w:color w:val="000000"/>
+                          <w:kern w:val="0"/>
+                          <w:szCs w:val="21"/>
+                        </w:rPr>
+                        <w:t>        x = x.view(</w:t>
+                      </w:r>
+                      <w:r>
+                        <w:rPr>
+                          <w:rFonts w:ascii="Courier New" w:eastAsia="宋体" w:hAnsi="Courier New" w:cs="Courier New"/>
+                          <w:color w:val="09885A"/>
+                          <w:kern w:val="0"/>
+                          <w:szCs w:val="21"/>
+                        </w:rPr>
+                        <w:t>-1</w:t>
+                      </w:r>
+                      <w:r>
+                        <w:rPr>
+                          <w:rFonts w:ascii="Courier New" w:eastAsia="宋体" w:hAnsi="Courier New" w:cs="Courier New"/>
+                          <w:color w:val="000000"/>
+                          <w:kern w:val="0"/>
+                          <w:szCs w:val="21"/>
+                        </w:rPr>
+                        <w:t>, x.size(</w:t>
+                      </w:r>
+                      <w:r>
+                        <w:rPr>
+                          <w:rFonts w:ascii="Courier New" w:eastAsia="宋体" w:hAnsi="Courier New" w:cs="Courier New"/>
+                          <w:color w:val="09885A"/>
+                          <w:kern w:val="0"/>
+                          <w:szCs w:val="21"/>
+                        </w:rPr>
+                        <w:t>1</w:t>
+                      </w:r>
+                      <w:r>
+                        <w:rPr>
+                          <w:rFonts w:ascii="Courier New" w:eastAsia="宋体" w:hAnsi="Courier New" w:cs="Courier New"/>
+                          <w:color w:val="000000"/>
+                          <w:kern w:val="0"/>
+                          <w:szCs w:val="21"/>
+                        </w:rPr>
+                        <w:t>) * x.size(</w:t>
+                      </w:r>
+                      <w:r>
+                        <w:rPr>
+                          <w:rFonts w:ascii="Courier New" w:eastAsia="宋体" w:hAnsi="Courier New" w:cs="Courier New"/>
+                          <w:color w:val="09885A"/>
+                          <w:kern w:val="0"/>
+                          <w:szCs w:val="21"/>
+                        </w:rPr>
+                        <w:t>2</w:t>
+                      </w:r>
+                      <w:r>
+                        <w:rPr>
+                          <w:rFonts w:ascii="Courier New" w:eastAsia="宋体" w:hAnsi="Courier New" w:cs="Courier New"/>
+                          <w:color w:val="000000"/>
+                          <w:kern w:val="0"/>
+                          <w:szCs w:val="21"/>
+                        </w:rPr>
+                        <w:t>) * x.size(</w:t>
+                      </w:r>
+                      <w:r>
+                        <w:rPr>
+                          <w:rFonts w:ascii="Courier New" w:eastAsia="宋体" w:hAnsi="Courier New" w:cs="Courier New"/>
+                          <w:color w:val="09885A"/>
+                          <w:kern w:val="0"/>
+                          <w:szCs w:val="21"/>
+                        </w:rPr>
+                        <w:t>3</w:t>
+                      </w:r>
+                      <w:r>
+                        <w:rPr>
+                          <w:rFonts w:ascii="Courier New" w:eastAsia="宋体" w:hAnsi="Courier New" w:cs="Courier New"/>
+                          <w:color w:val="000000"/>
+                          <w:kern w:val="0"/>
+                          <w:szCs w:val="21"/>
+                        </w:rPr>
+                        <w:t>))</w:t>
                       </w:r>
                     </w:p>
                     <w:p>
@@ -15148,31 +14179,19 @@
                         <w:jc w:val="left"/>
                         <w:rPr>
                           <w:rFonts w:ascii="Courier New" w:eastAsia="宋体" w:hAnsi="Courier New" w:cs="Courier New"/>
-                          <w:noProof w:val="0"/>
-                          <w:color w:val="000000"/>
-                          <w:kern w:val="0"/>
-                          <w:szCs w:val="21"/>
-                        </w:rPr>
-                      </w:pPr>
-                      <w:r>
-                        <w:rPr>
-                          <w:rFonts w:ascii="Courier New" w:eastAsia="宋体" w:hAnsi="Courier New" w:cs="Courier New"/>
-                          <w:noProof w:val="0"/>
+                          <w:color w:val="000000"/>
+                          <w:kern w:val="0"/>
+                          <w:szCs w:val="21"/>
+                        </w:rPr>
+                      </w:pPr>
+                      <w:r>
+                        <w:rPr>
+                          <w:rFonts w:ascii="Courier New" w:eastAsia="宋体" w:hAnsi="Courier New" w:cs="Courier New"/>
                           <w:color w:val="000000"/>
                           <w:kern w:val="0"/>
                           <w:szCs w:val="21"/>
                         </w:rPr>
                         <w:t>        </w:t>
-                      </w:r>
-                      <w:r>
-                        <w:rPr>
-                          <w:rFonts w:ascii="Courier New" w:eastAsia="宋体" w:hAnsi="Courier New" w:cs="Courier New"/>
-                          <w:noProof w:val="0"/>
-                          <w:color w:val="008000"/>
-                          <w:kern w:val="0"/>
-                          <w:szCs w:val="21"/>
-                        </w:rPr>
-                        <w:t># flatten over channel, height and width = 1600</w:t>
                       </w:r>
                     </w:p>
                     <w:p>
@@ -15183,123 +14202,55 @@
                         <w:jc w:val="left"/>
                         <w:rPr>
                           <w:rFonts w:ascii="Courier New" w:eastAsia="宋体" w:hAnsi="Courier New" w:cs="Courier New"/>
-                          <w:noProof w:val="0"/>
-                          <w:color w:val="000000"/>
-                          <w:kern w:val="0"/>
-                          <w:szCs w:val="21"/>
-                        </w:rPr>
-                      </w:pPr>
-                      <w:r>
-                        <w:rPr>
-                          <w:rFonts w:ascii="Courier New" w:eastAsia="宋体" w:hAnsi="Courier New" w:cs="Courier New"/>
-                          <w:noProof w:val="0"/>
-                          <w:color w:val="000000"/>
-                          <w:kern w:val="0"/>
-                          <w:szCs w:val="21"/>
-                        </w:rPr>
-                        <w:t>        x = </w:t>
-                      </w:r>
-                      <w:proofErr w:type="gramStart"/>
-                      <w:r>
-                        <w:rPr>
-                          <w:rFonts w:ascii="Courier New" w:eastAsia="宋体" w:hAnsi="Courier New" w:cs="Courier New"/>
-                          <w:noProof w:val="0"/>
-                          <w:color w:val="000000"/>
-                          <w:kern w:val="0"/>
-                          <w:szCs w:val="21"/>
-                        </w:rPr>
-                        <w:t>x.view</w:t>
-                      </w:r>
-                      <w:proofErr w:type="gramEnd"/>
-                      <w:r>
-                        <w:rPr>
-                          <w:rFonts w:ascii="Courier New" w:eastAsia="宋体" w:hAnsi="Courier New" w:cs="Courier New"/>
-                          <w:noProof w:val="0"/>
-                          <w:color w:val="000000"/>
-                          <w:kern w:val="0"/>
-                          <w:szCs w:val="21"/>
-                        </w:rPr>
-                        <w:t>(</w:t>
-                      </w:r>
-                      <w:r>
-                        <w:rPr>
-                          <w:rFonts w:ascii="Courier New" w:eastAsia="宋体" w:hAnsi="Courier New" w:cs="Courier New"/>
-                          <w:noProof w:val="0"/>
-                          <w:color w:val="09885A"/>
-                          <w:kern w:val="0"/>
-                          <w:szCs w:val="21"/>
-                        </w:rPr>
-                        <w:t>-1</w:t>
-                      </w:r>
-                      <w:r>
-                        <w:rPr>
-                          <w:rFonts w:ascii="Courier New" w:eastAsia="宋体" w:hAnsi="Courier New" w:cs="Courier New"/>
-                          <w:noProof w:val="0"/>
-                          <w:color w:val="000000"/>
-                          <w:kern w:val="0"/>
-                          <w:szCs w:val="21"/>
-                        </w:rPr>
-                        <w:t>, x.size(</w:t>
-                      </w:r>
-                      <w:r>
-                        <w:rPr>
-                          <w:rFonts w:ascii="Courier New" w:eastAsia="宋体" w:hAnsi="Courier New" w:cs="Courier New"/>
-                          <w:noProof w:val="0"/>
-                          <w:color w:val="09885A"/>
-                          <w:kern w:val="0"/>
-                          <w:szCs w:val="21"/>
-                        </w:rPr>
-                        <w:t>1</w:t>
-                      </w:r>
-                      <w:r>
-                        <w:rPr>
-                          <w:rFonts w:ascii="Courier New" w:eastAsia="宋体" w:hAnsi="Courier New" w:cs="Courier New"/>
-                          <w:noProof w:val="0"/>
-                          <w:color w:val="000000"/>
-                          <w:kern w:val="0"/>
-                          <w:szCs w:val="21"/>
-                        </w:rPr>
-                        <w:t>) * x.size(</w:t>
-                      </w:r>
-                      <w:r>
-                        <w:rPr>
-                          <w:rFonts w:ascii="Courier New" w:eastAsia="宋体" w:hAnsi="Courier New" w:cs="Courier New"/>
-                          <w:noProof w:val="0"/>
-                          <w:color w:val="09885A"/>
-                          <w:kern w:val="0"/>
-                          <w:szCs w:val="21"/>
-                        </w:rPr>
-                        <w:t>2</w:t>
-                      </w:r>
-                      <w:r>
-                        <w:rPr>
-                          <w:rFonts w:ascii="Courier New" w:eastAsia="宋体" w:hAnsi="Courier New" w:cs="Courier New"/>
-                          <w:noProof w:val="0"/>
-                          <w:color w:val="000000"/>
-                          <w:kern w:val="0"/>
-                          <w:szCs w:val="21"/>
-                        </w:rPr>
-                        <w:t>) * x.size(</w:t>
-                      </w:r>
-                      <w:r>
-                        <w:rPr>
-                          <w:rFonts w:ascii="Courier New" w:eastAsia="宋体" w:hAnsi="Courier New" w:cs="Courier New"/>
-                          <w:noProof w:val="0"/>
-                          <w:color w:val="09885A"/>
-                          <w:kern w:val="0"/>
-                          <w:szCs w:val="21"/>
-                        </w:rPr>
-                        <w:t>3</w:t>
-                      </w:r>
-                      <w:r>
-                        <w:rPr>
-                          <w:rFonts w:ascii="Courier New" w:eastAsia="宋体" w:hAnsi="Courier New" w:cs="Courier New"/>
-                          <w:noProof w:val="0"/>
-                          <w:color w:val="000000"/>
-                          <w:kern w:val="0"/>
-                          <w:szCs w:val="21"/>
-                        </w:rPr>
-                        <w:t>))</w:t>
+                          <w:color w:val="000000"/>
+                          <w:kern w:val="0"/>
+                          <w:szCs w:val="21"/>
+                        </w:rPr>
+                      </w:pPr>
+                      <w:r>
+                        <w:rPr>
+                          <w:rFonts w:ascii="Courier New" w:eastAsia="宋体" w:hAnsi="Courier New" w:cs="Courier New"/>
+                          <w:color w:val="000000"/>
+                          <w:kern w:val="0"/>
+                          <w:szCs w:val="21"/>
+                        </w:rPr>
+                        <w:t>        x = torch.relu(</w:t>
+                      </w:r>
+                      <w:r>
+                        <w:rPr>
+                          <w:rFonts w:ascii="Courier New" w:eastAsia="宋体" w:hAnsi="Courier New" w:cs="Courier New"/>
+                          <w:color w:val="001080"/>
+                          <w:kern w:val="0"/>
+                          <w:szCs w:val="21"/>
+                        </w:rPr>
+                        <w:t>self</w:t>
+                      </w:r>
+                      <w:r>
+                        <w:rPr>
+                          <w:rFonts w:ascii="Courier New" w:eastAsia="宋体" w:hAnsi="Courier New" w:cs="Courier New"/>
+                          <w:color w:val="000000"/>
+                          <w:kern w:val="0"/>
+                          <w:szCs w:val="21"/>
+                        </w:rPr>
+                        <w:t>.fc1_drop(</w:t>
+                      </w:r>
+                      <w:r>
+                        <w:rPr>
+                          <w:rFonts w:ascii="Courier New" w:eastAsia="宋体" w:hAnsi="Courier New" w:cs="Courier New"/>
+                          <w:color w:val="001080"/>
+                          <w:kern w:val="0"/>
+                          <w:szCs w:val="21"/>
+                        </w:rPr>
+                        <w:t>self</w:t>
+                      </w:r>
+                      <w:r>
+                        <w:rPr>
+                          <w:rFonts w:ascii="Courier New" w:eastAsia="宋体" w:hAnsi="Courier New" w:cs="Courier New"/>
+                          <w:color w:val="000000"/>
+                          <w:kern w:val="0"/>
+                          <w:szCs w:val="21"/>
+                        </w:rPr>
+                        <w:t>.fc1(x)))</w:t>
                       </w:r>
                     </w:p>
                     <w:p>
@@ -15310,21 +14261,55 @@
                         <w:jc w:val="left"/>
                         <w:rPr>
                           <w:rFonts w:ascii="Courier New" w:eastAsia="宋体" w:hAnsi="Courier New" w:cs="Courier New"/>
-                          <w:noProof w:val="0"/>
-                          <w:color w:val="000000"/>
-                          <w:kern w:val="0"/>
-                          <w:szCs w:val="21"/>
-                        </w:rPr>
-                      </w:pPr>
-                      <w:r>
-                        <w:rPr>
-                          <w:rFonts w:ascii="Courier New" w:eastAsia="宋体" w:hAnsi="Courier New" w:cs="Courier New"/>
-                          <w:noProof w:val="0"/>
-                          <w:color w:val="000000"/>
-                          <w:kern w:val="0"/>
-                          <w:szCs w:val="21"/>
-                        </w:rPr>
-                        <w:t>        </w:t>
+                          <w:color w:val="000000"/>
+                          <w:kern w:val="0"/>
+                          <w:szCs w:val="21"/>
+                        </w:rPr>
+                      </w:pPr>
+                      <w:r>
+                        <w:rPr>
+                          <w:rFonts w:ascii="Courier New" w:eastAsia="宋体" w:hAnsi="Courier New" w:cs="Courier New"/>
+                          <w:color w:val="000000"/>
+                          <w:kern w:val="0"/>
+                          <w:szCs w:val="21"/>
+                        </w:rPr>
+                        <w:t>        x = torch.softmax(</w:t>
+                      </w:r>
+                      <w:r>
+                        <w:rPr>
+                          <w:rFonts w:ascii="Courier New" w:eastAsia="宋体" w:hAnsi="Courier New" w:cs="Courier New"/>
+                          <w:color w:val="001080"/>
+                          <w:kern w:val="0"/>
+                          <w:szCs w:val="21"/>
+                        </w:rPr>
+                        <w:t>self</w:t>
+                      </w:r>
+                      <w:r>
+                        <w:rPr>
+                          <w:rFonts w:ascii="Courier New" w:eastAsia="宋体" w:hAnsi="Courier New" w:cs="Courier New"/>
+                          <w:color w:val="000000"/>
+                          <w:kern w:val="0"/>
+                          <w:szCs w:val="21"/>
+                        </w:rPr>
+                        <w:t>.fc2(x), dim=</w:t>
+                      </w:r>
+                      <w:r>
+                        <w:rPr>
+                          <w:rFonts w:ascii="Courier New" w:eastAsia="宋体" w:hAnsi="Courier New" w:cs="Courier New"/>
+                          <w:color w:val="09885A"/>
+                          <w:kern w:val="0"/>
+                          <w:szCs w:val="21"/>
+                        </w:rPr>
+                        <w:t>-1</w:t>
+                      </w:r>
+                      <w:r>
+                        <w:rPr>
+                          <w:rFonts w:ascii="Courier New" w:eastAsia="宋体" w:hAnsi="Courier New" w:cs="Courier New"/>
+                          <w:color w:val="000000"/>
+                          <w:kern w:val="0"/>
+                          <w:szCs w:val="21"/>
+                        </w:rPr>
+                        <w:t>)</w:t>
                       </w:r>
                     </w:p>
                     <w:p>
@@ -15335,83 +14320,37 @@
                         <w:jc w:val="left"/>
                         <w:rPr>
                           <w:rFonts w:ascii="Courier New" w:eastAsia="宋体" w:hAnsi="Courier New" w:cs="Courier New"/>
-                          <w:noProof w:val="0"/>
-                          <w:color w:val="000000"/>
-                          <w:kern w:val="0"/>
-                          <w:szCs w:val="21"/>
-                        </w:rPr>
-                      </w:pPr>
-                      <w:r>
-                        <w:rPr>
-                          <w:rFonts w:ascii="Courier New" w:eastAsia="宋体" w:hAnsi="Courier New" w:cs="Courier New"/>
-                          <w:noProof w:val="0"/>
-                          <w:color w:val="000000"/>
-                          <w:kern w:val="0"/>
-                          <w:szCs w:val="21"/>
-                        </w:rPr>
-                        <w:t>        x = </w:t>
-                      </w:r>
-                      <w:proofErr w:type="gramStart"/>
-                      <w:r>
-                        <w:rPr>
-                          <w:rFonts w:ascii="Courier New" w:eastAsia="宋体" w:hAnsi="Courier New" w:cs="Courier New"/>
-                          <w:noProof w:val="0"/>
-                          <w:color w:val="000000"/>
-                          <w:kern w:val="0"/>
-                          <w:szCs w:val="21"/>
-                        </w:rPr>
-                        <w:t>torch.relu</w:t>
-                      </w:r>
-                      <w:proofErr w:type="gramEnd"/>
-                      <w:r>
-                        <w:rPr>
-                          <w:rFonts w:ascii="Courier New" w:eastAsia="宋体" w:hAnsi="Courier New" w:cs="Courier New"/>
-                          <w:noProof w:val="0"/>
-                          <w:color w:val="000000"/>
-                          <w:kern w:val="0"/>
-                          <w:szCs w:val="21"/>
-                        </w:rPr>
-                        <w:t>(</w:t>
-                      </w:r>
-                      <w:r>
-                        <w:rPr>
-                          <w:rFonts w:ascii="Courier New" w:eastAsia="宋体" w:hAnsi="Courier New" w:cs="Courier New"/>
-                          <w:noProof w:val="0"/>
-                          <w:color w:val="001080"/>
-                          <w:kern w:val="0"/>
-                          <w:szCs w:val="21"/>
-                        </w:rPr>
-                        <w:t>self</w:t>
-                      </w:r>
-                      <w:r>
-                        <w:rPr>
-                          <w:rFonts w:ascii="Courier New" w:eastAsia="宋体" w:hAnsi="Courier New" w:cs="Courier New"/>
-                          <w:noProof w:val="0"/>
-                          <w:color w:val="000000"/>
-                          <w:kern w:val="0"/>
-                          <w:szCs w:val="21"/>
-                        </w:rPr>
-                        <w:t>.fc1_drop(</w:t>
-                      </w:r>
-                      <w:r>
-                        <w:rPr>
-                          <w:rFonts w:ascii="Courier New" w:eastAsia="宋体" w:hAnsi="Courier New" w:cs="Courier New"/>
-                          <w:noProof w:val="0"/>
-                          <w:color w:val="001080"/>
-                          <w:kern w:val="0"/>
-                          <w:szCs w:val="21"/>
-                        </w:rPr>
-                        <w:t>self</w:t>
-                      </w:r>
-                      <w:r>
-                        <w:rPr>
-                          <w:rFonts w:ascii="Courier New" w:eastAsia="宋体" w:hAnsi="Courier New" w:cs="Courier New"/>
-                          <w:noProof w:val="0"/>
-                          <w:color w:val="000000"/>
-                          <w:kern w:val="0"/>
-                          <w:szCs w:val="21"/>
-                        </w:rPr>
-                        <w:t>.fc1(x)))</w:t>
+                          <w:color w:val="000000"/>
+                          <w:kern w:val="0"/>
+                          <w:szCs w:val="21"/>
+                        </w:rPr>
+                      </w:pPr>
+                      <w:r>
+                        <w:rPr>
+                          <w:rFonts w:ascii="Courier New" w:eastAsia="宋体" w:hAnsi="Courier New" w:cs="Courier New"/>
+                          <w:color w:val="000000"/>
+                          <w:kern w:val="0"/>
+                          <w:szCs w:val="21"/>
+                        </w:rPr>
+                        <w:t>        </w:t>
+                      </w:r>
+                      <w:r>
+                        <w:rPr>
+                          <w:rFonts w:ascii="Courier New" w:eastAsia="宋体" w:hAnsi="Courier New" w:cs="Courier New"/>
+                          <w:color w:val="AF00DB"/>
+                          <w:kern w:val="0"/>
+                          <w:szCs w:val="21"/>
+                        </w:rPr>
+                        <w:t>return</w:t>
+                      </w:r>
+                      <w:r>
+                        <w:rPr>
+                          <w:rFonts w:ascii="Courier New" w:eastAsia="宋体" w:hAnsi="Courier New" w:cs="Courier New"/>
+                          <w:color w:val="000000"/>
+                          <w:kern w:val="0"/>
+                          <w:szCs w:val="21"/>
+                        </w:rPr>
+                        <w:t> x</w:t>
                       </w:r>
                     </w:p>
                     <w:p>
@@ -15422,78 +14361,32 @@
                         <w:jc w:val="left"/>
                         <w:rPr>
                           <w:rFonts w:ascii="Courier New" w:eastAsia="宋体" w:hAnsi="Courier New" w:cs="Courier New"/>
-                          <w:noProof w:val="0"/>
-                          <w:color w:val="000000"/>
-                          <w:kern w:val="0"/>
-                          <w:szCs w:val="21"/>
-                        </w:rPr>
-                      </w:pPr>
-                      <w:r>
-                        <w:rPr>
-                          <w:rFonts w:ascii="Courier New" w:eastAsia="宋体" w:hAnsi="Courier New" w:cs="Courier New"/>
-                          <w:noProof w:val="0"/>
-                          <w:color w:val="000000"/>
-                          <w:kern w:val="0"/>
-                          <w:szCs w:val="21"/>
-                        </w:rPr>
-                        <w:t>        x = </w:t>
-                      </w:r>
-                      <w:proofErr w:type="gramStart"/>
-                      <w:r>
-                        <w:rPr>
-                          <w:rFonts w:ascii="Courier New" w:eastAsia="宋体" w:hAnsi="Courier New" w:cs="Courier New"/>
-                          <w:noProof w:val="0"/>
-                          <w:color w:val="000000"/>
-                          <w:kern w:val="0"/>
-                          <w:szCs w:val="21"/>
-                        </w:rPr>
-                        <w:t>torch.softmax</w:t>
-                      </w:r>
-                      <w:proofErr w:type="gramEnd"/>
-                      <w:r>
-                        <w:rPr>
-                          <w:rFonts w:ascii="Courier New" w:eastAsia="宋体" w:hAnsi="Courier New" w:cs="Courier New"/>
-                          <w:noProof w:val="0"/>
-                          <w:color w:val="000000"/>
-                          <w:kern w:val="0"/>
-                          <w:szCs w:val="21"/>
-                        </w:rPr>
-                        <w:t>(</w:t>
-                      </w:r>
-                      <w:r>
-                        <w:rPr>
-                          <w:rFonts w:ascii="Courier New" w:eastAsia="宋体" w:hAnsi="Courier New" w:cs="Courier New"/>
-                          <w:noProof w:val="0"/>
-                          <w:color w:val="001080"/>
-                          <w:kern w:val="0"/>
-                          <w:szCs w:val="21"/>
-                        </w:rPr>
-                        <w:t>self</w:t>
-                      </w:r>
-                      <w:r>
-                        <w:rPr>
-                          <w:rFonts w:ascii="Courier New" w:eastAsia="宋体" w:hAnsi="Courier New" w:cs="Courier New"/>
-                          <w:noProof w:val="0"/>
-                          <w:color w:val="000000"/>
-                          <w:kern w:val="0"/>
-                          <w:szCs w:val="21"/>
-                        </w:rPr>
-                        <w:t>.fc2(x), dim=</w:t>
-                      </w:r>
-                      <w:r>
-                        <w:rPr>
-                          <w:rFonts w:ascii="Courier New" w:eastAsia="宋体" w:hAnsi="Courier New" w:cs="Courier New"/>
-                          <w:noProof w:val="0"/>
+                          <w:color w:val="000000"/>
+                          <w:kern w:val="0"/>
+                          <w:szCs w:val="21"/>
+                        </w:rPr>
+                      </w:pPr>
+                      <w:r>
+                        <w:rPr>
+                          <w:rFonts w:ascii="Courier New" w:eastAsia="宋体" w:hAnsi="Courier New" w:cs="Courier New"/>
+                          <w:color w:val="000000"/>
+                          <w:kern w:val="0"/>
+                          <w:szCs w:val="21"/>
+                        </w:rPr>
+                        <w:t>torch.manual_seed(</w:t>
+                      </w:r>
+                      <w:r>
+                        <w:rPr>
+                          <w:rFonts w:ascii="Courier New" w:eastAsia="宋体" w:hAnsi="Courier New" w:cs="Courier New"/>
                           <w:color w:val="09885A"/>
                           <w:kern w:val="0"/>
                           <w:szCs w:val="21"/>
                         </w:rPr>
-                        <w:t>-1</w:t>
-                      </w:r>
-                      <w:r>
-                        <w:rPr>
-                          <w:rFonts w:ascii="Courier New" w:eastAsia="宋体" w:hAnsi="Courier New" w:cs="Courier New"/>
-                          <w:noProof w:val="0"/>
+                        <w:t>0</w:t>
+                      </w:r>
+                      <w:r>
+                        <w:rPr>
+                          <w:rFonts w:ascii="Courier New" w:eastAsia="宋体" w:hAnsi="Courier New" w:cs="Courier New"/>
                           <w:color w:val="000000"/>
                           <w:kern w:val="0"/>
                           <w:szCs w:val="21"/>
@@ -15508,42 +14401,20 @@
                         <w:spacing w:line="285" w:lineRule="atLeast"/>
                         <w:jc w:val="left"/>
                         <w:rPr>
-                          <w:rFonts w:ascii="Courier New" w:eastAsia="宋体" w:hAnsi="Courier New" w:cs="Courier New" w:hint="eastAsia"/>
-                          <w:noProof w:val="0"/>
-                          <w:color w:val="000000"/>
-                          <w:kern w:val="0"/>
-                          <w:szCs w:val="21"/>
-                        </w:rPr>
-                      </w:pPr>
-                      <w:r>
-                        <w:rPr>
-                          <w:rFonts w:ascii="Courier New" w:eastAsia="宋体" w:hAnsi="Courier New" w:cs="Courier New"/>
-                          <w:noProof w:val="0"/>
-                          <w:color w:val="000000"/>
-                          <w:kern w:val="0"/>
-                          <w:szCs w:val="21"/>
-                        </w:rPr>
-                        <w:t>        </w:t>
-                      </w:r>
-                      <w:r>
-                        <w:rPr>
-                          <w:rFonts w:ascii="Courier New" w:eastAsia="宋体" w:hAnsi="Courier New" w:cs="Courier New"/>
-                          <w:noProof w:val="0"/>
-                          <w:color w:val="AF00DB"/>
-                          <w:kern w:val="0"/>
-                          <w:szCs w:val="21"/>
-                        </w:rPr>
-                        <w:t>return</w:t>
-                      </w:r>
-                      <w:r>
-                        <w:rPr>
-                          <w:rFonts w:ascii="Courier New" w:eastAsia="宋体" w:hAnsi="Courier New" w:cs="Courier New"/>
-                          <w:noProof w:val="0"/>
-                          <w:color w:val="000000"/>
-                          <w:kern w:val="0"/>
-                          <w:szCs w:val="21"/>
-                        </w:rPr>
-                        <w:t> x</w:t>
+                          <w:rFonts w:ascii="Courier New" w:eastAsia="宋体" w:hAnsi="Courier New" w:cs="Courier New"/>
+                          <w:color w:val="000000"/>
+                          <w:kern w:val="0"/>
+                          <w:szCs w:val="21"/>
+                        </w:rPr>
+                      </w:pPr>
+                      <w:r>
+                        <w:rPr>
+                          <w:rFonts w:ascii="Courier New" w:eastAsia="宋体" w:hAnsi="Courier New" w:cs="Courier New"/>
+                          <w:color w:val="000000"/>
+                          <w:kern w:val="0"/>
+                          <w:szCs w:val="21"/>
+                        </w:rPr>
+                        <w:t>cnn = NeuralNetClassifier(</w:t>
                       </w:r>
                     </w:p>
                     <w:p>
@@ -15553,54 +14424,20 @@
                         <w:spacing w:line="285" w:lineRule="atLeast"/>
                         <w:jc w:val="left"/>
                         <w:rPr>
-                          <w:rFonts w:ascii="Courier New" w:eastAsia="宋体" w:hAnsi="Courier New" w:cs="Courier New" w:hint="eastAsia"/>
-                          <w:noProof w:val="0"/>
-                          <w:color w:val="000000"/>
-                          <w:kern w:val="0"/>
-                          <w:szCs w:val="21"/>
-                        </w:rPr>
-                      </w:pPr>
-                      <w:proofErr w:type="gramStart"/>
-                      <w:r>
-                        <w:rPr>
-                          <w:rFonts w:ascii="Courier New" w:eastAsia="宋体" w:hAnsi="Courier New" w:cs="Courier New"/>
-                          <w:noProof w:val="0"/>
-                          <w:color w:val="000000"/>
-                          <w:kern w:val="0"/>
-                          <w:szCs w:val="21"/>
-                        </w:rPr>
-                        <w:t>torch.manual</w:t>
-                      </w:r>
-                      <w:proofErr w:type="gramEnd"/>
-                      <w:r>
-                        <w:rPr>
-                          <w:rFonts w:ascii="Courier New" w:eastAsia="宋体" w:hAnsi="Courier New" w:cs="Courier New"/>
-                          <w:noProof w:val="0"/>
-                          <w:color w:val="000000"/>
-                          <w:kern w:val="0"/>
-                          <w:szCs w:val="21"/>
-                        </w:rPr>
-                        <w:t>_seed(</w:t>
-                      </w:r>
-                      <w:r>
-                        <w:rPr>
-                          <w:rFonts w:ascii="Courier New" w:eastAsia="宋体" w:hAnsi="Courier New" w:cs="Courier New"/>
-                          <w:noProof w:val="0"/>
-                          <w:color w:val="09885A"/>
-                          <w:kern w:val="0"/>
-                          <w:szCs w:val="21"/>
-                        </w:rPr>
-                        <w:t>0</w:t>
-                      </w:r>
-                      <w:r>
-                        <w:rPr>
-                          <w:rFonts w:ascii="Courier New" w:eastAsia="宋体" w:hAnsi="Courier New" w:cs="Courier New"/>
-                          <w:noProof w:val="0"/>
-                          <w:color w:val="000000"/>
-                          <w:kern w:val="0"/>
-                          <w:szCs w:val="21"/>
-                        </w:rPr>
-                        <w:t>)</w:t>
+                          <w:rFonts w:ascii="Courier New" w:eastAsia="宋体" w:hAnsi="Courier New" w:cs="Courier New"/>
+                          <w:color w:val="000000"/>
+                          <w:kern w:val="0"/>
+                          <w:szCs w:val="21"/>
+                        </w:rPr>
+                      </w:pPr>
+                      <w:r>
+                        <w:rPr>
+                          <w:rFonts w:ascii="Courier New" w:eastAsia="宋体" w:hAnsi="Courier New" w:cs="Courier New"/>
+                          <w:color w:val="000000"/>
+                          <w:kern w:val="0"/>
+                          <w:szCs w:val="21"/>
+                        </w:rPr>
+                        <w:t>    Cnn,</w:t>
                       </w:r>
                     </w:p>
                     <w:p>
@@ -15611,34 +14448,38 @@
                         <w:jc w:val="left"/>
                         <w:rPr>
                           <w:rFonts w:ascii="Courier New" w:eastAsia="宋体" w:hAnsi="Courier New" w:cs="Courier New"/>
-                          <w:noProof w:val="0"/>
-                          <w:color w:val="000000"/>
-                          <w:kern w:val="0"/>
-                          <w:szCs w:val="21"/>
-                        </w:rPr>
-                      </w:pPr>
-                      <w:r>
-                        <w:rPr>
-                          <w:rFonts w:ascii="Courier New" w:eastAsia="宋体" w:hAnsi="Courier New" w:cs="Courier New"/>
-                          <w:noProof w:val="0"/>
-                          <w:color w:val="000000"/>
-                          <w:kern w:val="0"/>
-                          <w:szCs w:val="21"/>
-                        </w:rPr>
-                        <w:t>cnn = </w:t>
-                      </w:r>
-                      <w:proofErr w:type="gramStart"/>
-                      <w:r>
-                        <w:rPr>
-                          <w:rFonts w:ascii="Courier New" w:eastAsia="宋体" w:hAnsi="Courier New" w:cs="Courier New"/>
-                          <w:noProof w:val="0"/>
-                          <w:color w:val="000000"/>
-                          <w:kern w:val="0"/>
-                          <w:szCs w:val="21"/>
-                        </w:rPr>
-                        <w:t>NeuralNetClassifier(</w:t>
-                      </w:r>
-                      <w:proofErr w:type="gramEnd"/>
+                          <w:color w:val="000000"/>
+                          <w:kern w:val="0"/>
+                          <w:szCs w:val="21"/>
+                        </w:rPr>
+                      </w:pPr>
+                      <w:r>
+                        <w:rPr>
+                          <w:rFonts w:ascii="Courier New" w:eastAsia="宋体" w:hAnsi="Courier New" w:cs="Courier New"/>
+                          <w:color w:val="000000"/>
+                          <w:kern w:val="0"/>
+                          <w:szCs w:val="21"/>
+                        </w:rPr>
+                        <w:t>    max_epochs=</w:t>
+                      </w:r>
+                      <w:r>
+                        <w:rPr>
+                          <w:rFonts w:ascii="Courier New" w:eastAsia="宋体" w:hAnsi="Courier New" w:cs="Courier New"/>
+                          <w:color w:val="09885A"/>
+                          <w:kern w:val="0"/>
+                          <w:szCs w:val="21"/>
+                        </w:rPr>
+                        <w:t>10</w:t>
+                      </w:r>
+                      <w:r>
+                        <w:rPr>
+                          <w:rFonts w:ascii="Courier New" w:eastAsia="宋体" w:hAnsi="Courier New" w:cs="Courier New"/>
+                          <w:color w:val="000000"/>
+                          <w:kern w:val="0"/>
+                          <w:szCs w:val="21"/>
+                        </w:rPr>
+                        <w:t>,</w:t>
+                      </w:r>
                     </w:p>
                     <w:p>
                       <w:pPr>
@@ -15648,21 +14489,37 @@
                         <w:jc w:val="left"/>
                         <w:rPr>
                           <w:rFonts w:ascii="Courier New" w:eastAsia="宋体" w:hAnsi="Courier New" w:cs="Courier New"/>
-                          <w:noProof w:val="0"/>
-                          <w:color w:val="000000"/>
-                          <w:kern w:val="0"/>
-                          <w:szCs w:val="21"/>
-                        </w:rPr>
-                      </w:pPr>
-                      <w:r>
-                        <w:rPr>
-                          <w:rFonts w:ascii="Courier New" w:eastAsia="宋体" w:hAnsi="Courier New" w:cs="Courier New"/>
-                          <w:noProof w:val="0"/>
-                          <w:color w:val="000000"/>
-                          <w:kern w:val="0"/>
-                          <w:szCs w:val="21"/>
-                        </w:rPr>
-                        <w:t>    Cnn,</w:t>
+                          <w:color w:val="000000"/>
+                          <w:kern w:val="0"/>
+                          <w:szCs w:val="21"/>
+                        </w:rPr>
+                      </w:pPr>
+                      <w:r>
+                        <w:rPr>
+                          <w:rFonts w:ascii="Courier New" w:eastAsia="宋体" w:hAnsi="Courier New" w:cs="Courier New"/>
+                          <w:color w:val="000000"/>
+                          <w:kern w:val="0"/>
+                          <w:szCs w:val="21"/>
+                        </w:rPr>
+                        <w:t>    lr=</w:t>
+                      </w:r>
+                      <w:r>
+                        <w:rPr>
+                          <w:rFonts w:ascii="Courier New" w:eastAsia="宋体" w:hAnsi="Courier New" w:cs="Courier New"/>
+                          <w:color w:val="09885A"/>
+                          <w:kern w:val="0"/>
+                          <w:szCs w:val="21"/>
+                        </w:rPr>
+                        <w:t>0.002</w:t>
+                      </w:r>
+                      <w:r>
+                        <w:rPr>
+                          <w:rFonts w:ascii="Courier New" w:eastAsia="宋体" w:hAnsi="Courier New" w:cs="Courier New"/>
+                          <w:color w:val="000000"/>
+                          <w:kern w:val="0"/>
+                          <w:szCs w:val="21"/>
+                        </w:rPr>
+                        <w:t>,</w:t>
                       </w:r>
                     </w:p>
                     <w:p>
@@ -15673,41 +14530,19 @@
                         <w:jc w:val="left"/>
                         <w:rPr>
                           <w:rFonts w:ascii="Courier New" w:eastAsia="宋体" w:hAnsi="Courier New" w:cs="Courier New"/>
-                          <w:noProof w:val="0"/>
-                          <w:color w:val="000000"/>
-                          <w:kern w:val="0"/>
-                          <w:szCs w:val="21"/>
-                        </w:rPr>
-                      </w:pPr>
-                      <w:r>
-                        <w:rPr>
-                          <w:rFonts w:ascii="Courier New" w:eastAsia="宋体" w:hAnsi="Courier New" w:cs="Courier New"/>
-                          <w:noProof w:val="0"/>
-                          <w:color w:val="000000"/>
-                          <w:kern w:val="0"/>
-                          <w:szCs w:val="21"/>
-                        </w:rPr>
-                        <w:t>    max_epochs=</w:t>
-                      </w:r>
-                      <w:r>
-                        <w:rPr>
-                          <w:rFonts w:ascii="Courier New" w:eastAsia="宋体" w:hAnsi="Courier New" w:cs="Courier New"/>
-                          <w:noProof w:val="0"/>
-                          <w:color w:val="09885A"/>
-                          <w:kern w:val="0"/>
-                          <w:szCs w:val="21"/>
-                        </w:rPr>
-                        <w:t>10</w:t>
-                      </w:r>
-                      <w:r>
-                        <w:rPr>
-                          <w:rFonts w:ascii="Courier New" w:eastAsia="宋体" w:hAnsi="Courier New" w:cs="Courier New"/>
-                          <w:noProof w:val="0"/>
-                          <w:color w:val="000000"/>
-                          <w:kern w:val="0"/>
-                          <w:szCs w:val="21"/>
-                        </w:rPr>
-                        <w:t>,</w:t>
+                          <w:color w:val="000000"/>
+                          <w:kern w:val="0"/>
+                          <w:szCs w:val="21"/>
+                        </w:rPr>
+                      </w:pPr>
+                      <w:r>
+                        <w:rPr>
+                          <w:rFonts w:ascii="Courier New" w:eastAsia="宋体" w:hAnsi="Courier New" w:cs="Courier New"/>
+                          <w:color w:val="000000"/>
+                          <w:kern w:val="0"/>
+                          <w:szCs w:val="21"/>
+                        </w:rPr>
+                        <w:t>    optimizer=torch.optim.Adam,</w:t>
                       </w:r>
                     </w:p>
                     <w:p>
@@ -15718,41 +14553,19 @@
                         <w:jc w:val="left"/>
                         <w:rPr>
                           <w:rFonts w:ascii="Courier New" w:eastAsia="宋体" w:hAnsi="Courier New" w:cs="Courier New"/>
-                          <w:noProof w:val="0"/>
-                          <w:color w:val="000000"/>
-                          <w:kern w:val="0"/>
-                          <w:szCs w:val="21"/>
-                        </w:rPr>
-                      </w:pPr>
-                      <w:r>
-                        <w:rPr>
-                          <w:rFonts w:ascii="Courier New" w:eastAsia="宋体" w:hAnsi="Courier New" w:cs="Courier New"/>
-                          <w:noProof w:val="0"/>
-                          <w:color w:val="000000"/>
-                          <w:kern w:val="0"/>
-                          <w:szCs w:val="21"/>
-                        </w:rPr>
-                        <w:t>    lr=</w:t>
-                      </w:r>
-                      <w:r>
-                        <w:rPr>
-                          <w:rFonts w:ascii="Courier New" w:eastAsia="宋体" w:hAnsi="Courier New" w:cs="Courier New"/>
-                          <w:noProof w:val="0"/>
-                          <w:color w:val="09885A"/>
-                          <w:kern w:val="0"/>
-                          <w:szCs w:val="21"/>
-                        </w:rPr>
-                        <w:t>0.002</w:t>
-                      </w:r>
-                      <w:r>
-                        <w:rPr>
-                          <w:rFonts w:ascii="Courier New" w:eastAsia="宋体" w:hAnsi="Courier New" w:cs="Courier New"/>
-                          <w:noProof w:val="0"/>
-                          <w:color w:val="000000"/>
-                          <w:kern w:val="0"/>
-                          <w:szCs w:val="21"/>
-                        </w:rPr>
-                        <w:t>,</w:t>
+                          <w:color w:val="000000"/>
+                          <w:kern w:val="0"/>
+                          <w:szCs w:val="21"/>
+                        </w:rPr>
+                      </w:pPr>
+                      <w:r>
+                        <w:rPr>
+                          <w:rFonts w:ascii="Courier New" w:eastAsia="宋体" w:hAnsi="Courier New" w:cs="Courier New"/>
+                          <w:color w:val="000000"/>
+                          <w:kern w:val="0"/>
+                          <w:szCs w:val="21"/>
+                        </w:rPr>
+                        <w:t>    device=device,</w:t>
                       </w:r>
                     </w:p>
                     <w:p>
@@ -15763,43 +14576,19 @@
                         <w:jc w:val="left"/>
                         <w:rPr>
                           <w:rFonts w:ascii="Courier New" w:eastAsia="宋体" w:hAnsi="Courier New" w:cs="Courier New"/>
-                          <w:noProof w:val="0"/>
-                          <w:color w:val="000000"/>
-                          <w:kern w:val="0"/>
-                          <w:szCs w:val="21"/>
-                        </w:rPr>
-                      </w:pPr>
-                      <w:r>
-                        <w:rPr>
-                          <w:rFonts w:ascii="Courier New" w:eastAsia="宋体" w:hAnsi="Courier New" w:cs="Courier New"/>
-                          <w:noProof w:val="0"/>
-                          <w:color w:val="000000"/>
-                          <w:kern w:val="0"/>
-                          <w:szCs w:val="21"/>
-                        </w:rPr>
-                        <w:t>    optimizer=</w:t>
-                      </w:r>
-                      <w:proofErr w:type="gramStart"/>
-                      <w:r>
-                        <w:rPr>
-                          <w:rFonts w:ascii="Courier New" w:eastAsia="宋体" w:hAnsi="Courier New" w:cs="Courier New"/>
-                          <w:noProof w:val="0"/>
-                          <w:color w:val="000000"/>
-                          <w:kern w:val="0"/>
-                          <w:szCs w:val="21"/>
-                        </w:rPr>
-                        <w:t>torch.optim</w:t>
-                      </w:r>
-                      <w:proofErr w:type="gramEnd"/>
-                      <w:r>
-                        <w:rPr>
-                          <w:rFonts w:ascii="Courier New" w:eastAsia="宋体" w:hAnsi="Courier New" w:cs="Courier New"/>
-                          <w:noProof w:val="0"/>
-                          <w:color w:val="000000"/>
-                          <w:kern w:val="0"/>
-                          <w:szCs w:val="21"/>
-                        </w:rPr>
-                        <w:t>.Adam,</w:t>
+                          <w:color w:val="000000"/>
+                          <w:kern w:val="0"/>
+                          <w:szCs w:val="21"/>
+                        </w:rPr>
+                      </w:pPr>
+                      <w:r>
+                        <w:rPr>
+                          <w:rFonts w:ascii="Courier New" w:eastAsia="宋体" w:hAnsi="Courier New" w:cs="Courier New"/>
+                          <w:color w:val="000000"/>
+                          <w:kern w:val="0"/>
+                          <w:szCs w:val="21"/>
+                        </w:rPr>
+                        <w:t>)</w:t>
                       </w:r>
                     </w:p>
                     <w:p>
@@ -15810,21 +14599,19 @@
                         <w:jc w:val="left"/>
                         <w:rPr>
                           <w:rFonts w:ascii="Courier New" w:eastAsia="宋体" w:hAnsi="Courier New" w:cs="Courier New"/>
-                          <w:noProof w:val="0"/>
-                          <w:color w:val="000000"/>
-                          <w:kern w:val="0"/>
-                          <w:szCs w:val="21"/>
-                        </w:rPr>
-                      </w:pPr>
-                      <w:r>
-                        <w:rPr>
-                          <w:rFonts w:ascii="Courier New" w:eastAsia="宋体" w:hAnsi="Courier New" w:cs="Courier New"/>
-                          <w:noProof w:val="0"/>
-                          <w:color w:val="000000"/>
-                          <w:kern w:val="0"/>
-                          <w:szCs w:val="21"/>
-                        </w:rPr>
-                        <w:t>    device=device,</w:t>
+                          <w:color w:val="000000"/>
+                          <w:kern w:val="0"/>
+                          <w:szCs w:val="21"/>
+                        </w:rPr>
+                      </w:pPr>
+                      <w:r>
+                        <w:rPr>
+                          <w:rFonts w:ascii="Courier New" w:eastAsia="宋体" w:hAnsi="Courier New" w:cs="Courier New"/>
+                          <w:color w:val="000000"/>
+                          <w:kern w:val="0"/>
+                          <w:szCs w:val="21"/>
+                        </w:rPr>
+                        <w:t>cnn.fit(XCnn_train, y_train);</w:t>
                       </w:r>
                     </w:p>
                     <w:p>
@@ -15834,22 +14621,20 @@
                         <w:spacing w:line="285" w:lineRule="atLeast"/>
                         <w:jc w:val="left"/>
                         <w:rPr>
-                          <w:rFonts w:ascii="Courier New" w:eastAsia="宋体" w:hAnsi="Courier New" w:cs="Courier New" w:hint="eastAsia"/>
-                          <w:noProof w:val="0"/>
-                          <w:color w:val="000000"/>
-                          <w:kern w:val="0"/>
-                          <w:szCs w:val="21"/>
-                        </w:rPr>
-                      </w:pPr>
-                      <w:r>
-                        <w:rPr>
-                          <w:rFonts w:ascii="Courier New" w:eastAsia="宋体" w:hAnsi="Courier New" w:cs="Courier New"/>
-                          <w:noProof w:val="0"/>
-                          <w:color w:val="000000"/>
-                          <w:kern w:val="0"/>
-                          <w:szCs w:val="21"/>
-                        </w:rPr>
-                        <w:t>)</w:t>
+                          <w:rFonts w:ascii="Courier New" w:eastAsia="宋体" w:hAnsi="Courier New" w:cs="Courier New"/>
+                          <w:color w:val="000000"/>
+                          <w:kern w:val="0"/>
+                          <w:szCs w:val="21"/>
+                        </w:rPr>
+                      </w:pPr>
+                      <w:r>
+                        <w:rPr>
+                          <w:rFonts w:ascii="Courier New" w:eastAsia="宋体" w:hAnsi="Courier New" w:cs="Courier New"/>
+                          <w:color w:val="000000"/>
+                          <w:kern w:val="0"/>
+                          <w:szCs w:val="21"/>
+                        </w:rPr>
+                        <w:t>y_pred_cnn = cnn.predict(XCnn_test)</w:t>
                       </w:r>
                     </w:p>
                     <w:p>
@@ -15859,34 +14644,20 @@
                         <w:spacing w:line="285" w:lineRule="atLeast"/>
                         <w:jc w:val="left"/>
                         <w:rPr>
-                          <w:rFonts w:ascii="Courier New" w:eastAsia="宋体" w:hAnsi="Courier New" w:cs="Courier New" w:hint="eastAsia"/>
-                          <w:noProof w:val="0"/>
-                          <w:color w:val="000000"/>
-                          <w:kern w:val="0"/>
-                          <w:szCs w:val="21"/>
-                        </w:rPr>
-                      </w:pPr>
-                      <w:proofErr w:type="gramStart"/>
-                      <w:r>
-                        <w:rPr>
-                          <w:rFonts w:ascii="Courier New" w:eastAsia="宋体" w:hAnsi="Courier New" w:cs="Courier New"/>
-                          <w:noProof w:val="0"/>
-                          <w:color w:val="000000"/>
-                          <w:kern w:val="0"/>
-                          <w:szCs w:val="21"/>
-                        </w:rPr>
-                        <w:t>cnn.fit(</w:t>
-                      </w:r>
-                      <w:proofErr w:type="gramEnd"/>
-                      <w:r>
-                        <w:rPr>
-                          <w:rFonts w:ascii="Courier New" w:eastAsia="宋体" w:hAnsi="Courier New" w:cs="Courier New"/>
-                          <w:noProof w:val="0"/>
-                          <w:color w:val="000000"/>
-                          <w:kern w:val="0"/>
-                          <w:szCs w:val="21"/>
-                        </w:rPr>
-                        <w:t>XCnn_train, y_train);</w:t>
+                          <w:rFonts w:ascii="Courier New" w:eastAsia="宋体" w:hAnsi="Courier New" w:cs="Courier New"/>
+                          <w:color w:val="000000"/>
+                          <w:kern w:val="0"/>
+                          <w:szCs w:val="21"/>
+                        </w:rPr>
+                      </w:pPr>
+                      <w:r>
+                        <w:rPr>
+                          <w:rFonts w:ascii="Courier New" w:eastAsia="宋体" w:hAnsi="Courier New" w:cs="Courier New"/>
+                          <w:color w:val="000000"/>
+                          <w:kern w:val="0"/>
+                          <w:szCs w:val="21"/>
+                        </w:rPr>
+                        <w:t>accuracy_score(y_test, y_pred_cnn)</w:t>
                       </w:r>
                     </w:p>
                     <w:p>
@@ -15896,44 +14667,20 @@
                         <w:spacing w:line="285" w:lineRule="atLeast"/>
                         <w:jc w:val="left"/>
                         <w:rPr>
-                          <w:rFonts w:ascii="Courier New" w:eastAsia="宋体" w:hAnsi="Courier New" w:cs="Courier New" w:hint="eastAsia"/>
-                          <w:noProof w:val="0"/>
-                          <w:color w:val="000000"/>
-                          <w:kern w:val="0"/>
-                          <w:szCs w:val="21"/>
-                        </w:rPr>
-                      </w:pPr>
-                      <w:r>
-                        <w:rPr>
-                          <w:rFonts w:ascii="Courier New" w:eastAsia="宋体" w:hAnsi="Courier New" w:cs="Courier New"/>
-                          <w:noProof w:val="0"/>
-                          <w:color w:val="000000"/>
-                          <w:kern w:val="0"/>
-                          <w:szCs w:val="21"/>
-                        </w:rPr>
-                        <w:t>y_pred_cnn = </w:t>
-                      </w:r>
-                      <w:proofErr w:type="gramStart"/>
-                      <w:r>
-                        <w:rPr>
-                          <w:rFonts w:ascii="Courier New" w:eastAsia="宋体" w:hAnsi="Courier New" w:cs="Courier New"/>
-                          <w:noProof w:val="0"/>
-                          <w:color w:val="000000"/>
-                          <w:kern w:val="0"/>
-                          <w:szCs w:val="21"/>
-                        </w:rPr>
-                        <w:t>cnn.predict</w:t>
-                      </w:r>
-                      <w:proofErr w:type="gramEnd"/>
-                      <w:r>
-                        <w:rPr>
-                          <w:rFonts w:ascii="Courier New" w:eastAsia="宋体" w:hAnsi="Courier New" w:cs="Courier New"/>
-                          <w:noProof w:val="0"/>
-                          <w:color w:val="000000"/>
-                          <w:kern w:val="0"/>
-                          <w:szCs w:val="21"/>
-                        </w:rPr>
-                        <w:t>(XCnn_test)</w:t>
+                          <w:rFonts w:ascii="Courier New" w:eastAsia="宋体" w:hAnsi="Courier New" w:cs="Courier New"/>
+                          <w:color w:val="000000"/>
+                          <w:kern w:val="0"/>
+                          <w:szCs w:val="21"/>
+                        </w:rPr>
+                      </w:pPr>
+                      <w:r>
+                        <w:rPr>
+                          <w:rFonts w:ascii="Courier New" w:eastAsia="宋体" w:hAnsi="Courier New" w:cs="Courier New"/>
+                          <w:color w:val="008000"/>
+                          <w:kern w:val="0"/>
+                          <w:szCs w:val="21"/>
+                        </w:rPr>
+                        <w:t>## An accuracy of &gt;98% should suffice for this example!</w:t>
                       </w:r>
                     </w:p>
                     <w:p>
@@ -15943,44 +14690,20 @@
                         <w:spacing w:line="285" w:lineRule="atLeast"/>
                         <w:jc w:val="left"/>
                         <w:rPr>
-                          <w:rFonts w:ascii="Courier New" w:eastAsia="宋体" w:hAnsi="Courier New" w:cs="Courier New" w:hint="eastAsia"/>
-                          <w:noProof w:val="0"/>
-                          <w:color w:val="000000"/>
-                          <w:kern w:val="0"/>
-                          <w:szCs w:val="21"/>
-                        </w:rPr>
-                      </w:pPr>
-                      <w:r>
-                        <w:rPr>
-                          <w:rFonts w:ascii="Courier New" w:eastAsia="宋体" w:hAnsi="Courier New" w:cs="Courier New"/>
-                          <w:noProof w:val="0"/>
-                          <w:color w:val="000000"/>
-                          <w:kern w:val="0"/>
-                          <w:szCs w:val="21"/>
-                        </w:rPr>
-                        <w:t>accuracy_</w:t>
-                      </w:r>
-                      <w:proofErr w:type="gramStart"/>
-                      <w:r>
-                        <w:rPr>
-                          <w:rFonts w:ascii="Courier New" w:eastAsia="宋体" w:hAnsi="Courier New" w:cs="Courier New"/>
-                          <w:noProof w:val="0"/>
-                          <w:color w:val="000000"/>
-                          <w:kern w:val="0"/>
-                          <w:szCs w:val="21"/>
-                        </w:rPr>
-                        <w:t>score(</w:t>
-                      </w:r>
-                      <w:proofErr w:type="gramEnd"/>
-                      <w:r>
-                        <w:rPr>
-                          <w:rFonts w:ascii="Courier New" w:eastAsia="宋体" w:hAnsi="Courier New" w:cs="Courier New"/>
-                          <w:noProof w:val="0"/>
-                          <w:color w:val="000000"/>
-                          <w:kern w:val="0"/>
-                          <w:szCs w:val="21"/>
-                        </w:rPr>
-                        <w:t>y_test, y_pred_cnn)</w:t>
+                          <w:rFonts w:ascii="Courier New" w:eastAsia="宋体" w:hAnsi="Courier New" w:cs="Courier New"/>
+                          <w:color w:val="000000"/>
+                          <w:kern w:val="0"/>
+                          <w:szCs w:val="21"/>
+                        </w:rPr>
+                      </w:pPr>
+                      <w:r>
+                        <w:rPr>
+                          <w:rFonts w:ascii="Courier New" w:eastAsia="宋体" w:hAnsi="Courier New" w:cs="Courier New"/>
+                          <w:color w:val="008000"/>
+                          <w:kern w:val="0"/>
+                          <w:szCs w:val="21"/>
+                        </w:rPr>
+                        <w:t>## Let's see how we fare on the examples that went wrong before:</w:t>
                       </w:r>
                     </w:p>
                     <w:p>
@@ -15990,22 +14713,20 @@
                         <w:spacing w:line="285" w:lineRule="atLeast"/>
                         <w:jc w:val="left"/>
                         <w:rPr>
-                          <w:rFonts w:ascii="Courier New" w:eastAsia="宋体" w:hAnsi="Courier New" w:cs="Courier New" w:hint="eastAsia"/>
-                          <w:noProof w:val="0"/>
-                          <w:color w:val="000000"/>
-                          <w:kern w:val="0"/>
-                          <w:szCs w:val="21"/>
-                        </w:rPr>
-                      </w:pPr>
-                      <w:r>
-                        <w:rPr>
-                          <w:rFonts w:ascii="Courier New" w:eastAsia="宋体" w:hAnsi="Courier New" w:cs="Courier New"/>
-                          <w:noProof w:val="0"/>
-                          <w:color w:val="008000"/>
-                          <w:kern w:val="0"/>
-                          <w:szCs w:val="21"/>
-                        </w:rPr>
-                        <w:t>## An accuracy of &gt;98% should suffice for this example!</w:t>
+                          <w:rFonts w:ascii="Courier New" w:eastAsia="宋体" w:hAnsi="Courier New" w:cs="Courier New"/>
+                          <w:color w:val="000000"/>
+                          <w:kern w:val="0"/>
+                          <w:szCs w:val="21"/>
+                        </w:rPr>
+                      </w:pPr>
+                      <w:r>
+                        <w:rPr>
+                          <w:rFonts w:ascii="Courier New" w:eastAsia="宋体" w:hAnsi="Courier New" w:cs="Courier New"/>
+                          <w:color w:val="000000"/>
+                          <w:kern w:val="0"/>
+                          <w:szCs w:val="21"/>
+                        </w:rPr>
+                        <w:t>accuracy_score(y_test[error_mask], y_pred_cnn[error_mask])</w:t>
                       </w:r>
                     </w:p>
                     <w:p>
@@ -16016,21 +14737,19 @@
                         <w:jc w:val="left"/>
                         <w:rPr>
                           <w:rFonts w:ascii="Courier New" w:eastAsia="宋体" w:hAnsi="Courier New" w:cs="Courier New"/>
-                          <w:noProof w:val="0"/>
-                          <w:color w:val="000000"/>
-                          <w:kern w:val="0"/>
-                          <w:szCs w:val="21"/>
-                        </w:rPr>
-                      </w:pPr>
-                      <w:r>
-                        <w:rPr>
-                          <w:rFonts w:ascii="Courier New" w:eastAsia="宋体" w:hAnsi="Courier New" w:cs="Courier New"/>
-                          <w:noProof w:val="0"/>
+                          <w:color w:val="000000"/>
+                          <w:kern w:val="0"/>
+                          <w:szCs w:val="21"/>
+                        </w:rPr>
+                      </w:pPr>
+                      <w:r>
+                        <w:rPr>
+                          <w:rFonts w:ascii="Courier New" w:eastAsia="宋体" w:hAnsi="Courier New" w:cs="Courier New"/>
                           <w:color w:val="008000"/>
                           <w:kern w:val="0"/>
                           <w:szCs w:val="21"/>
                         </w:rPr>
-                        <w:t>## Let's see how we fare on the examples that went wrong before:</w:t>
+                        <w:t>## Over 70% of the previously misclassified images are now correctly identified.</w:t>
                       </w:r>
                     </w:p>
                     <w:p>
@@ -16040,80 +14759,21 @@
                         <w:spacing w:line="285" w:lineRule="atLeast"/>
                         <w:jc w:val="left"/>
                         <w:rPr>
-                          <w:rFonts w:ascii="Courier New" w:eastAsia="宋体" w:hAnsi="Courier New" w:cs="Courier New" w:hint="eastAsia"/>
-                          <w:noProof w:val="0"/>
-                          <w:color w:val="000000"/>
-                          <w:kern w:val="0"/>
-                          <w:szCs w:val="21"/>
-                        </w:rPr>
-                      </w:pPr>
-                      <w:r>
-                        <w:rPr>
-                          <w:rFonts w:ascii="Courier New" w:eastAsia="宋体" w:hAnsi="Courier New" w:cs="Courier New"/>
-                          <w:noProof w:val="0"/>
-                          <w:color w:val="000000"/>
-                          <w:kern w:val="0"/>
-                          <w:szCs w:val="21"/>
-                        </w:rPr>
-                        <w:t>accuracy_score(y_test[error_mask], y_pred_cnn[error_mask])</w:t>
-                      </w:r>
-                    </w:p>
-                    <w:p>
-                      <w:pPr>
-                        <w:widowControl/>
-                        <w:shd w:val="clear" w:color="auto" w:fill="FFFFFE"/>
-                        <w:spacing w:line="285" w:lineRule="atLeast"/>
-                        <w:jc w:val="left"/>
-                        <w:rPr>
-                          <w:rFonts w:ascii="Courier New" w:eastAsia="宋体" w:hAnsi="Courier New" w:cs="Courier New"/>
-                          <w:noProof w:val="0"/>
-                          <w:color w:val="000000"/>
-                          <w:kern w:val="0"/>
-                          <w:szCs w:val="21"/>
-                        </w:rPr>
-                      </w:pPr>
-                      <w:r>
-                        <w:rPr>
-                          <w:rFonts w:ascii="Courier New" w:eastAsia="宋体" w:hAnsi="Courier New" w:cs="Courier New"/>
-                          <w:noProof w:val="0"/>
-                          <w:color w:val="008000"/>
-                          <w:kern w:val="0"/>
-                          <w:szCs w:val="21"/>
-                        </w:rPr>
-                        <w:t>## Over 70% of the previously misclassified images are now correctly identified.</w:t>
-                      </w:r>
-                    </w:p>
-                    <w:p>
-                      <w:pPr>
-                        <w:widowControl/>
-                        <w:shd w:val="clear" w:color="auto" w:fill="FFFFFE"/>
-                        <w:spacing w:line="285" w:lineRule="atLeast"/>
-                        <w:jc w:val="left"/>
-                        <w:rPr>
-                          <w:rFonts w:ascii="Courier New" w:eastAsia="宋体" w:hAnsi="Courier New" w:cs="Courier New"/>
-                          <w:noProof w:val="0"/>
-                          <w:color w:val="000000"/>
-                          <w:kern w:val="0"/>
-                          <w:szCs w:val="21"/>
-                        </w:rPr>
-                      </w:pPr>
-                      <w:r>
-                        <w:rPr>
-                          <w:rFonts w:ascii="Courier New" w:eastAsia="宋体" w:hAnsi="Courier New" w:cs="Courier New"/>
-                          <w:noProof w:val="0"/>
+                          <w:rFonts w:ascii="Courier New" w:eastAsia="宋体" w:hAnsi="Courier New" w:cs="Courier New"/>
+                          <w:color w:val="000000"/>
+                          <w:kern w:val="0"/>
+                          <w:szCs w:val="21"/>
+                        </w:rPr>
+                      </w:pPr>
+                      <w:r>
+                        <w:rPr>
+                          <w:rFonts w:ascii="Courier New" w:eastAsia="宋体" w:hAnsi="Courier New" w:cs="Courier New"/>
                           <w:color w:val="000000"/>
                           <w:kern w:val="0"/>
                           <w:szCs w:val="21"/>
                         </w:rPr>
                         <w:t>plot_example(X_test[error_mask], y_pred_cnn[error_mask])</w:t>
                       </w:r>
-                    </w:p>
-                    <w:p>
-                      <w:pPr>
-                        <w:rPr>
-                          <w:rFonts w:hint="eastAsia"/>
-                        </w:rPr>
-                      </w:pPr>
                     </w:p>
                   </w:txbxContent>
                 </v:textbox>
@@ -16131,46 +14791,7 @@
         <w:t xml:space="preserve"> </w:t>
       </w:r>
     </w:p>
-    <w:p>
-      <w:pPr>
-        <w:widowControl/>
-        <w:jc w:val="left"/>
-      </w:pPr>
-    </w:p>
-    <w:p>
-      <w:pPr>
-        <w:widowControl/>
-        <w:jc w:val="left"/>
-      </w:pPr>
-    </w:p>
-    <w:p>
-      <w:pPr>
-        <w:widowControl/>
-        <w:jc w:val="left"/>
-      </w:pPr>
-    </w:p>
-    <w:p>
-      <w:pPr>
-        <w:widowControl/>
-        <w:jc w:val="left"/>
-      </w:pPr>
-    </w:p>
-    <w:p>
-      <w:pPr>
-        <w:widowControl/>
-        <w:jc w:val="left"/>
-        <w:rPr>
-          <w:rFonts w:hint="eastAsia"/>
-        </w:rPr>
-      </w:pPr>
-    </w:p>
-    <w:p>
-      <w:pPr>
-        <w:rPr>
-          <w:rFonts w:hint="eastAsia"/>
-        </w:rPr>
-      </w:pPr>
-    </w:p>
+    <w:p/>
     <w:sectPr>
       <w:pgSz w:w="11906" w:h="16838"/>
       <w:pgMar w:top="1440" w:right="1800" w:bottom="1440" w:left="1800" w:header="851" w:footer="992" w:gutter="0"/>
@@ -16179,6 +14800,44 @@
     </w:sectPr>
   </w:body>
 </w:document>
+</file>
+
+<file path=word/endnotes.xml><?xml version="1.0" encoding="utf-8"?>
+<w:endnotes xmlns:wpc="http://schemas.microsoft.com/office/word/2010/wordprocessingCanvas" xmlns:cx="http://schemas.microsoft.com/office/drawing/2014/chartex" xmlns:cx1="http://schemas.microsoft.com/office/drawing/2015/9/8/chartex" xmlns:cx2="http://schemas.microsoft.com/office/drawing/2015/10/21/chartex" xmlns:cx3="http://schemas.microsoft.com/office/drawing/2016/5/9/chartex" xmlns:cx4="http://schemas.microsoft.com/office/drawing/2016/5/10/chartex" xmlns:cx5="http://schemas.microsoft.com/office/drawing/2016/5/11/chartex" xmlns:cx6="http://schemas.microsoft.com/office/drawing/2016/5/12/chartex" xmlns:cx7="http://schemas.microsoft.com/office/drawing/2016/5/13/chartex" xmlns:cx8="http://schemas.microsoft.com/office/drawing/2016/5/14/chartex" xmlns:mc="http://schemas.openxmlformats.org/markup-compatibility/2006" xmlns:aink="http://schemas.microsoft.com/office/drawing/2016/ink" xmlns:am3d="http://schemas.microsoft.com/office/drawing/2017/model3d" xmlns:o="urn:schemas-microsoft-com:office:office" xmlns:r="http://schemas.openxmlformats.org/officeDocument/2006/relationships" xmlns:m="http://schemas.openxmlformats.org/officeDocument/2006/math" xmlns:v="urn:schemas-microsoft-com:vml" xmlns:wp14="http://schemas.microsoft.com/office/word/2010/wordprocessingDrawing" xmlns:wp="http://schemas.openxmlformats.org/drawingml/2006/wordprocessingDrawing" xmlns:w10="urn:schemas-microsoft-com:office:word" xmlns:w="http://schemas.openxmlformats.org/wordprocessingml/2006/main" xmlns:w14="http://schemas.microsoft.com/office/word/2010/wordml" xmlns:w15="http://schemas.microsoft.com/office/word/2012/wordml" xmlns:w16cid="http://schemas.microsoft.com/office/word/2016/wordml/cid" xmlns:w16se="http://schemas.microsoft.com/office/word/2015/wordml/symex" xmlns:wpg="http://schemas.microsoft.com/office/word/2010/wordprocessingGroup" xmlns:wpi="http://schemas.microsoft.com/office/word/2010/wordprocessingInk" xmlns:wne="http://schemas.microsoft.com/office/word/2006/wordml" xmlns:wps="http://schemas.microsoft.com/office/word/2010/wordprocessingShape" mc:Ignorable="w14 w15 w16se w16cid wp14">
+  <w:endnote w:type="separator" w:id="-1">
+    <w:p>
+      <w:r>
+        <w:separator/>
+      </w:r>
+    </w:p>
+  </w:endnote>
+  <w:endnote w:type="continuationSeparator" w:id="0">
+    <w:p>
+      <w:r>
+        <w:continuationSeparator/>
+      </w:r>
+    </w:p>
+  </w:endnote>
+</w:endnotes>
+</file>
+
+<file path=word/footnotes.xml><?xml version="1.0" encoding="utf-8"?>
+<w:footnotes xmlns:wpc="http://schemas.microsoft.com/office/word/2010/wordprocessingCanvas" xmlns:cx="http://schemas.microsoft.com/office/drawing/2014/chartex" xmlns:cx1="http://schemas.microsoft.com/office/drawing/2015/9/8/chartex" xmlns:cx2="http://schemas.microsoft.com/office/drawing/2015/10/21/chartex" xmlns:cx3="http://schemas.microsoft.com/office/drawing/2016/5/9/chartex" xmlns:cx4="http://schemas.microsoft.com/office/drawing/2016/5/10/chartex" xmlns:cx5="http://schemas.microsoft.com/office/drawing/2016/5/11/chartex" xmlns:cx6="http://schemas.microsoft.com/office/drawing/2016/5/12/chartex" xmlns:cx7="http://schemas.microsoft.com/office/drawing/2016/5/13/chartex" xmlns:cx8="http://schemas.microsoft.com/office/drawing/2016/5/14/chartex" xmlns:mc="http://schemas.openxmlformats.org/markup-compatibility/2006" xmlns:aink="http://schemas.microsoft.com/office/drawing/2016/ink" xmlns:am3d="http://schemas.microsoft.com/office/drawing/2017/model3d" xmlns:o="urn:schemas-microsoft-com:office:office" xmlns:r="http://schemas.openxmlformats.org/officeDocument/2006/relationships" xmlns:m="http://schemas.openxmlformats.org/officeDocument/2006/math" xmlns:v="urn:schemas-microsoft-com:vml" xmlns:wp14="http://schemas.microsoft.com/office/word/2010/wordprocessingDrawing" xmlns:wp="http://schemas.openxmlformats.org/drawingml/2006/wordprocessingDrawing" xmlns:w10="urn:schemas-microsoft-com:office:word" xmlns:w="http://schemas.openxmlformats.org/wordprocessingml/2006/main" xmlns:w14="http://schemas.microsoft.com/office/word/2010/wordml" xmlns:w15="http://schemas.microsoft.com/office/word/2012/wordml" xmlns:w16cid="http://schemas.microsoft.com/office/word/2016/wordml/cid" xmlns:w16se="http://schemas.microsoft.com/office/word/2015/wordml/symex" xmlns:wpg="http://schemas.microsoft.com/office/word/2010/wordprocessingGroup" xmlns:wpi="http://schemas.microsoft.com/office/word/2010/wordprocessingInk" xmlns:wne="http://schemas.microsoft.com/office/word/2006/wordml" xmlns:wps="http://schemas.microsoft.com/office/word/2010/wordprocessingShape" mc:Ignorable="w14 w15 w16se w16cid wp14">
+  <w:footnote w:type="separator" w:id="-1">
+    <w:p>
+      <w:r>
+        <w:separator/>
+      </w:r>
+    </w:p>
+  </w:footnote>
+  <w:footnote w:type="continuationSeparator" w:id="0">
+    <w:p>
+      <w:r>
+        <w:continuationSeparator/>
+      </w:r>
+    </w:p>
+  </w:footnote>
+</w:footnotes>
 </file>
 
 <file path=word/styles.xml><?xml version="1.0" encoding="utf-8"?>
